--- a/dic/نماذج الافراد/نموذج توقيع التعاميم.docx
+++ b/dic/نماذج الافراد/نموذج توقيع التعاميم.docx
@@ -1,198 +1,37 @@
 
 <file path=word/document.xml><?xml version="1.0" encoding="utf-8"?>
-<w:document xmlns:wpc="http://schemas.microsoft.com/office/word/2010/wordprocessingCanvas" xmlns:cx="http://schemas.microsoft.com/office/drawing/2014/chartex" xmlns:cx1="http://schemas.microsoft.com/office/drawing/2015/9/8/chartex" xmlns:cx2="http://schemas.microsoft.com/office/drawing/2015/10/21/chartex" xmlns:cx3="http://schemas.microsoft.com/office/drawing/2016/5/9/chartex" xmlns:cx4="http://schemas.microsoft.com/office/drawing/2016/5/10/chartex" xmlns:cx5="http://schemas.microsoft.com/office/drawing/2016/5/11/chartex" xmlns:cx6="http://schemas.microsoft.com/office/drawing/2016/5/12/chartex" xmlns:cx7="http://schemas.microsoft.com/office/drawing/2016/5/13/chartex" xmlns:cx8="http://schemas.microsoft.com/office/drawing/2016/5/14/chartex" xmlns:mc="http://schemas.openxmlformats.org/markup-compatibility/2006" xmlns:aink="http://schemas.microsoft.com/office/drawing/2016/ink" xmlns:am3d="http://schemas.microsoft.com/office/drawing/2017/model3d" xmlns:o="urn:schemas-microsoft-com:office:office" xmlns:oel="http://schemas.microsoft.com/office/2019/extlst" xmlns:r="http://schemas.openxmlformats.org/officeDocument/2006/relationships" xmlns:m="http://schemas.openxmlformats.org/officeDocument/2006/math" xmlns:v="urn:schemas-microsoft-com:vml" xmlns:wp14="http://schemas.microsoft.com/office/word/2010/wordprocessingDrawing" xmlns:wp="http://schemas.openxmlformats.org/drawingml/2006/wordprocessingDrawing" xmlns:w10="urn:schemas-microsoft-com:office:word" xmlns:w="http://schemas.openxmlformats.org/wordprocessingml/2006/main" xmlns:w14="http://schemas.microsoft.com/office/word/2010/wordml" xmlns:w15="http://schemas.microsoft.com/office/word/2012/wordml" xmlns:w16cex="http://schemas.microsoft.com/office/word/2018/wordml/cex" xmlns:w16cid="http://schemas.microsoft.com/office/word/2016/wordml/cid" xmlns:w16="http://schemas.microsoft.com/office/word/2018/wordml" xmlns:w16du="http://schemas.microsoft.com/office/word/2023/wordml/word16du" xmlns:w16sdtdh="http://schemas.microsoft.com/office/word/2020/wordml/sdtdatahash" xmlns:w16se="http://schemas.microsoft.com/office/word/2015/wordml/symex" xmlns:wpg="http://schemas.microsoft.com/office/word/2010/wordprocessingGroup" xmlns:wpi="http://schemas.microsoft.com/office/word/2010/wordprocessingInk" xmlns:wne="http://schemas.microsoft.com/office/word/2006/wordml" xmlns:wps="http://schemas.microsoft.com/office/word/2010/wordprocessingShape" mc:Ignorable="w14 w15 w16se w16cid w16 w16cex w16sdtdh w16du wp14">
+<w:document xmlns:wpc="http://schemas.microsoft.com/office/word/2010/wordprocessingCanvas" xmlns:cx="http://schemas.microsoft.com/office/drawing/2014/chartex" xmlns:cx1="http://schemas.microsoft.com/office/drawing/2015/9/8/chartex" xmlns:cx2="http://schemas.microsoft.com/office/drawing/2015/10/21/chartex" xmlns:cx3="http://schemas.microsoft.com/office/drawing/2016/5/9/chartex" xmlns:cx4="http://schemas.microsoft.com/office/drawing/2016/5/10/chartex" xmlns:cx5="http://schemas.microsoft.com/office/drawing/2016/5/11/chartex" xmlns:cx6="http://schemas.microsoft.com/office/drawing/2016/5/12/chartex" xmlns:cx7="http://schemas.microsoft.com/office/drawing/2016/5/13/chartex" xmlns:cx8="http://schemas.microsoft.com/office/drawing/2016/5/14/chartex" xmlns:mc="http://schemas.openxmlformats.org/markup-compatibility/2006" xmlns:aink="http://schemas.microsoft.com/office/drawing/2016/ink" xmlns:am3d="http://schemas.microsoft.com/office/drawing/2017/model3d" xmlns:o="urn:schemas-microsoft-com:office:office" xmlns:oel="http://schemas.microsoft.com/office/2019/extlst" xmlns:r="http://schemas.openxmlformats.org/officeDocument/2006/relationships" xmlns:m="http://schemas.openxmlformats.org/officeDocument/2006/math" xmlns:v="urn:schemas-microsoft-com:vml" xmlns:wp14="http://schemas.microsoft.com/office/word/2010/wordprocessingDrawing" xmlns:wp="http://schemas.openxmlformats.org/drawingml/2006/wordprocessingDrawing" xmlns:w10="urn:schemas-microsoft-com:office:word" xmlns:w="http://schemas.openxmlformats.org/wordprocessingml/2006/main" xmlns:w14="http://schemas.microsoft.com/office/word/2010/wordml" xmlns:w15="http://schemas.microsoft.com/office/word/2012/wordml" xmlns:w16cex="http://schemas.microsoft.com/office/word/2018/wordml/cex" xmlns:w16cid="http://schemas.microsoft.com/office/word/2016/wordml/cid" xmlns:w16="http://schemas.microsoft.com/office/word/2018/wordml" xmlns:w16du="http://schemas.microsoft.com/office/word/2023/wordml/word16du" xmlns:w16sdtdh="http://schemas.microsoft.com/office/word/2020/wordml/sdtdatahash" xmlns:w16sdtfl="http://schemas.microsoft.com/office/word/2024/wordml/sdtformatlock" xmlns:w16se="http://schemas.microsoft.com/office/word/2015/wordml/symex" xmlns:wpg="http://schemas.microsoft.com/office/word/2010/wordprocessingGroup" xmlns:wpi="http://schemas.microsoft.com/office/word/2010/wordprocessingInk" xmlns:wne="http://schemas.microsoft.com/office/word/2006/wordml" xmlns:wps="http://schemas.microsoft.com/office/word/2010/wordprocessingShape" mc:Ignorable="w14 w15 w16se w16cid w16 w16cex w16sdtdh w16sdtfl w16du wp14">
   <w:body>
-    <w:p>
-      <w:pPr>
-        <w:jc w:val="center"/>
-        <w:rPr>
-          <w:rFonts w:ascii="Helvetica" w:eastAsia="Helvetica" w:hAnsi="Helvetica" w:cs="Helvetica" w:hint="default"/>
-          <w:sz w:val="29"/>
-          <w:szCs w:val="29"/>
-          <w:lang w:val="ar-SA"/>
-        </w:rPr>
-      </w:pPr>
-      <w:r>
-        <w:rPr>
-          <w:b/>
-          <w:bCs/>
-          <w:sz w:val="30"/>
-          <w:szCs w:val="30"/>
-          <w:rtl/>
-          <w:lang w:val="ar-SA"/>
-        </w:rPr>
-        <w:t xml:space="preserve">توقيع افراد مناوبة </w:t>
-      </w:r>
-      <w:proofErr w:type="gramStart"/>
-      <w:r>
-        <w:rPr>
-          <w:rFonts w:ascii="Times New Roman" w:hAnsi="Times New Roman"/>
-          <w:b/>
-          <w:bCs/>
-          <w:sz w:val="30"/>
-          <w:szCs w:val="30"/>
-          <w:rtl/>
-          <w:lang w:val="ar-SA"/>
-        </w:rPr>
-        <w:t>(</w:t>
-      </w:r>
-      <w:r>
-        <w:rPr>
-          <w:rFonts w:ascii="Times New Roman" w:hAnsi="Times New Roman"/>
-          <w:b/>
-          <w:bCs/>
-          <w:sz w:val="30"/>
-          <w:szCs w:val="30"/>
-          <w:rtl/>
-          <w:lang w:val="ar-SA"/>
-        </w:rPr>
-        <w:t xml:space="preserve">  </w:t>
-      </w:r>
-      <w:proofErr w:type="gramEnd"/>
-      <w:r>
-        <w:rPr>
-          <w:rFonts w:ascii="Times New Roman" w:hAnsi="Times New Roman"/>
-          <w:b/>
-          <w:bCs/>
-          <w:sz w:val="30"/>
-          <w:szCs w:val="30"/>
-          <w:rtl/>
-          <w:lang w:val="ar-SA"/>
-        </w:rPr>
-        <w:t xml:space="preserve">             </w:t>
-      </w:r>
-      <w:r>
-        <w:rPr>
-          <w:rFonts w:ascii="Times New Roman" w:hAnsi="Times New Roman"/>
-          <w:b/>
-          <w:bCs/>
-          <w:sz w:val="30"/>
-          <w:szCs w:val="30"/>
-          <w:rtl/>
-          <w:lang w:val="ar-SA"/>
-        </w:rPr>
-        <w:t xml:space="preserve"> </w:t>
-      </w:r>
-      <w:r>
-        <w:rPr>
-          <w:b/>
-          <w:bCs/>
-          <w:sz w:val="30"/>
-          <w:szCs w:val="30"/>
-          <w:rtl/>
-          <w:lang w:val="ar-SA"/>
-        </w:rPr>
-        <w:t xml:space="preserve"> </w:t>
-      </w:r>
-      <w:r>
-        <w:rPr>
-          <w:rFonts w:ascii="Times New Roman" w:hAnsi="Times New Roman"/>
-          <w:b/>
-          <w:bCs/>
-          <w:sz w:val="30"/>
-          <w:szCs w:val="30"/>
-          <w:rtl/>
-          <w:lang w:val="ar-SA"/>
-        </w:rPr>
-        <w:t xml:space="preserve">) </w:t>
-      </w:r>
-      <w:r>
-        <w:rPr>
-          <w:rFonts w:ascii="Times New Roman" w:eastAsia="Times New Roman" w:hAnsi="Times New Roman" w:cs="Times New Roman"/>
-          <w:b/>
-          <w:bCs/>
-          <w:noProof/>
-          <w:sz w:val="30"/>
-          <w:szCs w:val="30"/>
-          <w:lang w:val="ar-SA"/>
-        </w:rPr>
-        <w:drawing>
-          <wp:anchor distT="152400" distB="152400" distL="152400" distR="152400" simplePos="0" relativeHeight="251659264" behindDoc="0" locked="0" layoutInCell="1" allowOverlap="1" wp14:anchorId="3285DE9E" wp14:editId="54BA3002">
-            <wp:simplePos x="0" y="0"/>
-            <wp:positionH relativeFrom="margin">
-              <wp:posOffset>-303509</wp:posOffset>
-            </wp:positionH>
-            <wp:positionV relativeFrom="page">
-              <wp:posOffset>0</wp:posOffset>
-            </wp:positionV>
-            <wp:extent cx="7367551" cy="1945465"/>
-            <wp:effectExtent l="0" t="0" r="0" b="0"/>
-            <wp:wrapTopAndBottom distT="152400" distB="152400"/>
-            <wp:docPr id="1073741831" name="officeArt object" descr="IMG_1491.jpeg"/>
-            <wp:cNvGraphicFramePr/>
-            <a:graphic xmlns:a="http://schemas.openxmlformats.org/drawingml/2006/main">
-              <a:graphicData uri="http://schemas.openxmlformats.org/drawingml/2006/picture">
-                <pic:pic xmlns:pic="http://schemas.openxmlformats.org/drawingml/2006/picture">
-                  <pic:nvPicPr>
-                    <pic:cNvPr id="1073741831" name="IMG_1491.jpeg" descr="IMG_1491.jpeg"/>
-                    <pic:cNvPicPr>
-                      <a:picLocks noChangeAspect="1"/>
-                    </pic:cNvPicPr>
-                  </pic:nvPicPr>
-                  <pic:blipFill>
-                    <a:blip r:embed="rId6"/>
-                    <a:stretch>
-                      <a:fillRect/>
-                    </a:stretch>
-                  </pic:blipFill>
-                  <pic:spPr>
-                    <a:xfrm>
-                      <a:off x="0" y="0"/>
-                      <a:ext cx="7367551" cy="1945465"/>
-                    </a:xfrm>
-                    <a:prstGeom prst="rect">
-                      <a:avLst/>
-                    </a:prstGeom>
-                    <a:ln w="12700" cap="flat">
-                      <a:noFill/>
-                      <a:miter lim="400000"/>
-                    </a:ln>
-                    <a:effectLst/>
-                  </pic:spPr>
-                </pic:pic>
-              </a:graphicData>
-            </a:graphic>
-          </wp:anchor>
-        </w:drawing>
-      </w:r>
-    </w:p>
     <w:tbl>
       <w:tblPr>
         <w:tblStyle w:val="TableNormal"/>
+        <w:tblpPr w:leftFromText="180" w:rightFromText="180" w:vertAnchor="text" w:horzAnchor="margin" w:tblpX="269" w:tblpY="242"/>
         <w:tblW w:w="10482" w:type="dxa"/>
-        <w:jc w:val="right"/>
         <w:tblBorders>
-          <w:top w:val="single" w:sz="8" w:space="0" w:color="000000"/>
-          <w:left w:val="single" w:sz="8" w:space="0" w:color="000000"/>
-          <w:bottom w:val="single" w:sz="8" w:space="0" w:color="000000"/>
-          <w:right w:val="single" w:sz="8" w:space="0" w:color="000000"/>
-          <w:insideH w:val="single" w:sz="8" w:space="0" w:color="000000"/>
-          <w:insideV w:val="single" w:sz="8" w:space="0" w:color="000000"/>
+          <w:top w:val="single" w:sz="12" w:space="0" w:color="auto"/>
+          <w:left w:val="single" w:sz="12" w:space="0" w:color="auto"/>
+          <w:bottom w:val="single" w:sz="12" w:space="0" w:color="auto"/>
+          <w:right w:val="single" w:sz="12" w:space="0" w:color="auto"/>
+          <w:insideH w:val="single" w:sz="12" w:space="0" w:color="auto"/>
+          <w:insideV w:val="single" w:sz="12" w:space="0" w:color="auto"/>
         </w:tblBorders>
         <w:shd w:val="clear" w:color="auto" w:fill="000000"/>
         <w:tblLayout w:type="fixed"/>
         <w:tblLook w:val="04A0" w:firstRow="1" w:lastRow="0" w:firstColumn="1" w:lastColumn="0" w:noHBand="0" w:noVBand="1"/>
       </w:tblPr>
       <w:tblGrid>
-        <w:gridCol w:w="2627"/>
-        <w:gridCol w:w="2618"/>
+        <w:gridCol w:w="3676"/>
+        <w:gridCol w:w="1569"/>
         <w:gridCol w:w="2618"/>
         <w:gridCol w:w="2619"/>
       </w:tblGrid>
       <w:tr>
         <w:trPr>
-          <w:trHeight w:val="400"/>
-          <w:jc w:val="right"/>
+          <w:trHeight w:val="261"/>
         </w:trPr>
         <w:tc>
           <w:tcPr>
-            <w:tcW w:w="2625" w:type="dxa"/>
-            <w:tcBorders>
-              <w:top w:val="single" w:sz="8" w:space="0" w:color="000000"/>
-              <w:left w:val="single" w:sz="8" w:space="0" w:color="000000"/>
-              <w:bottom w:val="single" w:sz="8" w:space="0" w:color="000000"/>
-              <w:right w:val="single" w:sz="8" w:space="0" w:color="000000"/>
-            </w:tcBorders>
+            <w:tcW w:w="3676" w:type="dxa"/>
             <w:shd w:val="clear" w:color="auto" w:fill="FFFFFF"/>
             <w:tcMar>
               <w:top w:w="0" w:type="dxa"/>
@@ -203,21 +42,19 @@
           </w:tcPr>
           <w:p>
             <w:pPr>
+              <w:spacing w:after="0"/>
+              <w:jc w:val="center"/>
               <w:rPr>
                 <w:rFonts w:hint="default"/>
-              </w:rPr>
-            </w:pPr>
-          </w:p>
-        </w:tc>
-        <w:tc>
-          <w:tcPr>
-            <w:tcW w:w="2618" w:type="dxa"/>
-            <w:tcBorders>
-              <w:top w:val="single" w:sz="8" w:space="0" w:color="000000"/>
-              <w:left w:val="single" w:sz="8" w:space="0" w:color="000000"/>
-              <w:bottom w:val="single" w:sz="8" w:space="0" w:color="000000"/>
-              <w:right w:val="single" w:sz="8" w:space="0" w:color="000000"/>
-            </w:tcBorders>
+                <w:sz w:val="26"/>
+                <w:szCs w:val="26"/>
+              </w:rPr>
+            </w:pPr>
+          </w:p>
+        </w:tc>
+        <w:tc>
+          <w:tcPr>
+            <w:tcW w:w="1569" w:type="dxa"/>
             <w:shd w:val="clear" w:color="auto" w:fill="FFFFFF"/>
             <w:tcMar>
               <w:top w:w="0" w:type="dxa"/>
@@ -230,16 +67,23 @@
             <w:pPr>
               <w:suppressAutoHyphens/>
               <w:spacing w:after="0" w:line="240" w:lineRule="auto"/>
+              <w:jc w:val="center"/>
               <w:outlineLvl w:val="0"/>
               <w:rPr>
                 <w:rFonts w:cs="Times New Roman" w:hint="default"/>
+                <w:b/>
+                <w:bCs/>
+                <w:sz w:val="26"/>
+                <w:szCs w:val="26"/>
                 <w:rtl/>
               </w:rPr>
             </w:pPr>
             <w:r>
               <w:rPr>
-                <w:sz w:val="30"/>
-                <w:szCs w:val="30"/>
+                <w:b/>
+                <w:bCs/>
+                <w:sz w:val="26"/>
+                <w:szCs w:val="26"/>
                 <w:rtl/>
                 <w14:textOutline w14:w="12700" w14:cap="flat" w14:cmpd="sng" w14:algn="ctr">
                   <w14:noFill/>
@@ -254,12 +98,6 @@
         <w:tc>
           <w:tcPr>
             <w:tcW w:w="2618" w:type="dxa"/>
-            <w:tcBorders>
-              <w:top w:val="single" w:sz="8" w:space="0" w:color="000000"/>
-              <w:left w:val="single" w:sz="8" w:space="0" w:color="000000"/>
-              <w:bottom w:val="single" w:sz="8" w:space="0" w:color="000000"/>
-              <w:right w:val="single" w:sz="8" w:space="0" w:color="000000"/>
-            </w:tcBorders>
             <w:shd w:val="clear" w:color="auto" w:fill="FFFFFF"/>
             <w:tcMar>
               <w:top w:w="0" w:type="dxa"/>
@@ -270,8 +108,11 @@
           </w:tcPr>
           <w:p>
             <w:pPr>
-              <w:rPr>
-                <w:rFonts w:hint="default"/>
+              <w:spacing w:after="0"/>
+              <w:jc w:val="center"/>
+              <w:rPr>
+                <w:sz w:val="26"/>
+                <w:szCs w:val="26"/>
               </w:rPr>
             </w:pPr>
           </w:p>
@@ -279,12 +120,6 @@
         <w:tc>
           <w:tcPr>
             <w:tcW w:w="2619" w:type="dxa"/>
-            <w:tcBorders>
-              <w:top w:val="single" w:sz="8" w:space="0" w:color="000000"/>
-              <w:left w:val="single" w:sz="8" w:space="0" w:color="000000"/>
-              <w:bottom w:val="single" w:sz="8" w:space="0" w:color="000000"/>
-              <w:right w:val="single" w:sz="8" w:space="0" w:color="000000"/>
-            </w:tcBorders>
             <w:shd w:val="clear" w:color="auto" w:fill="FFFFFF"/>
             <w:tcMar>
               <w:top w:w="0" w:type="dxa"/>
@@ -300,13 +135,19 @@
               <w:outlineLvl w:val="0"/>
               <w:rPr>
                 <w:rFonts w:cs="Times New Roman" w:hint="default"/>
+                <w:b/>
+                <w:bCs/>
+                <w:sz w:val="26"/>
+                <w:szCs w:val="26"/>
                 <w:rtl/>
               </w:rPr>
             </w:pPr>
             <w:r>
               <w:rPr>
-                <w:sz w:val="30"/>
-                <w:szCs w:val="30"/>
+                <w:b/>
+                <w:bCs/>
+                <w:sz w:val="26"/>
+                <w:szCs w:val="26"/>
                 <w:rtl/>
                 <w14:textOutline w14:w="12700" w14:cap="flat" w14:cmpd="sng" w14:algn="ctr">
                   <w14:noFill/>
@@ -319,481 +160,77 @@
           </w:p>
         </w:tc>
       </w:tr>
-      <w:tr>
-        <w:trPr>
-          <w:trHeight w:val="400"/>
-          <w:jc w:val="right"/>
-        </w:trPr>
-        <w:tc>
-          <w:tcPr>
-            <w:tcW w:w="2625" w:type="dxa"/>
-            <w:tcBorders>
-              <w:top w:val="single" w:sz="8" w:space="0" w:color="000000"/>
-              <w:left w:val="single" w:sz="8" w:space="0" w:color="000000"/>
-              <w:bottom w:val="single" w:sz="8" w:space="0" w:color="000000"/>
-              <w:right w:val="single" w:sz="8" w:space="0" w:color="000000"/>
-            </w:tcBorders>
-            <w:shd w:val="clear" w:color="auto" w:fill="FFFFFF"/>
-            <w:tcMar>
-              <w:top w:w="0" w:type="dxa"/>
-              <w:left w:w="0" w:type="dxa"/>
-              <w:bottom w:w="0" w:type="dxa"/>
-              <w:right w:w="0" w:type="dxa"/>
-            </w:tcMar>
-          </w:tcPr>
-          <w:p>
-            <w:pPr>
-              <w:rPr>
-                <w:rFonts w:hint="default"/>
-              </w:rPr>
-            </w:pPr>
-          </w:p>
-        </w:tc>
-        <w:tc>
-          <w:tcPr>
-            <w:tcW w:w="2618" w:type="dxa"/>
-            <w:tcBorders>
-              <w:top w:val="single" w:sz="8" w:space="0" w:color="000000"/>
-              <w:left w:val="single" w:sz="8" w:space="0" w:color="000000"/>
-              <w:bottom w:val="single" w:sz="8" w:space="0" w:color="000000"/>
-              <w:right w:val="single" w:sz="8" w:space="0" w:color="000000"/>
-            </w:tcBorders>
-            <w:shd w:val="clear" w:color="auto" w:fill="FFFFFF"/>
-            <w:tcMar>
-              <w:top w:w="0" w:type="dxa"/>
-              <w:left w:w="144" w:type="dxa"/>
-              <w:bottom w:w="0" w:type="dxa"/>
-              <w:right w:w="144" w:type="dxa"/>
-            </w:tcMar>
-          </w:tcPr>
-          <w:p>
-            <w:pPr>
-              <w:suppressAutoHyphens/>
-              <w:spacing w:after="0" w:line="240" w:lineRule="auto"/>
-              <w:outlineLvl w:val="0"/>
-              <w:rPr>
-                <w:rFonts w:cs="Times New Roman" w:hint="default"/>
-                <w:rtl/>
-              </w:rPr>
-            </w:pPr>
-            <w:r>
-              <w:rPr>
-                <w:sz w:val="30"/>
-                <w:szCs w:val="30"/>
-                <w:rtl/>
-                <w14:textOutline w14:w="12700" w14:cap="flat" w14:cmpd="sng" w14:algn="ctr">
-                  <w14:noFill/>
-                  <w14:prstDash w14:val="solid"/>
-                  <w14:miter w14:lim="400000"/>
-                </w14:textOutline>
-              </w:rPr>
-              <w:t>التاريخ</w:t>
-            </w:r>
-          </w:p>
-        </w:tc>
-        <w:tc>
-          <w:tcPr>
-            <w:tcW w:w="2618" w:type="dxa"/>
-            <w:tcBorders>
-              <w:top w:val="single" w:sz="8" w:space="0" w:color="000000"/>
-              <w:left w:val="single" w:sz="8" w:space="0" w:color="000000"/>
-              <w:bottom w:val="single" w:sz="8" w:space="0" w:color="000000"/>
-              <w:right w:val="single" w:sz="8" w:space="0" w:color="000000"/>
-            </w:tcBorders>
-            <w:shd w:val="clear" w:color="auto" w:fill="FFFFFF"/>
-            <w:tcMar>
-              <w:top w:w="0" w:type="dxa"/>
-              <w:left w:w="0" w:type="dxa"/>
-              <w:bottom w:w="0" w:type="dxa"/>
-              <w:right w:w="0" w:type="dxa"/>
-            </w:tcMar>
-          </w:tcPr>
-          <w:p>
-            <w:pPr>
-              <w:rPr>
-                <w:rFonts w:hint="default"/>
-              </w:rPr>
-            </w:pPr>
-          </w:p>
-        </w:tc>
-        <w:tc>
-          <w:tcPr>
-            <w:tcW w:w="2619" w:type="dxa"/>
-            <w:tcBorders>
-              <w:top w:val="single" w:sz="8" w:space="0" w:color="000000"/>
-              <w:left w:val="single" w:sz="8" w:space="0" w:color="000000"/>
-              <w:bottom w:val="single" w:sz="8" w:space="0" w:color="000000"/>
-              <w:right w:val="single" w:sz="8" w:space="0" w:color="000000"/>
-            </w:tcBorders>
-            <w:shd w:val="clear" w:color="auto" w:fill="FFFFFF"/>
-            <w:tcMar>
-              <w:top w:w="0" w:type="dxa"/>
-              <w:left w:w="144" w:type="dxa"/>
-              <w:bottom w:w="0" w:type="dxa"/>
-              <w:right w:w="144" w:type="dxa"/>
-            </w:tcMar>
-          </w:tcPr>
-          <w:p>
-            <w:pPr>
-              <w:suppressAutoHyphens/>
-              <w:spacing w:after="0" w:line="240" w:lineRule="auto"/>
-              <w:outlineLvl w:val="0"/>
-              <w:rPr>
-                <w:rFonts w:cs="Times New Roman" w:hint="default"/>
-                <w:rtl/>
-              </w:rPr>
-            </w:pPr>
-            <w:r>
-              <w:rPr>
-                <w:sz w:val="30"/>
-                <w:szCs w:val="30"/>
-                <w:rtl/>
-                <w14:textOutline w14:w="12700" w14:cap="flat" w14:cmpd="sng" w14:algn="ctr">
-                  <w14:noFill/>
-                  <w14:prstDash w14:val="solid"/>
-                  <w14:miter w14:lim="400000"/>
-                </w14:textOutline>
-              </w:rPr>
-              <w:t>رقم التعميم</w:t>
-            </w:r>
-          </w:p>
-        </w:tc>
-      </w:tr>
-      <w:tr>
-        <w:trPr>
-          <w:trHeight w:val="400"/>
-          <w:jc w:val="right"/>
-        </w:trPr>
-        <w:tc>
-          <w:tcPr>
-            <w:tcW w:w="2625" w:type="dxa"/>
-            <w:tcBorders>
-              <w:top w:val="single" w:sz="8" w:space="0" w:color="000000"/>
-              <w:left w:val="single" w:sz="8" w:space="0" w:color="000000"/>
-              <w:bottom w:val="single" w:sz="8" w:space="0" w:color="000000"/>
-              <w:right w:val="single" w:sz="8" w:space="0" w:color="000000"/>
-            </w:tcBorders>
-            <w:shd w:val="clear" w:color="auto" w:fill="FFFFFF"/>
-            <w:tcMar>
-              <w:top w:w="0" w:type="dxa"/>
-              <w:left w:w="0" w:type="dxa"/>
-              <w:bottom w:w="0" w:type="dxa"/>
-              <w:right w:w="0" w:type="dxa"/>
-            </w:tcMar>
-          </w:tcPr>
-          <w:p>
-            <w:pPr>
-              <w:rPr>
-                <w:rFonts w:hint="default"/>
-              </w:rPr>
-            </w:pPr>
-          </w:p>
-        </w:tc>
-        <w:tc>
-          <w:tcPr>
-            <w:tcW w:w="2618" w:type="dxa"/>
-            <w:tcBorders>
-              <w:top w:val="single" w:sz="8" w:space="0" w:color="000000"/>
-              <w:left w:val="single" w:sz="8" w:space="0" w:color="000000"/>
-              <w:bottom w:val="single" w:sz="8" w:space="0" w:color="000000"/>
-              <w:right w:val="single" w:sz="8" w:space="0" w:color="000000"/>
-            </w:tcBorders>
-            <w:shd w:val="clear" w:color="auto" w:fill="FFFFFF"/>
-            <w:tcMar>
-              <w:top w:w="0" w:type="dxa"/>
-              <w:left w:w="144" w:type="dxa"/>
-              <w:bottom w:w="0" w:type="dxa"/>
-              <w:right w:w="144" w:type="dxa"/>
-            </w:tcMar>
-          </w:tcPr>
-          <w:p>
-            <w:pPr>
-              <w:suppressAutoHyphens/>
-              <w:spacing w:after="0" w:line="240" w:lineRule="auto"/>
-              <w:outlineLvl w:val="0"/>
-              <w:rPr>
-                <w:rFonts w:cs="Times New Roman" w:hint="default"/>
-                <w:rtl/>
-              </w:rPr>
-            </w:pPr>
-            <w:r>
-              <w:rPr>
-                <w:sz w:val="30"/>
-                <w:szCs w:val="30"/>
-                <w:rtl/>
-                <w14:textOutline w14:w="12700" w14:cap="flat" w14:cmpd="sng" w14:algn="ctr">
-                  <w14:noFill/>
-                  <w14:prstDash w14:val="solid"/>
-                  <w14:miter w14:lim="400000"/>
-                </w14:textOutline>
-              </w:rPr>
-              <w:t>التاريخ</w:t>
-            </w:r>
-          </w:p>
-        </w:tc>
-        <w:tc>
-          <w:tcPr>
-            <w:tcW w:w="2618" w:type="dxa"/>
-            <w:tcBorders>
-              <w:top w:val="single" w:sz="8" w:space="0" w:color="000000"/>
-              <w:left w:val="single" w:sz="8" w:space="0" w:color="000000"/>
-              <w:bottom w:val="single" w:sz="8" w:space="0" w:color="000000"/>
-              <w:right w:val="single" w:sz="8" w:space="0" w:color="000000"/>
-            </w:tcBorders>
-            <w:shd w:val="clear" w:color="auto" w:fill="FFFFFF"/>
-            <w:tcMar>
-              <w:top w:w="0" w:type="dxa"/>
-              <w:left w:w="0" w:type="dxa"/>
-              <w:bottom w:w="0" w:type="dxa"/>
-              <w:right w:w="0" w:type="dxa"/>
-            </w:tcMar>
-          </w:tcPr>
-          <w:p>
-            <w:pPr>
-              <w:rPr>
-                <w:rFonts w:hint="default"/>
-              </w:rPr>
-            </w:pPr>
-          </w:p>
-        </w:tc>
-        <w:tc>
-          <w:tcPr>
-            <w:tcW w:w="2619" w:type="dxa"/>
-            <w:tcBorders>
-              <w:top w:val="single" w:sz="8" w:space="0" w:color="000000"/>
-              <w:left w:val="single" w:sz="8" w:space="0" w:color="000000"/>
-              <w:bottom w:val="single" w:sz="8" w:space="0" w:color="000000"/>
-              <w:right w:val="single" w:sz="8" w:space="0" w:color="000000"/>
-            </w:tcBorders>
-            <w:shd w:val="clear" w:color="auto" w:fill="FFFFFF"/>
-            <w:tcMar>
-              <w:top w:w="0" w:type="dxa"/>
-              <w:left w:w="144" w:type="dxa"/>
-              <w:bottom w:w="0" w:type="dxa"/>
-              <w:right w:w="144" w:type="dxa"/>
-            </w:tcMar>
-          </w:tcPr>
-          <w:p>
-            <w:pPr>
-              <w:suppressAutoHyphens/>
-              <w:spacing w:after="0" w:line="240" w:lineRule="auto"/>
-              <w:outlineLvl w:val="0"/>
-              <w:rPr>
-                <w:rFonts w:cs="Times New Roman" w:hint="default"/>
-                <w:rtl/>
-              </w:rPr>
-            </w:pPr>
-            <w:r>
-              <w:rPr>
-                <w:sz w:val="30"/>
-                <w:szCs w:val="30"/>
-                <w:rtl/>
-                <w14:textOutline w14:w="12700" w14:cap="flat" w14:cmpd="sng" w14:algn="ctr">
-                  <w14:noFill/>
-                  <w14:prstDash w14:val="solid"/>
-                  <w14:miter w14:lim="400000"/>
-                </w14:textOutline>
-              </w:rPr>
-              <w:t>رقم التعيميم</w:t>
-            </w:r>
-          </w:p>
-        </w:tc>
-      </w:tr>
-      <w:tr>
-        <w:trPr>
-          <w:trHeight w:val="400"/>
-          <w:jc w:val="right"/>
-        </w:trPr>
-        <w:tc>
-          <w:tcPr>
-            <w:tcW w:w="2625" w:type="dxa"/>
-            <w:tcBorders>
-              <w:top w:val="single" w:sz="8" w:space="0" w:color="000000"/>
-              <w:left w:val="single" w:sz="8" w:space="0" w:color="000000"/>
-              <w:bottom w:val="single" w:sz="8" w:space="0" w:color="000000"/>
-              <w:right w:val="single" w:sz="8" w:space="0" w:color="000000"/>
-            </w:tcBorders>
-            <w:shd w:val="clear" w:color="auto" w:fill="FFFFFF"/>
-            <w:tcMar>
-              <w:top w:w="0" w:type="dxa"/>
-              <w:left w:w="0" w:type="dxa"/>
-              <w:bottom w:w="0" w:type="dxa"/>
-              <w:right w:w="0" w:type="dxa"/>
-            </w:tcMar>
-          </w:tcPr>
-          <w:p>
-            <w:pPr>
-              <w:rPr>
-                <w:rFonts w:hint="default"/>
-              </w:rPr>
-            </w:pPr>
-          </w:p>
-        </w:tc>
-        <w:tc>
-          <w:tcPr>
-            <w:tcW w:w="2618" w:type="dxa"/>
-            <w:tcBorders>
-              <w:top w:val="single" w:sz="8" w:space="0" w:color="000000"/>
-              <w:left w:val="single" w:sz="8" w:space="0" w:color="000000"/>
-              <w:bottom w:val="single" w:sz="8" w:space="0" w:color="000000"/>
-              <w:right w:val="single" w:sz="8" w:space="0" w:color="000000"/>
-            </w:tcBorders>
-            <w:shd w:val="clear" w:color="auto" w:fill="FFFFFF"/>
-            <w:tcMar>
-              <w:top w:w="0" w:type="dxa"/>
-              <w:left w:w="144" w:type="dxa"/>
-              <w:bottom w:w="0" w:type="dxa"/>
-              <w:right w:w="144" w:type="dxa"/>
-            </w:tcMar>
-          </w:tcPr>
-          <w:p>
-            <w:pPr>
-              <w:suppressAutoHyphens/>
-              <w:spacing w:after="0" w:line="240" w:lineRule="auto"/>
-              <w:outlineLvl w:val="0"/>
-              <w:rPr>
-                <w:rFonts w:cs="Times New Roman" w:hint="default"/>
-                <w:rtl/>
-              </w:rPr>
-            </w:pPr>
-            <w:r>
-              <w:rPr>
-                <w:sz w:val="30"/>
-                <w:szCs w:val="30"/>
-                <w:rtl/>
-                <w14:textOutline w14:w="12700" w14:cap="flat" w14:cmpd="sng" w14:algn="ctr">
-                  <w14:noFill/>
-                  <w14:prstDash w14:val="solid"/>
-                  <w14:miter w14:lim="400000"/>
-                </w14:textOutline>
-              </w:rPr>
-              <w:t>التاريخ</w:t>
-            </w:r>
-          </w:p>
-        </w:tc>
-        <w:tc>
-          <w:tcPr>
-            <w:tcW w:w="2618" w:type="dxa"/>
-            <w:tcBorders>
-              <w:top w:val="single" w:sz="8" w:space="0" w:color="000000"/>
-              <w:left w:val="single" w:sz="8" w:space="0" w:color="000000"/>
-              <w:bottom w:val="single" w:sz="8" w:space="0" w:color="000000"/>
-              <w:right w:val="single" w:sz="8" w:space="0" w:color="000000"/>
-            </w:tcBorders>
-            <w:shd w:val="clear" w:color="auto" w:fill="FFFFFF"/>
-            <w:tcMar>
-              <w:top w:w="0" w:type="dxa"/>
-              <w:left w:w="0" w:type="dxa"/>
-              <w:bottom w:w="0" w:type="dxa"/>
-              <w:right w:w="0" w:type="dxa"/>
-            </w:tcMar>
-          </w:tcPr>
-          <w:p>
-            <w:pPr>
-              <w:rPr>
-                <w:rFonts w:hint="default"/>
-              </w:rPr>
-            </w:pPr>
-          </w:p>
-        </w:tc>
-        <w:tc>
-          <w:tcPr>
-            <w:tcW w:w="2619" w:type="dxa"/>
-            <w:tcBorders>
-              <w:top w:val="single" w:sz="8" w:space="0" w:color="000000"/>
-              <w:left w:val="single" w:sz="8" w:space="0" w:color="000000"/>
-              <w:bottom w:val="single" w:sz="8" w:space="0" w:color="000000"/>
-              <w:right w:val="single" w:sz="8" w:space="0" w:color="000000"/>
-            </w:tcBorders>
-            <w:shd w:val="clear" w:color="auto" w:fill="FFFFFF"/>
-            <w:tcMar>
-              <w:top w:w="0" w:type="dxa"/>
-              <w:left w:w="144" w:type="dxa"/>
-              <w:bottom w:w="0" w:type="dxa"/>
-              <w:right w:w="144" w:type="dxa"/>
-            </w:tcMar>
-          </w:tcPr>
-          <w:p>
-            <w:pPr>
-              <w:suppressAutoHyphens/>
-              <w:spacing w:after="0" w:line="240" w:lineRule="auto"/>
-              <w:outlineLvl w:val="0"/>
-              <w:rPr>
-                <w:rFonts w:cs="Times New Roman" w:hint="default"/>
-                <w:rtl/>
-              </w:rPr>
-            </w:pPr>
-            <w:r>
-              <w:rPr>
-                <w:sz w:val="30"/>
-                <w:szCs w:val="30"/>
-                <w:rtl/>
-                <w14:textOutline w14:w="12700" w14:cap="flat" w14:cmpd="sng" w14:algn="ctr">
-                  <w14:noFill/>
-                  <w14:prstDash w14:val="solid"/>
-                  <w14:miter w14:lim="400000"/>
-                </w14:textOutline>
-              </w:rPr>
-              <w:t>رقم التعميم</w:t>
-            </w:r>
-          </w:p>
-        </w:tc>
-      </w:tr>
     </w:tbl>
     <w:p>
       <w:pPr>
         <w:pStyle w:val="a5"/>
-        <w:spacing w:before="0" w:line="240" w:lineRule="auto"/>
+        <w:spacing w:before="0" w:line="360" w:lineRule="auto"/>
+        <w:jc w:val="center"/>
         <w:rPr>
-          <w:rFonts w:ascii="Helvetica" w:eastAsia="Helvetica" w:hAnsi="Helvetica" w:cs="Times New Roman"/>
-          <w:sz w:val="29"/>
-          <w:szCs w:val="29"/>
-          <w:rtl/>
-        </w:rPr>
-      </w:pPr>
-    </w:p>
-    <w:p>
-      <w:pPr>
-        <w:pStyle w:val="a5"/>
-        <w:spacing w:before="0" w:line="240" w:lineRule="auto"/>
-        <w:rPr>
-          <w:rFonts w:ascii="Helvetica" w:eastAsia="Helvetica" w:hAnsi="Helvetica" w:cs="Times New Roman"/>
-          <w:sz w:val="29"/>
-          <w:szCs w:val="29"/>
+          <w:rFonts w:ascii="Helvetica" w:eastAsia="Helvetica" w:hAnsi="Helvetica" w:cs="Arabic Transparent"/>
+          <w:b/>
+          <w:bCs/>
+          <w:sz w:val="27"/>
+          <w:szCs w:val="28"/>
           <w:rtl/>
         </w:rPr>
       </w:pPr>
       <w:r>
         <w:rPr>
-          <w:rFonts w:ascii="Arial" w:hAnsi="Arial"/>
-          <w:sz w:val="37"/>
-          <w:szCs w:val="37"/>
+          <w:rFonts w:ascii="Helvetica" w:eastAsia="Helvetica" w:hAnsi="Helvetica" w:cs="Arabic Transparent" w:hint="cs"/>
+          <w:b/>
+          <w:bCs/>
+          <w:sz w:val="27"/>
+          <w:szCs w:val="28"/>
+          <w:rtl/>
         </w:rPr>
-        <w:t> </w:t>
+        <w:t xml:space="preserve">توقيع أفراد مناوبة (      ) صالة (      ) ( قدوم </w:t>
+      </w:r>
+      <w:r>
+        <w:rPr>
+          <w:rFonts w:ascii="Helvetica" w:eastAsia="Helvetica" w:hAnsi="Helvetica" w:cs="Arabic Transparent"/>
+          <w:b/>
+          <w:bCs/>
+          <w:sz w:val="27"/>
+          <w:szCs w:val="28"/>
+          <w:rtl/>
+        </w:rPr>
+        <w:t>–</w:t>
+      </w:r>
+      <w:r>
+        <w:rPr>
+          <w:rFonts w:ascii="Helvetica" w:eastAsia="Helvetica" w:hAnsi="Helvetica" w:cs="Arabic Transparent" w:hint="cs"/>
+          <w:b/>
+          <w:bCs/>
+          <w:sz w:val="27"/>
+          <w:szCs w:val="28"/>
+          <w:rtl/>
+        </w:rPr>
+        <w:t xml:space="preserve"> مغادرة ) على التعميم الموضح أعلاه .</w:t>
       </w:r>
     </w:p>
     <w:tbl>
       <w:tblPr>
         <w:tblStyle w:val="a6"/>
         <w:bidiVisual/>
-        <w:tblW w:w="10462" w:type="dxa"/>
+        <w:tblW w:w="10484" w:type="dxa"/>
+        <w:tblInd w:w="-291" w:type="dxa"/>
         <w:tblLayout w:type="fixed"/>
         <w:tblLook w:val="04A0" w:firstRow="1" w:lastRow="0" w:firstColumn="1" w:lastColumn="0" w:noHBand="0" w:noVBand="1"/>
       </w:tblPr>
       <w:tblGrid>
-        <w:gridCol w:w="1109"/>
-        <w:gridCol w:w="3125"/>
-        <w:gridCol w:w="2119"/>
-        <w:gridCol w:w="2145"/>
-        <w:gridCol w:w="1964"/>
+        <w:gridCol w:w="3403"/>
+        <w:gridCol w:w="2110"/>
+        <w:gridCol w:w="2508"/>
+        <w:gridCol w:w="2463"/>
       </w:tblGrid>
       <w:tr>
         <w:trPr>
-          <w:trHeight w:val="400"/>
+          <w:trHeight w:val="190"/>
         </w:trPr>
         <w:tc>
           <w:tcPr>
-            <w:tcW w:w="1109" w:type="dxa"/>
+            <w:tcW w:w="3403" w:type="dxa"/>
           </w:tcPr>
           <w:p>
             <w:pPr>
@@ -805,8 +242,8 @@
                 <w:rFonts w:cs="Times New Roman" w:hint="default"/>
                 <w:b/>
                 <w:bCs/>
-                <w:sz w:val="32"/>
-                <w:szCs w:val="32"/>
+                <w:sz w:val="26"/>
+                <w:szCs w:val="26"/>
                 <w:rtl/>
               </w:rPr>
             </w:pPr>
@@ -814,8 +251,8 @@
               <w:rPr>
                 <w:b/>
                 <w:bCs/>
-                <w:sz w:val="32"/>
-                <w:szCs w:val="32"/>
+                <w:sz w:val="26"/>
+                <w:szCs w:val="26"/>
                 <w:cs/>
                 <w14:textOutline w14:w="12700" w14:cap="flat" w14:cmpd="sng" w14:algn="ctr">
                   <w14:noFill/>
@@ -823,35 +260,15 @@
                   <w14:miter w14:lim="400000"/>
                 </w14:textOutline>
               </w:rPr>
-              <w:t>العدد</w:t>
+              <w:t>الا</w:t>
             </w:r>
-          </w:p>
-        </w:tc>
-        <w:tc>
-          <w:tcPr>
-            <w:tcW w:w="3125" w:type="dxa"/>
-          </w:tcPr>
-          <w:p>
-            <w:pPr>
-              <w:suppressAutoHyphens/>
-              <w:spacing w:after="0" w:line="240" w:lineRule="auto"/>
-              <w:jc w:val="center"/>
-              <w:outlineLvl w:val="0"/>
-              <w:rPr>
-                <w:rFonts w:cs="Times New Roman" w:hint="default"/>
-                <w:b/>
-                <w:bCs/>
-                <w:sz w:val="32"/>
-                <w:szCs w:val="32"/>
+            <w:r>
+              <w:rPr>
+                <w:b/>
+                <w:bCs/>
+                <w:sz w:val="26"/>
+                <w:szCs w:val="26"/>
                 <w:rtl/>
-              </w:rPr>
-            </w:pPr>
-            <w:r>
-              <w:rPr>
-                <w:b/>
-                <w:bCs/>
-                <w:sz w:val="32"/>
-                <w:szCs w:val="32"/>
                 <w:cs/>
                 <w14:textOutline w14:w="12700" w14:cap="flat" w14:cmpd="sng" w14:algn="ctr">
                   <w14:noFill/>
@@ -859,35 +276,14 @@
                   <w14:miter w14:lim="400000"/>
                 </w14:textOutline>
               </w:rPr>
-              <w:t>الاسم</w:t>
+              <w:t>ســــ</w:t>
             </w:r>
-          </w:p>
-        </w:tc>
-        <w:tc>
-          <w:tcPr>
-            <w:tcW w:w="2119" w:type="dxa"/>
-          </w:tcPr>
-          <w:p>
-            <w:pPr>
-              <w:suppressAutoHyphens/>
-              <w:spacing w:after="0" w:line="240" w:lineRule="auto"/>
-              <w:jc w:val="center"/>
-              <w:outlineLvl w:val="0"/>
-              <w:rPr>
-                <w:rFonts w:cs="Times New Roman" w:hint="default"/>
-                <w:b/>
-                <w:bCs/>
-                <w:sz w:val="32"/>
-                <w:szCs w:val="32"/>
-                <w:rtl/>
-              </w:rPr>
-            </w:pPr>
             <w:r>
               <w:rPr>
                 <w:b/>
                 <w:bCs/>
-                <w:sz w:val="32"/>
-                <w:szCs w:val="32"/>
+                <w:sz w:val="26"/>
+                <w:szCs w:val="26"/>
                 <w:cs/>
                 <w14:textOutline w14:w="12700" w14:cap="flat" w14:cmpd="sng" w14:algn="ctr">
                   <w14:noFill/>
@@ -895,13 +291,13 @@
                   <w14:miter w14:lim="400000"/>
                 </w14:textOutline>
               </w:rPr>
-              <w:t>الرتبة</w:t>
+              <w:t>م</w:t>
             </w:r>
           </w:p>
         </w:tc>
         <w:tc>
           <w:tcPr>
-            <w:tcW w:w="2145" w:type="dxa"/>
+            <w:tcW w:w="2110" w:type="dxa"/>
           </w:tcPr>
           <w:p>
             <w:pPr>
@@ -913,8 +309,8 @@
                 <w:rFonts w:cs="Times New Roman" w:hint="default"/>
                 <w:b/>
                 <w:bCs/>
-                <w:sz w:val="32"/>
-                <w:szCs w:val="32"/>
+                <w:sz w:val="26"/>
+                <w:szCs w:val="26"/>
                 <w:rtl/>
               </w:rPr>
             </w:pPr>
@@ -922,8 +318,8 @@
               <w:rPr>
                 <w:b/>
                 <w:bCs/>
-                <w:sz w:val="32"/>
-                <w:szCs w:val="32"/>
+                <w:sz w:val="26"/>
+                <w:szCs w:val="26"/>
                 <w:cs/>
                 <w14:textOutline w14:w="12700" w14:cap="flat" w14:cmpd="sng" w14:algn="ctr">
                   <w14:noFill/>
@@ -931,13 +327,13 @@
                   <w14:miter w14:lim="400000"/>
                 </w14:textOutline>
               </w:rPr>
-              <w:t>التوقيع</w:t>
+              <w:t>الرتبة</w:t>
             </w:r>
           </w:p>
         </w:tc>
         <w:tc>
           <w:tcPr>
-            <w:tcW w:w="1964" w:type="dxa"/>
+            <w:tcW w:w="2508" w:type="dxa"/>
           </w:tcPr>
           <w:p>
             <w:pPr>
@@ -949,8 +345,8 @@
                 <w:rFonts w:cs="Times New Roman" w:hint="default"/>
                 <w:b/>
                 <w:bCs/>
-                <w:sz w:val="32"/>
-                <w:szCs w:val="32"/>
+                <w:sz w:val="26"/>
+                <w:szCs w:val="26"/>
                 <w:rtl/>
               </w:rPr>
             </w:pPr>
@@ -958,8 +354,8 @@
               <w:rPr>
                 <w:b/>
                 <w:bCs/>
-                <w:sz w:val="32"/>
-                <w:szCs w:val="32"/>
+                <w:sz w:val="26"/>
+                <w:szCs w:val="26"/>
                 <w:cs/>
                 <w14:textOutline w14:w="12700" w14:cap="flat" w14:cmpd="sng" w14:algn="ctr">
                   <w14:noFill/>
@@ -967,18 +363,13 @@
                   <w14:miter w14:lim="400000"/>
                 </w14:textOutline>
               </w:rPr>
-              <w:t>تاريخ التوقيع</w:t>
+              <w:t>التوقيع</w:t>
             </w:r>
           </w:p>
         </w:tc>
-      </w:tr>
-      <w:tr>
-        <w:trPr>
-          <w:trHeight w:val="400"/>
-        </w:trPr>
-        <w:tc>
-          <w:tcPr>
-            <w:tcW w:w="1109" w:type="dxa"/>
+        <w:tc>
+          <w:tcPr>
+            <w:tcW w:w="2463" w:type="dxa"/>
           </w:tcPr>
           <w:p>
             <w:pPr>
@@ -988,13 +379,19 @@
               <w:outlineLvl w:val="0"/>
               <w:rPr>
                 <w:rFonts w:cs="Times New Roman" w:hint="default"/>
+                <w:b/>
+                <w:bCs/>
+                <w:sz w:val="26"/>
+                <w:szCs w:val="26"/>
                 <w:rtl/>
               </w:rPr>
             </w:pPr>
             <w:r>
               <w:rPr>
-                <w:sz w:val="28"/>
-                <w:szCs w:val="28"/>
+                <w:b/>
+                <w:bCs/>
+                <w:sz w:val="26"/>
+                <w:szCs w:val="26"/>
                 <w:cs/>
                 <w14:textOutline w14:w="12700" w14:cap="flat" w14:cmpd="sng" w14:algn="ctr">
                   <w14:noFill/>
@@ -1002,137 +399,83 @@
                   <w14:miter w14:lim="400000"/>
                 </w14:textOutline>
               </w:rPr>
-              <w:t>١</w:t>
+              <w:t>تاريخ التوقيع</w:t>
             </w:r>
-          </w:p>
-        </w:tc>
-        <w:tc>
-          <w:tcPr>
-            <w:tcW w:w="3125" w:type="dxa"/>
-          </w:tcPr>
-          <w:p>
-            <w:pPr>
-              <w:rPr>
-                <w:rFonts w:hint="default"/>
-              </w:rPr>
-            </w:pPr>
-          </w:p>
-        </w:tc>
-        <w:tc>
-          <w:tcPr>
-            <w:tcW w:w="2119" w:type="dxa"/>
-          </w:tcPr>
-          <w:p>
-            <w:pPr>
-              <w:rPr>
-                <w:rFonts w:hint="default"/>
-              </w:rPr>
-            </w:pPr>
-          </w:p>
-        </w:tc>
-        <w:tc>
-          <w:tcPr>
-            <w:tcW w:w="2145" w:type="dxa"/>
-          </w:tcPr>
-          <w:p>
-            <w:pPr>
-              <w:rPr>
-                <w:rFonts w:hint="default"/>
-              </w:rPr>
-            </w:pPr>
-          </w:p>
-        </w:tc>
-        <w:tc>
-          <w:tcPr>
-            <w:tcW w:w="1964" w:type="dxa"/>
-          </w:tcPr>
-          <w:p>
-            <w:pPr>
-              <w:rPr>
-                <w:rFonts w:hint="default"/>
-              </w:rPr>
-            </w:pPr>
           </w:p>
         </w:tc>
       </w:tr>
       <w:tr>
         <w:trPr>
-          <w:trHeight w:val="400"/>
+          <w:trHeight w:val="156"/>
         </w:trPr>
         <w:tc>
           <w:tcPr>
-            <w:tcW w:w="1109" w:type="dxa"/>
-          </w:tcPr>
-          <w:p>
-            <w:pPr>
-              <w:suppressAutoHyphens/>
-              <w:spacing w:after="0" w:line="240" w:lineRule="auto"/>
-              <w:jc w:val="center"/>
-              <w:outlineLvl w:val="0"/>
-              <w:rPr>
-                <w:rFonts w:cs="Times New Roman" w:hint="default"/>
-                <w:rtl/>
-              </w:rPr>
-            </w:pPr>
-            <w:r>
-              <w:rPr>
-                <w:sz w:val="28"/>
-                <w:szCs w:val="28"/>
-                <w:cs/>
-                <w14:textOutline w14:w="12700" w14:cap="flat" w14:cmpd="sng" w14:algn="ctr">
-                  <w14:noFill/>
-                  <w14:prstDash w14:val="solid"/>
-                  <w14:miter w14:lim="400000"/>
-                </w14:textOutline>
-              </w:rPr>
-              <w:t>٢</w:t>
-            </w:r>
-          </w:p>
-        </w:tc>
-        <w:tc>
-          <w:tcPr>
-            <w:tcW w:w="3125" w:type="dxa"/>
-          </w:tcPr>
-          <w:p>
-            <w:pPr>
-              <w:rPr>
-                <w:rFonts w:hint="default"/>
-              </w:rPr>
-            </w:pPr>
-          </w:p>
-        </w:tc>
-        <w:tc>
-          <w:tcPr>
-            <w:tcW w:w="2119" w:type="dxa"/>
-          </w:tcPr>
-          <w:p>
-            <w:pPr>
-              <w:rPr>
-                <w:rFonts w:hint="default"/>
-              </w:rPr>
-            </w:pPr>
-          </w:p>
-        </w:tc>
-        <w:tc>
-          <w:tcPr>
-            <w:tcW w:w="2145" w:type="dxa"/>
-          </w:tcPr>
-          <w:p>
-            <w:pPr>
-              <w:rPr>
-                <w:rFonts w:hint="default"/>
-              </w:rPr>
-            </w:pPr>
-          </w:p>
-        </w:tc>
-        <w:tc>
-          <w:tcPr>
-            <w:tcW w:w="1964" w:type="dxa"/>
-          </w:tcPr>
-          <w:p>
-            <w:pPr>
-              <w:rPr>
-                <w:rFonts w:hint="default"/>
+            <w:tcW w:w="3403" w:type="dxa"/>
+          </w:tcPr>
+          <w:p>
+            <w:pPr>
+              <w:spacing w:after="0" w:line="240" w:lineRule="auto"/>
+              <w:jc w:val="center"/>
+              <w:rPr>
+                <w:rFonts w:ascii="Times New Roman" w:hAnsi="Times New Roman" w:cs="Times New Roman" w:hint="default"/>
+                <w:b/>
+                <w:bCs/>
+                <w:sz w:val="28"/>
+                <w:szCs w:val="28"/>
+              </w:rPr>
+            </w:pPr>
+          </w:p>
+        </w:tc>
+        <w:tc>
+          <w:tcPr>
+            <w:tcW w:w="2110" w:type="dxa"/>
+          </w:tcPr>
+          <w:p>
+            <w:pPr>
+              <w:spacing w:after="0" w:line="240" w:lineRule="auto"/>
+              <w:jc w:val="center"/>
+              <w:rPr>
+                <w:rFonts w:ascii="Times New Roman" w:hAnsi="Times New Roman" w:cs="Times New Roman" w:hint="default"/>
+                <w:b/>
+                <w:bCs/>
+                <w:sz w:val="28"/>
+                <w:szCs w:val="28"/>
+              </w:rPr>
+            </w:pPr>
+          </w:p>
+        </w:tc>
+        <w:tc>
+          <w:tcPr>
+            <w:tcW w:w="2508" w:type="dxa"/>
+          </w:tcPr>
+          <w:p>
+            <w:pPr>
+              <w:spacing w:after="0" w:line="240" w:lineRule="auto"/>
+              <w:jc w:val="center"/>
+              <w:rPr>
+                <w:rFonts w:ascii="Times New Roman" w:hAnsi="Times New Roman" w:cs="Times New Roman" w:hint="default"/>
+                <w:b/>
+                <w:bCs/>
+                <w:sz w:val="28"/>
+                <w:szCs w:val="28"/>
+              </w:rPr>
+            </w:pPr>
+          </w:p>
+        </w:tc>
+        <w:tc>
+          <w:tcPr>
+            <w:tcW w:w="2463" w:type="dxa"/>
+          </w:tcPr>
+          <w:p>
+            <w:pPr>
+              <w:spacing w:after="0" w:line="240" w:lineRule="auto"/>
+              <w:jc w:val="center"/>
+              <w:rPr>
+                <w:rFonts w:ascii="Times New Roman" w:hAnsi="Times New Roman" w:cs="Times New Roman" w:hint="default"/>
+                <w:b/>
+                <w:bCs/>
+                <w:sz w:val="28"/>
+                <w:szCs w:val="28"/>
               </w:rPr>
             </w:pPr>
           </w:p>
@@ -1140,82 +483,76 @@
       </w:tr>
       <w:tr>
         <w:trPr>
-          <w:trHeight w:val="400"/>
+          <w:trHeight w:val="60"/>
         </w:trPr>
         <w:tc>
           <w:tcPr>
-            <w:tcW w:w="1109" w:type="dxa"/>
-          </w:tcPr>
-          <w:p>
-            <w:pPr>
-              <w:suppressAutoHyphens/>
-              <w:spacing w:after="0" w:line="240" w:lineRule="auto"/>
-              <w:jc w:val="center"/>
-              <w:outlineLvl w:val="0"/>
-              <w:rPr>
-                <w:rFonts w:cs="Times New Roman" w:hint="default"/>
-                <w:rtl/>
-              </w:rPr>
-            </w:pPr>
-            <w:r>
-              <w:rPr>
-                <w:sz w:val="28"/>
-                <w:szCs w:val="28"/>
-                <w:cs/>
-                <w14:textOutline w14:w="12700" w14:cap="flat" w14:cmpd="sng" w14:algn="ctr">
-                  <w14:noFill/>
-                  <w14:prstDash w14:val="solid"/>
-                  <w14:miter w14:lim="400000"/>
-                </w14:textOutline>
-              </w:rPr>
-              <w:t>٣</w:t>
-            </w:r>
-          </w:p>
-        </w:tc>
-        <w:tc>
-          <w:tcPr>
-            <w:tcW w:w="3125" w:type="dxa"/>
-          </w:tcPr>
-          <w:p>
-            <w:pPr>
-              <w:rPr>
-                <w:rFonts w:hint="default"/>
-              </w:rPr>
-            </w:pPr>
-          </w:p>
-        </w:tc>
-        <w:tc>
-          <w:tcPr>
-            <w:tcW w:w="2119" w:type="dxa"/>
-          </w:tcPr>
-          <w:p>
-            <w:pPr>
-              <w:rPr>
-                <w:rFonts w:hint="default"/>
-              </w:rPr>
-            </w:pPr>
-          </w:p>
-        </w:tc>
-        <w:tc>
-          <w:tcPr>
-            <w:tcW w:w="2145" w:type="dxa"/>
-          </w:tcPr>
-          <w:p>
-            <w:pPr>
-              <w:rPr>
-                <w:rFonts w:hint="default"/>
-              </w:rPr>
-            </w:pPr>
-          </w:p>
-        </w:tc>
-        <w:tc>
-          <w:tcPr>
-            <w:tcW w:w="1964" w:type="dxa"/>
-          </w:tcPr>
-          <w:p>
-            <w:pPr>
-              <w:rPr>
-                <w:rFonts w:hint="default"/>
+            <w:tcW w:w="3403" w:type="dxa"/>
+          </w:tcPr>
+          <w:p>
+            <w:pPr>
+              <w:spacing w:after="0" w:line="240" w:lineRule="auto"/>
+              <w:jc w:val="center"/>
+              <w:rPr>
+                <w:rFonts w:ascii="Times New Roman" w:hAnsi="Times New Roman" w:cs="Times New Roman"/>
+                <w:b/>
+                <w:bCs/>
+                <w:sz w:val="28"/>
+                <w:szCs w:val="28"/>
+              </w:rPr>
+            </w:pPr>
+          </w:p>
+        </w:tc>
+        <w:tc>
+          <w:tcPr>
+            <w:tcW w:w="2110" w:type="dxa"/>
+          </w:tcPr>
+          <w:p>
+            <w:pPr>
+              <w:spacing w:after="0" w:line="240" w:lineRule="auto"/>
+              <w:jc w:val="center"/>
+              <w:rPr>
+                <w:rFonts w:ascii="Times New Roman" w:hAnsi="Times New Roman" w:cs="Times New Roman" w:hint="default"/>
+                <w:b/>
+                <w:bCs/>
+                <w:sz w:val="28"/>
+                <w:szCs w:val="28"/>
+              </w:rPr>
+            </w:pPr>
+          </w:p>
+        </w:tc>
+        <w:tc>
+          <w:tcPr>
+            <w:tcW w:w="2508" w:type="dxa"/>
+          </w:tcPr>
+          <w:p>
+            <w:pPr>
+              <w:spacing w:after="0" w:line="240" w:lineRule="auto"/>
+              <w:jc w:val="center"/>
+              <w:rPr>
+                <w:rFonts w:ascii="Times New Roman" w:hAnsi="Times New Roman" w:cs="Times New Roman" w:hint="default"/>
+                <w:b/>
+                <w:bCs/>
+                <w:sz w:val="28"/>
+                <w:szCs w:val="28"/>
+              </w:rPr>
+            </w:pPr>
+          </w:p>
+        </w:tc>
+        <w:tc>
+          <w:tcPr>
+            <w:tcW w:w="2463" w:type="dxa"/>
+          </w:tcPr>
+          <w:p>
+            <w:pPr>
+              <w:spacing w:after="0" w:line="240" w:lineRule="auto"/>
+              <w:jc w:val="center"/>
+              <w:rPr>
+                <w:rFonts w:ascii="Times New Roman" w:hAnsi="Times New Roman" w:cs="Times New Roman" w:hint="default"/>
+                <w:b/>
+                <w:bCs/>
+                <w:sz w:val="28"/>
+                <w:szCs w:val="28"/>
               </w:rPr>
             </w:pPr>
           </w:p>
@@ -1223,82 +560,76 @@
       </w:tr>
       <w:tr>
         <w:trPr>
-          <w:trHeight w:val="400"/>
+          <w:trHeight w:val="125"/>
         </w:trPr>
         <w:tc>
           <w:tcPr>
-            <w:tcW w:w="1109" w:type="dxa"/>
-          </w:tcPr>
-          <w:p>
-            <w:pPr>
-              <w:suppressAutoHyphens/>
-              <w:spacing w:after="0" w:line="240" w:lineRule="auto"/>
-              <w:jc w:val="center"/>
-              <w:outlineLvl w:val="0"/>
-              <w:rPr>
-                <w:rFonts w:cs="Times New Roman" w:hint="default"/>
-                <w:rtl/>
-              </w:rPr>
-            </w:pPr>
-            <w:r>
-              <w:rPr>
-                <w:sz w:val="28"/>
-                <w:szCs w:val="28"/>
-                <w:cs/>
-                <w14:textOutline w14:w="12700" w14:cap="flat" w14:cmpd="sng" w14:algn="ctr">
-                  <w14:noFill/>
-                  <w14:prstDash w14:val="solid"/>
-                  <w14:miter w14:lim="400000"/>
-                </w14:textOutline>
-              </w:rPr>
-              <w:t>٤</w:t>
-            </w:r>
-          </w:p>
-        </w:tc>
-        <w:tc>
-          <w:tcPr>
-            <w:tcW w:w="3125" w:type="dxa"/>
-          </w:tcPr>
-          <w:p>
-            <w:pPr>
-              <w:rPr>
-                <w:rFonts w:hint="default"/>
-              </w:rPr>
-            </w:pPr>
-          </w:p>
-        </w:tc>
-        <w:tc>
-          <w:tcPr>
-            <w:tcW w:w="2119" w:type="dxa"/>
-          </w:tcPr>
-          <w:p>
-            <w:pPr>
-              <w:rPr>
-                <w:rFonts w:hint="default"/>
-              </w:rPr>
-            </w:pPr>
-          </w:p>
-        </w:tc>
-        <w:tc>
-          <w:tcPr>
-            <w:tcW w:w="2145" w:type="dxa"/>
-          </w:tcPr>
-          <w:p>
-            <w:pPr>
-              <w:rPr>
-                <w:rFonts w:hint="default"/>
-              </w:rPr>
-            </w:pPr>
-          </w:p>
-        </w:tc>
-        <w:tc>
-          <w:tcPr>
-            <w:tcW w:w="1964" w:type="dxa"/>
-          </w:tcPr>
-          <w:p>
-            <w:pPr>
-              <w:rPr>
-                <w:rFonts w:hint="default"/>
+            <w:tcW w:w="3403" w:type="dxa"/>
+          </w:tcPr>
+          <w:p>
+            <w:pPr>
+              <w:spacing w:after="0" w:line="240" w:lineRule="auto"/>
+              <w:jc w:val="center"/>
+              <w:rPr>
+                <w:rFonts w:ascii="Times New Roman" w:hAnsi="Times New Roman" w:cs="Times New Roman" w:hint="default"/>
+                <w:b/>
+                <w:bCs/>
+                <w:sz w:val="28"/>
+                <w:szCs w:val="28"/>
+              </w:rPr>
+            </w:pPr>
+          </w:p>
+        </w:tc>
+        <w:tc>
+          <w:tcPr>
+            <w:tcW w:w="2110" w:type="dxa"/>
+          </w:tcPr>
+          <w:p>
+            <w:pPr>
+              <w:spacing w:after="0" w:line="240" w:lineRule="auto"/>
+              <w:jc w:val="center"/>
+              <w:rPr>
+                <w:rFonts w:ascii="Times New Roman" w:hAnsi="Times New Roman" w:cs="Times New Roman" w:hint="default"/>
+                <w:b/>
+                <w:bCs/>
+                <w:sz w:val="28"/>
+                <w:szCs w:val="28"/>
+              </w:rPr>
+            </w:pPr>
+          </w:p>
+        </w:tc>
+        <w:tc>
+          <w:tcPr>
+            <w:tcW w:w="2508" w:type="dxa"/>
+          </w:tcPr>
+          <w:p>
+            <w:pPr>
+              <w:spacing w:after="0" w:line="240" w:lineRule="auto"/>
+              <w:jc w:val="center"/>
+              <w:rPr>
+                <w:rFonts w:ascii="Times New Roman" w:hAnsi="Times New Roman" w:cs="Times New Roman" w:hint="default"/>
+                <w:b/>
+                <w:bCs/>
+                <w:sz w:val="28"/>
+                <w:szCs w:val="28"/>
+              </w:rPr>
+            </w:pPr>
+          </w:p>
+        </w:tc>
+        <w:tc>
+          <w:tcPr>
+            <w:tcW w:w="2463" w:type="dxa"/>
+          </w:tcPr>
+          <w:p>
+            <w:pPr>
+              <w:spacing w:after="0" w:line="240" w:lineRule="auto"/>
+              <w:jc w:val="center"/>
+              <w:rPr>
+                <w:rFonts w:ascii="Times New Roman" w:hAnsi="Times New Roman" w:cs="Times New Roman" w:hint="default"/>
+                <w:b/>
+                <w:bCs/>
+                <w:sz w:val="28"/>
+                <w:szCs w:val="28"/>
               </w:rPr>
             </w:pPr>
           </w:p>
@@ -1306,82 +637,76 @@
       </w:tr>
       <w:tr>
         <w:trPr>
-          <w:trHeight w:val="400"/>
+          <w:trHeight w:val="125"/>
         </w:trPr>
         <w:tc>
           <w:tcPr>
-            <w:tcW w:w="1109" w:type="dxa"/>
-          </w:tcPr>
-          <w:p>
-            <w:pPr>
-              <w:suppressAutoHyphens/>
-              <w:spacing w:after="0" w:line="240" w:lineRule="auto"/>
-              <w:jc w:val="center"/>
-              <w:outlineLvl w:val="0"/>
-              <w:rPr>
-                <w:rFonts w:cs="Times New Roman" w:hint="default"/>
-                <w:rtl/>
-              </w:rPr>
-            </w:pPr>
-            <w:r>
-              <w:rPr>
-                <w:sz w:val="28"/>
-                <w:szCs w:val="28"/>
-                <w:cs/>
-                <w14:textOutline w14:w="12700" w14:cap="flat" w14:cmpd="sng" w14:algn="ctr">
-                  <w14:noFill/>
-                  <w14:prstDash w14:val="solid"/>
-                  <w14:miter w14:lim="400000"/>
-                </w14:textOutline>
-              </w:rPr>
-              <w:t>٥</w:t>
-            </w:r>
-          </w:p>
-        </w:tc>
-        <w:tc>
-          <w:tcPr>
-            <w:tcW w:w="3125" w:type="dxa"/>
-          </w:tcPr>
-          <w:p>
-            <w:pPr>
-              <w:rPr>
-                <w:rFonts w:hint="default"/>
-              </w:rPr>
-            </w:pPr>
-          </w:p>
-        </w:tc>
-        <w:tc>
-          <w:tcPr>
-            <w:tcW w:w="2119" w:type="dxa"/>
-          </w:tcPr>
-          <w:p>
-            <w:pPr>
-              <w:rPr>
-                <w:rFonts w:hint="default"/>
-              </w:rPr>
-            </w:pPr>
-          </w:p>
-        </w:tc>
-        <w:tc>
-          <w:tcPr>
-            <w:tcW w:w="2145" w:type="dxa"/>
-          </w:tcPr>
-          <w:p>
-            <w:pPr>
-              <w:rPr>
-                <w:rFonts w:hint="default"/>
-              </w:rPr>
-            </w:pPr>
-          </w:p>
-        </w:tc>
-        <w:tc>
-          <w:tcPr>
-            <w:tcW w:w="1964" w:type="dxa"/>
-          </w:tcPr>
-          <w:p>
-            <w:pPr>
-              <w:rPr>
-                <w:rFonts w:hint="default"/>
+            <w:tcW w:w="3403" w:type="dxa"/>
+          </w:tcPr>
+          <w:p>
+            <w:pPr>
+              <w:spacing w:after="0" w:line="240" w:lineRule="auto"/>
+              <w:jc w:val="center"/>
+              <w:rPr>
+                <w:rFonts w:ascii="Times New Roman" w:hAnsi="Times New Roman" w:cs="Times New Roman" w:hint="default"/>
+                <w:b/>
+                <w:bCs/>
+                <w:sz w:val="28"/>
+                <w:szCs w:val="28"/>
+              </w:rPr>
+            </w:pPr>
+          </w:p>
+        </w:tc>
+        <w:tc>
+          <w:tcPr>
+            <w:tcW w:w="2110" w:type="dxa"/>
+          </w:tcPr>
+          <w:p>
+            <w:pPr>
+              <w:spacing w:after="0" w:line="240" w:lineRule="auto"/>
+              <w:jc w:val="center"/>
+              <w:rPr>
+                <w:rFonts w:ascii="Times New Roman" w:hAnsi="Times New Roman" w:cs="Times New Roman" w:hint="default"/>
+                <w:b/>
+                <w:bCs/>
+                <w:sz w:val="28"/>
+                <w:szCs w:val="28"/>
+              </w:rPr>
+            </w:pPr>
+          </w:p>
+        </w:tc>
+        <w:tc>
+          <w:tcPr>
+            <w:tcW w:w="2508" w:type="dxa"/>
+          </w:tcPr>
+          <w:p>
+            <w:pPr>
+              <w:spacing w:after="0" w:line="240" w:lineRule="auto"/>
+              <w:jc w:val="center"/>
+              <w:rPr>
+                <w:rFonts w:ascii="Times New Roman" w:hAnsi="Times New Roman" w:cs="Times New Roman" w:hint="default"/>
+                <w:b/>
+                <w:bCs/>
+                <w:sz w:val="28"/>
+                <w:szCs w:val="28"/>
+              </w:rPr>
+            </w:pPr>
+          </w:p>
+        </w:tc>
+        <w:tc>
+          <w:tcPr>
+            <w:tcW w:w="2463" w:type="dxa"/>
+          </w:tcPr>
+          <w:p>
+            <w:pPr>
+              <w:spacing w:after="0" w:line="240" w:lineRule="auto"/>
+              <w:jc w:val="center"/>
+              <w:rPr>
+                <w:rFonts w:ascii="Times New Roman" w:hAnsi="Times New Roman" w:cs="Times New Roman" w:hint="default"/>
+                <w:b/>
+                <w:bCs/>
+                <w:sz w:val="28"/>
+                <w:szCs w:val="28"/>
               </w:rPr>
             </w:pPr>
           </w:p>
@@ -1389,82 +714,76 @@
       </w:tr>
       <w:tr>
         <w:trPr>
-          <w:trHeight w:val="400"/>
+          <w:trHeight w:val="125"/>
         </w:trPr>
         <w:tc>
           <w:tcPr>
-            <w:tcW w:w="1109" w:type="dxa"/>
-          </w:tcPr>
-          <w:p>
-            <w:pPr>
-              <w:suppressAutoHyphens/>
-              <w:spacing w:after="0" w:line="240" w:lineRule="auto"/>
-              <w:jc w:val="center"/>
-              <w:outlineLvl w:val="0"/>
-              <w:rPr>
-                <w:rFonts w:cs="Times New Roman" w:hint="default"/>
-                <w:rtl/>
-              </w:rPr>
-            </w:pPr>
-            <w:r>
-              <w:rPr>
-                <w:sz w:val="28"/>
-                <w:szCs w:val="28"/>
-                <w:cs/>
-                <w14:textOutline w14:w="12700" w14:cap="flat" w14:cmpd="sng" w14:algn="ctr">
-                  <w14:noFill/>
-                  <w14:prstDash w14:val="solid"/>
-                  <w14:miter w14:lim="400000"/>
-                </w14:textOutline>
-              </w:rPr>
-              <w:t>٦</w:t>
-            </w:r>
-          </w:p>
-        </w:tc>
-        <w:tc>
-          <w:tcPr>
-            <w:tcW w:w="3125" w:type="dxa"/>
-          </w:tcPr>
-          <w:p>
-            <w:pPr>
-              <w:rPr>
-                <w:rFonts w:hint="default"/>
-              </w:rPr>
-            </w:pPr>
-          </w:p>
-        </w:tc>
-        <w:tc>
-          <w:tcPr>
-            <w:tcW w:w="2119" w:type="dxa"/>
-          </w:tcPr>
-          <w:p>
-            <w:pPr>
-              <w:rPr>
-                <w:rFonts w:hint="default"/>
-              </w:rPr>
-            </w:pPr>
-          </w:p>
-        </w:tc>
-        <w:tc>
-          <w:tcPr>
-            <w:tcW w:w="2145" w:type="dxa"/>
-          </w:tcPr>
-          <w:p>
-            <w:pPr>
-              <w:rPr>
-                <w:rFonts w:hint="default"/>
-              </w:rPr>
-            </w:pPr>
-          </w:p>
-        </w:tc>
-        <w:tc>
-          <w:tcPr>
-            <w:tcW w:w="1964" w:type="dxa"/>
-          </w:tcPr>
-          <w:p>
-            <w:pPr>
-              <w:rPr>
-                <w:rFonts w:hint="default"/>
+            <w:tcW w:w="3403" w:type="dxa"/>
+          </w:tcPr>
+          <w:p>
+            <w:pPr>
+              <w:spacing w:after="0" w:line="240" w:lineRule="auto"/>
+              <w:jc w:val="center"/>
+              <w:rPr>
+                <w:rFonts w:ascii="Times New Roman" w:hAnsi="Times New Roman" w:cs="Times New Roman" w:hint="default"/>
+                <w:b/>
+                <w:bCs/>
+                <w:sz w:val="28"/>
+                <w:szCs w:val="28"/>
+              </w:rPr>
+            </w:pPr>
+          </w:p>
+        </w:tc>
+        <w:tc>
+          <w:tcPr>
+            <w:tcW w:w="2110" w:type="dxa"/>
+          </w:tcPr>
+          <w:p>
+            <w:pPr>
+              <w:spacing w:after="0" w:line="240" w:lineRule="auto"/>
+              <w:jc w:val="center"/>
+              <w:rPr>
+                <w:rFonts w:ascii="Times New Roman" w:hAnsi="Times New Roman" w:cs="Times New Roman" w:hint="default"/>
+                <w:b/>
+                <w:bCs/>
+                <w:sz w:val="28"/>
+                <w:szCs w:val="28"/>
+              </w:rPr>
+            </w:pPr>
+          </w:p>
+        </w:tc>
+        <w:tc>
+          <w:tcPr>
+            <w:tcW w:w="2508" w:type="dxa"/>
+          </w:tcPr>
+          <w:p>
+            <w:pPr>
+              <w:spacing w:after="0" w:line="240" w:lineRule="auto"/>
+              <w:jc w:val="center"/>
+              <w:rPr>
+                <w:rFonts w:ascii="Times New Roman" w:hAnsi="Times New Roman" w:cs="Times New Roman" w:hint="default"/>
+                <w:b/>
+                <w:bCs/>
+                <w:sz w:val="28"/>
+                <w:szCs w:val="28"/>
+              </w:rPr>
+            </w:pPr>
+          </w:p>
+        </w:tc>
+        <w:tc>
+          <w:tcPr>
+            <w:tcW w:w="2463" w:type="dxa"/>
+          </w:tcPr>
+          <w:p>
+            <w:pPr>
+              <w:spacing w:after="0" w:line="240" w:lineRule="auto"/>
+              <w:jc w:val="center"/>
+              <w:rPr>
+                <w:rFonts w:ascii="Times New Roman" w:hAnsi="Times New Roman" w:cs="Times New Roman" w:hint="default"/>
+                <w:b/>
+                <w:bCs/>
+                <w:sz w:val="28"/>
+                <w:szCs w:val="28"/>
               </w:rPr>
             </w:pPr>
           </w:p>
@@ -1472,82 +791,76 @@
       </w:tr>
       <w:tr>
         <w:trPr>
-          <w:trHeight w:val="400"/>
+          <w:trHeight w:val="125"/>
         </w:trPr>
         <w:tc>
           <w:tcPr>
-            <w:tcW w:w="1109" w:type="dxa"/>
-          </w:tcPr>
-          <w:p>
-            <w:pPr>
-              <w:suppressAutoHyphens/>
-              <w:spacing w:after="0" w:line="240" w:lineRule="auto"/>
-              <w:jc w:val="center"/>
-              <w:outlineLvl w:val="0"/>
-              <w:rPr>
-                <w:rFonts w:cs="Times New Roman" w:hint="default"/>
-                <w:rtl/>
-              </w:rPr>
-            </w:pPr>
-            <w:r>
-              <w:rPr>
-                <w:sz w:val="28"/>
-                <w:szCs w:val="28"/>
-                <w:cs/>
-                <w14:textOutline w14:w="12700" w14:cap="flat" w14:cmpd="sng" w14:algn="ctr">
-                  <w14:noFill/>
-                  <w14:prstDash w14:val="solid"/>
-                  <w14:miter w14:lim="400000"/>
-                </w14:textOutline>
-              </w:rPr>
-              <w:t>٧</w:t>
-            </w:r>
-          </w:p>
-        </w:tc>
-        <w:tc>
-          <w:tcPr>
-            <w:tcW w:w="3125" w:type="dxa"/>
-          </w:tcPr>
-          <w:p>
-            <w:pPr>
-              <w:rPr>
-                <w:rFonts w:hint="default"/>
-              </w:rPr>
-            </w:pPr>
-          </w:p>
-        </w:tc>
-        <w:tc>
-          <w:tcPr>
-            <w:tcW w:w="2119" w:type="dxa"/>
-          </w:tcPr>
-          <w:p>
-            <w:pPr>
-              <w:rPr>
-                <w:rFonts w:hint="default"/>
-              </w:rPr>
-            </w:pPr>
-          </w:p>
-        </w:tc>
-        <w:tc>
-          <w:tcPr>
-            <w:tcW w:w="2145" w:type="dxa"/>
-          </w:tcPr>
-          <w:p>
-            <w:pPr>
-              <w:rPr>
-                <w:rFonts w:hint="default"/>
-              </w:rPr>
-            </w:pPr>
-          </w:p>
-        </w:tc>
-        <w:tc>
-          <w:tcPr>
-            <w:tcW w:w="1964" w:type="dxa"/>
-          </w:tcPr>
-          <w:p>
-            <w:pPr>
-              <w:rPr>
-                <w:rFonts w:hint="default"/>
+            <w:tcW w:w="3403" w:type="dxa"/>
+          </w:tcPr>
+          <w:p>
+            <w:pPr>
+              <w:spacing w:after="0" w:line="240" w:lineRule="auto"/>
+              <w:jc w:val="center"/>
+              <w:rPr>
+                <w:rFonts w:ascii="Times New Roman" w:hAnsi="Times New Roman" w:cs="Times New Roman" w:hint="default"/>
+                <w:b/>
+                <w:bCs/>
+                <w:sz w:val="28"/>
+                <w:szCs w:val="28"/>
+              </w:rPr>
+            </w:pPr>
+          </w:p>
+        </w:tc>
+        <w:tc>
+          <w:tcPr>
+            <w:tcW w:w="2110" w:type="dxa"/>
+          </w:tcPr>
+          <w:p>
+            <w:pPr>
+              <w:spacing w:after="0" w:line="240" w:lineRule="auto"/>
+              <w:jc w:val="center"/>
+              <w:rPr>
+                <w:rFonts w:ascii="Times New Roman" w:hAnsi="Times New Roman" w:cs="Times New Roman" w:hint="default"/>
+                <w:b/>
+                <w:bCs/>
+                <w:sz w:val="28"/>
+                <w:szCs w:val="28"/>
+              </w:rPr>
+            </w:pPr>
+          </w:p>
+        </w:tc>
+        <w:tc>
+          <w:tcPr>
+            <w:tcW w:w="2508" w:type="dxa"/>
+          </w:tcPr>
+          <w:p>
+            <w:pPr>
+              <w:spacing w:after="0" w:line="240" w:lineRule="auto"/>
+              <w:jc w:val="center"/>
+              <w:rPr>
+                <w:rFonts w:ascii="Times New Roman" w:hAnsi="Times New Roman" w:cs="Times New Roman" w:hint="default"/>
+                <w:b/>
+                <w:bCs/>
+                <w:sz w:val="28"/>
+                <w:szCs w:val="28"/>
+              </w:rPr>
+            </w:pPr>
+          </w:p>
+        </w:tc>
+        <w:tc>
+          <w:tcPr>
+            <w:tcW w:w="2463" w:type="dxa"/>
+          </w:tcPr>
+          <w:p>
+            <w:pPr>
+              <w:spacing w:after="0" w:line="240" w:lineRule="auto"/>
+              <w:jc w:val="center"/>
+              <w:rPr>
+                <w:rFonts w:ascii="Times New Roman" w:hAnsi="Times New Roman" w:cs="Times New Roman" w:hint="default"/>
+                <w:b/>
+                <w:bCs/>
+                <w:sz w:val="28"/>
+                <w:szCs w:val="28"/>
               </w:rPr>
             </w:pPr>
           </w:p>
@@ -1555,82 +868,76 @@
       </w:tr>
       <w:tr>
         <w:trPr>
-          <w:trHeight w:val="400"/>
+          <w:trHeight w:val="125"/>
         </w:trPr>
         <w:tc>
           <w:tcPr>
-            <w:tcW w:w="1109" w:type="dxa"/>
-          </w:tcPr>
-          <w:p>
-            <w:pPr>
-              <w:suppressAutoHyphens/>
-              <w:spacing w:after="0" w:line="240" w:lineRule="auto"/>
-              <w:jc w:val="center"/>
-              <w:outlineLvl w:val="0"/>
-              <w:rPr>
-                <w:rFonts w:cs="Times New Roman" w:hint="default"/>
-                <w:rtl/>
-              </w:rPr>
-            </w:pPr>
-            <w:r>
-              <w:rPr>
-                <w:sz w:val="28"/>
-                <w:szCs w:val="28"/>
-                <w:cs/>
-                <w14:textOutline w14:w="12700" w14:cap="flat" w14:cmpd="sng" w14:algn="ctr">
-                  <w14:noFill/>
-                  <w14:prstDash w14:val="solid"/>
-                  <w14:miter w14:lim="400000"/>
-                </w14:textOutline>
-              </w:rPr>
-              <w:t>٨</w:t>
-            </w:r>
-          </w:p>
-        </w:tc>
-        <w:tc>
-          <w:tcPr>
-            <w:tcW w:w="3125" w:type="dxa"/>
-          </w:tcPr>
-          <w:p>
-            <w:pPr>
-              <w:rPr>
-                <w:rFonts w:hint="default"/>
-              </w:rPr>
-            </w:pPr>
-          </w:p>
-        </w:tc>
-        <w:tc>
-          <w:tcPr>
-            <w:tcW w:w="2119" w:type="dxa"/>
-          </w:tcPr>
-          <w:p>
-            <w:pPr>
-              <w:rPr>
-                <w:rFonts w:hint="default"/>
-              </w:rPr>
-            </w:pPr>
-          </w:p>
-        </w:tc>
-        <w:tc>
-          <w:tcPr>
-            <w:tcW w:w="2145" w:type="dxa"/>
-          </w:tcPr>
-          <w:p>
-            <w:pPr>
-              <w:rPr>
-                <w:rFonts w:hint="default"/>
-              </w:rPr>
-            </w:pPr>
-          </w:p>
-        </w:tc>
-        <w:tc>
-          <w:tcPr>
-            <w:tcW w:w="1964" w:type="dxa"/>
-          </w:tcPr>
-          <w:p>
-            <w:pPr>
-              <w:rPr>
-                <w:rFonts w:hint="default"/>
+            <w:tcW w:w="3403" w:type="dxa"/>
+          </w:tcPr>
+          <w:p>
+            <w:pPr>
+              <w:spacing w:after="0" w:line="240" w:lineRule="auto"/>
+              <w:jc w:val="center"/>
+              <w:rPr>
+                <w:rFonts w:ascii="Times New Roman" w:hAnsi="Times New Roman" w:cs="Times New Roman" w:hint="default"/>
+                <w:b/>
+                <w:bCs/>
+                <w:sz w:val="28"/>
+                <w:szCs w:val="28"/>
+              </w:rPr>
+            </w:pPr>
+          </w:p>
+        </w:tc>
+        <w:tc>
+          <w:tcPr>
+            <w:tcW w:w="2110" w:type="dxa"/>
+          </w:tcPr>
+          <w:p>
+            <w:pPr>
+              <w:spacing w:after="0" w:line="240" w:lineRule="auto"/>
+              <w:jc w:val="center"/>
+              <w:rPr>
+                <w:rFonts w:ascii="Times New Roman" w:hAnsi="Times New Roman" w:cs="Times New Roman" w:hint="default"/>
+                <w:b/>
+                <w:bCs/>
+                <w:sz w:val="28"/>
+                <w:szCs w:val="28"/>
+              </w:rPr>
+            </w:pPr>
+          </w:p>
+        </w:tc>
+        <w:tc>
+          <w:tcPr>
+            <w:tcW w:w="2508" w:type="dxa"/>
+          </w:tcPr>
+          <w:p>
+            <w:pPr>
+              <w:spacing w:after="0" w:line="240" w:lineRule="auto"/>
+              <w:jc w:val="center"/>
+              <w:rPr>
+                <w:rFonts w:ascii="Times New Roman" w:hAnsi="Times New Roman" w:cs="Times New Roman" w:hint="default"/>
+                <w:b/>
+                <w:bCs/>
+                <w:sz w:val="28"/>
+                <w:szCs w:val="28"/>
+              </w:rPr>
+            </w:pPr>
+          </w:p>
+        </w:tc>
+        <w:tc>
+          <w:tcPr>
+            <w:tcW w:w="2463" w:type="dxa"/>
+          </w:tcPr>
+          <w:p>
+            <w:pPr>
+              <w:spacing w:after="0" w:line="240" w:lineRule="auto"/>
+              <w:jc w:val="center"/>
+              <w:rPr>
+                <w:rFonts w:ascii="Times New Roman" w:hAnsi="Times New Roman" w:cs="Times New Roman" w:hint="default"/>
+                <w:b/>
+                <w:bCs/>
+                <w:sz w:val="28"/>
+                <w:szCs w:val="28"/>
               </w:rPr>
             </w:pPr>
           </w:p>
@@ -1638,82 +945,76 @@
       </w:tr>
       <w:tr>
         <w:trPr>
-          <w:trHeight w:val="400"/>
+          <w:trHeight w:val="125"/>
         </w:trPr>
         <w:tc>
           <w:tcPr>
-            <w:tcW w:w="1109" w:type="dxa"/>
-          </w:tcPr>
-          <w:p>
-            <w:pPr>
-              <w:suppressAutoHyphens/>
-              <w:spacing w:after="0" w:line="240" w:lineRule="auto"/>
-              <w:jc w:val="center"/>
-              <w:outlineLvl w:val="0"/>
-              <w:rPr>
-                <w:rFonts w:cs="Times New Roman" w:hint="default"/>
-                <w:rtl/>
-              </w:rPr>
-            </w:pPr>
-            <w:r>
-              <w:rPr>
-                <w:sz w:val="28"/>
-                <w:szCs w:val="28"/>
-                <w:cs/>
-                <w14:textOutline w14:w="12700" w14:cap="flat" w14:cmpd="sng" w14:algn="ctr">
-                  <w14:noFill/>
-                  <w14:prstDash w14:val="solid"/>
-                  <w14:miter w14:lim="400000"/>
-                </w14:textOutline>
-              </w:rPr>
-              <w:t>٩</w:t>
-            </w:r>
-          </w:p>
-        </w:tc>
-        <w:tc>
-          <w:tcPr>
-            <w:tcW w:w="3125" w:type="dxa"/>
-          </w:tcPr>
-          <w:p>
-            <w:pPr>
-              <w:rPr>
-                <w:rFonts w:hint="default"/>
-              </w:rPr>
-            </w:pPr>
-          </w:p>
-        </w:tc>
-        <w:tc>
-          <w:tcPr>
-            <w:tcW w:w="2119" w:type="dxa"/>
-          </w:tcPr>
-          <w:p>
-            <w:pPr>
-              <w:rPr>
-                <w:rFonts w:hint="default"/>
-              </w:rPr>
-            </w:pPr>
-          </w:p>
-        </w:tc>
-        <w:tc>
-          <w:tcPr>
-            <w:tcW w:w="2145" w:type="dxa"/>
-          </w:tcPr>
-          <w:p>
-            <w:pPr>
-              <w:rPr>
-                <w:rFonts w:hint="default"/>
-              </w:rPr>
-            </w:pPr>
-          </w:p>
-        </w:tc>
-        <w:tc>
-          <w:tcPr>
-            <w:tcW w:w="1964" w:type="dxa"/>
-          </w:tcPr>
-          <w:p>
-            <w:pPr>
-              <w:rPr>
-                <w:rFonts w:hint="default"/>
+            <w:tcW w:w="3403" w:type="dxa"/>
+          </w:tcPr>
+          <w:p>
+            <w:pPr>
+              <w:spacing w:after="0" w:line="240" w:lineRule="auto"/>
+              <w:jc w:val="center"/>
+              <w:rPr>
+                <w:rFonts w:ascii="Times New Roman" w:hAnsi="Times New Roman" w:cs="Times New Roman" w:hint="default"/>
+                <w:b/>
+                <w:bCs/>
+                <w:sz w:val="28"/>
+                <w:szCs w:val="28"/>
+              </w:rPr>
+            </w:pPr>
+          </w:p>
+        </w:tc>
+        <w:tc>
+          <w:tcPr>
+            <w:tcW w:w="2110" w:type="dxa"/>
+          </w:tcPr>
+          <w:p>
+            <w:pPr>
+              <w:spacing w:after="0" w:line="240" w:lineRule="auto"/>
+              <w:jc w:val="center"/>
+              <w:rPr>
+                <w:rFonts w:ascii="Times New Roman" w:hAnsi="Times New Roman" w:cs="Times New Roman" w:hint="default"/>
+                <w:b/>
+                <w:bCs/>
+                <w:sz w:val="28"/>
+                <w:szCs w:val="28"/>
+              </w:rPr>
+            </w:pPr>
+          </w:p>
+        </w:tc>
+        <w:tc>
+          <w:tcPr>
+            <w:tcW w:w="2508" w:type="dxa"/>
+          </w:tcPr>
+          <w:p>
+            <w:pPr>
+              <w:spacing w:after="0" w:line="240" w:lineRule="auto"/>
+              <w:jc w:val="center"/>
+              <w:rPr>
+                <w:rFonts w:ascii="Times New Roman" w:hAnsi="Times New Roman" w:cs="Times New Roman" w:hint="default"/>
+                <w:b/>
+                <w:bCs/>
+                <w:sz w:val="28"/>
+                <w:szCs w:val="28"/>
+              </w:rPr>
+            </w:pPr>
+          </w:p>
+        </w:tc>
+        <w:tc>
+          <w:tcPr>
+            <w:tcW w:w="2463" w:type="dxa"/>
+          </w:tcPr>
+          <w:p>
+            <w:pPr>
+              <w:spacing w:after="0" w:line="240" w:lineRule="auto"/>
+              <w:jc w:val="center"/>
+              <w:rPr>
+                <w:rFonts w:ascii="Times New Roman" w:hAnsi="Times New Roman" w:cs="Times New Roman" w:hint="default"/>
+                <w:b/>
+                <w:bCs/>
+                <w:sz w:val="28"/>
+                <w:szCs w:val="28"/>
               </w:rPr>
             </w:pPr>
           </w:p>
@@ -1721,82 +1022,76 @@
       </w:tr>
       <w:tr>
         <w:trPr>
-          <w:trHeight w:val="400"/>
+          <w:trHeight w:val="125"/>
         </w:trPr>
         <w:tc>
           <w:tcPr>
-            <w:tcW w:w="1109" w:type="dxa"/>
-          </w:tcPr>
-          <w:p>
-            <w:pPr>
-              <w:suppressAutoHyphens/>
-              <w:spacing w:after="0" w:line="240" w:lineRule="auto"/>
-              <w:jc w:val="center"/>
-              <w:outlineLvl w:val="0"/>
-              <w:rPr>
-                <w:rFonts w:cs="Times New Roman" w:hint="default"/>
-                <w:rtl/>
-              </w:rPr>
-            </w:pPr>
-            <w:r>
-              <w:rPr>
-                <w:sz w:val="28"/>
-                <w:szCs w:val="28"/>
-                <w:cs/>
-                <w14:textOutline w14:w="12700" w14:cap="flat" w14:cmpd="sng" w14:algn="ctr">
-                  <w14:noFill/>
-                  <w14:prstDash w14:val="solid"/>
-                  <w14:miter w14:lim="400000"/>
-                </w14:textOutline>
-              </w:rPr>
-              <w:t>١٠</w:t>
-            </w:r>
-          </w:p>
-        </w:tc>
-        <w:tc>
-          <w:tcPr>
-            <w:tcW w:w="3125" w:type="dxa"/>
-          </w:tcPr>
-          <w:p>
-            <w:pPr>
-              <w:rPr>
-                <w:rFonts w:hint="default"/>
-              </w:rPr>
-            </w:pPr>
-          </w:p>
-        </w:tc>
-        <w:tc>
-          <w:tcPr>
-            <w:tcW w:w="2119" w:type="dxa"/>
-          </w:tcPr>
-          <w:p>
-            <w:pPr>
-              <w:rPr>
-                <w:rFonts w:hint="default"/>
-              </w:rPr>
-            </w:pPr>
-          </w:p>
-        </w:tc>
-        <w:tc>
-          <w:tcPr>
-            <w:tcW w:w="2145" w:type="dxa"/>
-          </w:tcPr>
-          <w:p>
-            <w:pPr>
-              <w:rPr>
-                <w:rFonts w:hint="default"/>
-              </w:rPr>
-            </w:pPr>
-          </w:p>
-        </w:tc>
-        <w:tc>
-          <w:tcPr>
-            <w:tcW w:w="1964" w:type="dxa"/>
-          </w:tcPr>
-          <w:p>
-            <w:pPr>
-              <w:rPr>
-                <w:rFonts w:hint="default"/>
+            <w:tcW w:w="3403" w:type="dxa"/>
+          </w:tcPr>
+          <w:p>
+            <w:pPr>
+              <w:spacing w:after="0" w:line="240" w:lineRule="auto"/>
+              <w:jc w:val="center"/>
+              <w:rPr>
+                <w:rFonts w:ascii="Times New Roman" w:hAnsi="Times New Roman" w:cs="Times New Roman" w:hint="default"/>
+                <w:b/>
+                <w:bCs/>
+                <w:sz w:val="28"/>
+                <w:szCs w:val="28"/>
+              </w:rPr>
+            </w:pPr>
+          </w:p>
+        </w:tc>
+        <w:tc>
+          <w:tcPr>
+            <w:tcW w:w="2110" w:type="dxa"/>
+          </w:tcPr>
+          <w:p>
+            <w:pPr>
+              <w:spacing w:after="0" w:line="240" w:lineRule="auto"/>
+              <w:jc w:val="center"/>
+              <w:rPr>
+                <w:rFonts w:ascii="Times New Roman" w:hAnsi="Times New Roman" w:cs="Times New Roman" w:hint="default"/>
+                <w:b/>
+                <w:bCs/>
+                <w:sz w:val="28"/>
+                <w:szCs w:val="28"/>
+              </w:rPr>
+            </w:pPr>
+          </w:p>
+        </w:tc>
+        <w:tc>
+          <w:tcPr>
+            <w:tcW w:w="2508" w:type="dxa"/>
+          </w:tcPr>
+          <w:p>
+            <w:pPr>
+              <w:spacing w:after="0" w:line="240" w:lineRule="auto"/>
+              <w:jc w:val="center"/>
+              <w:rPr>
+                <w:rFonts w:ascii="Times New Roman" w:hAnsi="Times New Roman" w:cs="Times New Roman" w:hint="default"/>
+                <w:b/>
+                <w:bCs/>
+                <w:sz w:val="28"/>
+                <w:szCs w:val="28"/>
+              </w:rPr>
+            </w:pPr>
+          </w:p>
+        </w:tc>
+        <w:tc>
+          <w:tcPr>
+            <w:tcW w:w="2463" w:type="dxa"/>
+          </w:tcPr>
+          <w:p>
+            <w:pPr>
+              <w:spacing w:after="0" w:line="240" w:lineRule="auto"/>
+              <w:jc w:val="center"/>
+              <w:rPr>
+                <w:rFonts w:ascii="Times New Roman" w:hAnsi="Times New Roman" w:cs="Times New Roman" w:hint="default"/>
+                <w:b/>
+                <w:bCs/>
+                <w:sz w:val="28"/>
+                <w:szCs w:val="28"/>
               </w:rPr>
             </w:pPr>
           </w:p>
@@ -1804,82 +1099,76 @@
       </w:tr>
       <w:tr>
         <w:trPr>
-          <w:trHeight w:val="400"/>
+          <w:trHeight w:val="125"/>
         </w:trPr>
         <w:tc>
           <w:tcPr>
-            <w:tcW w:w="1109" w:type="dxa"/>
-          </w:tcPr>
-          <w:p>
-            <w:pPr>
-              <w:suppressAutoHyphens/>
-              <w:spacing w:after="0" w:line="240" w:lineRule="auto"/>
-              <w:jc w:val="center"/>
-              <w:outlineLvl w:val="0"/>
-              <w:rPr>
-                <w:rFonts w:cs="Times New Roman" w:hint="default"/>
-                <w:rtl/>
-              </w:rPr>
-            </w:pPr>
-            <w:r>
-              <w:rPr>
-                <w:sz w:val="28"/>
-                <w:szCs w:val="28"/>
-                <w:cs/>
-                <w14:textOutline w14:w="12700" w14:cap="flat" w14:cmpd="sng" w14:algn="ctr">
-                  <w14:noFill/>
-                  <w14:prstDash w14:val="solid"/>
-                  <w14:miter w14:lim="400000"/>
-                </w14:textOutline>
-              </w:rPr>
-              <w:t>١١</w:t>
-            </w:r>
-          </w:p>
-        </w:tc>
-        <w:tc>
-          <w:tcPr>
-            <w:tcW w:w="3125" w:type="dxa"/>
-          </w:tcPr>
-          <w:p>
-            <w:pPr>
-              <w:rPr>
-                <w:rFonts w:hint="default"/>
-              </w:rPr>
-            </w:pPr>
-          </w:p>
-        </w:tc>
-        <w:tc>
-          <w:tcPr>
-            <w:tcW w:w="2119" w:type="dxa"/>
-          </w:tcPr>
-          <w:p>
-            <w:pPr>
-              <w:rPr>
-                <w:rFonts w:hint="default"/>
-              </w:rPr>
-            </w:pPr>
-          </w:p>
-        </w:tc>
-        <w:tc>
-          <w:tcPr>
-            <w:tcW w:w="2145" w:type="dxa"/>
-          </w:tcPr>
-          <w:p>
-            <w:pPr>
-              <w:rPr>
-                <w:rFonts w:hint="default"/>
-              </w:rPr>
-            </w:pPr>
-          </w:p>
-        </w:tc>
-        <w:tc>
-          <w:tcPr>
-            <w:tcW w:w="1964" w:type="dxa"/>
-          </w:tcPr>
-          <w:p>
-            <w:pPr>
-              <w:rPr>
-                <w:rFonts w:hint="default"/>
+            <w:tcW w:w="3403" w:type="dxa"/>
+          </w:tcPr>
+          <w:p>
+            <w:pPr>
+              <w:spacing w:after="0" w:line="240" w:lineRule="auto"/>
+              <w:jc w:val="center"/>
+              <w:rPr>
+                <w:rFonts w:ascii="Times New Roman" w:hAnsi="Times New Roman" w:cs="Times New Roman" w:hint="default"/>
+                <w:b/>
+                <w:bCs/>
+                <w:sz w:val="28"/>
+                <w:szCs w:val="28"/>
+              </w:rPr>
+            </w:pPr>
+          </w:p>
+        </w:tc>
+        <w:tc>
+          <w:tcPr>
+            <w:tcW w:w="2110" w:type="dxa"/>
+          </w:tcPr>
+          <w:p>
+            <w:pPr>
+              <w:spacing w:after="0" w:line="240" w:lineRule="auto"/>
+              <w:jc w:val="center"/>
+              <w:rPr>
+                <w:rFonts w:ascii="Times New Roman" w:hAnsi="Times New Roman" w:cs="Times New Roman" w:hint="default"/>
+                <w:b/>
+                <w:bCs/>
+                <w:sz w:val="28"/>
+                <w:szCs w:val="28"/>
+              </w:rPr>
+            </w:pPr>
+          </w:p>
+        </w:tc>
+        <w:tc>
+          <w:tcPr>
+            <w:tcW w:w="2508" w:type="dxa"/>
+          </w:tcPr>
+          <w:p>
+            <w:pPr>
+              <w:spacing w:after="0" w:line="240" w:lineRule="auto"/>
+              <w:jc w:val="center"/>
+              <w:rPr>
+                <w:rFonts w:ascii="Times New Roman" w:hAnsi="Times New Roman" w:cs="Times New Roman" w:hint="default"/>
+                <w:b/>
+                <w:bCs/>
+                <w:sz w:val="28"/>
+                <w:szCs w:val="28"/>
+              </w:rPr>
+            </w:pPr>
+          </w:p>
+        </w:tc>
+        <w:tc>
+          <w:tcPr>
+            <w:tcW w:w="2463" w:type="dxa"/>
+          </w:tcPr>
+          <w:p>
+            <w:pPr>
+              <w:spacing w:after="0" w:line="240" w:lineRule="auto"/>
+              <w:jc w:val="center"/>
+              <w:rPr>
+                <w:rFonts w:ascii="Times New Roman" w:hAnsi="Times New Roman" w:cs="Times New Roman" w:hint="default"/>
+                <w:b/>
+                <w:bCs/>
+                <w:sz w:val="28"/>
+                <w:szCs w:val="28"/>
               </w:rPr>
             </w:pPr>
           </w:p>
@@ -1887,82 +1176,76 @@
       </w:tr>
       <w:tr>
         <w:trPr>
-          <w:trHeight w:val="400"/>
+          <w:trHeight w:val="125"/>
         </w:trPr>
         <w:tc>
           <w:tcPr>
-            <w:tcW w:w="1109" w:type="dxa"/>
-          </w:tcPr>
-          <w:p>
-            <w:pPr>
-              <w:suppressAutoHyphens/>
-              <w:spacing w:after="0" w:line="240" w:lineRule="auto"/>
-              <w:jc w:val="center"/>
-              <w:outlineLvl w:val="0"/>
-              <w:rPr>
-                <w:rFonts w:cs="Times New Roman" w:hint="default"/>
-                <w:rtl/>
-              </w:rPr>
-            </w:pPr>
-            <w:r>
-              <w:rPr>
-                <w:sz w:val="28"/>
-                <w:szCs w:val="28"/>
-                <w:cs/>
-                <w14:textOutline w14:w="12700" w14:cap="flat" w14:cmpd="sng" w14:algn="ctr">
-                  <w14:noFill/>
-                  <w14:prstDash w14:val="solid"/>
-                  <w14:miter w14:lim="400000"/>
-                </w14:textOutline>
-              </w:rPr>
-              <w:t>١٢</w:t>
-            </w:r>
-          </w:p>
-        </w:tc>
-        <w:tc>
-          <w:tcPr>
-            <w:tcW w:w="3125" w:type="dxa"/>
-          </w:tcPr>
-          <w:p>
-            <w:pPr>
-              <w:rPr>
-                <w:rFonts w:hint="default"/>
-              </w:rPr>
-            </w:pPr>
-          </w:p>
-        </w:tc>
-        <w:tc>
-          <w:tcPr>
-            <w:tcW w:w="2119" w:type="dxa"/>
-          </w:tcPr>
-          <w:p>
-            <w:pPr>
-              <w:rPr>
-                <w:rFonts w:hint="default"/>
-              </w:rPr>
-            </w:pPr>
-          </w:p>
-        </w:tc>
-        <w:tc>
-          <w:tcPr>
-            <w:tcW w:w="2145" w:type="dxa"/>
-          </w:tcPr>
-          <w:p>
-            <w:pPr>
-              <w:rPr>
-                <w:rFonts w:hint="default"/>
-              </w:rPr>
-            </w:pPr>
-          </w:p>
-        </w:tc>
-        <w:tc>
-          <w:tcPr>
-            <w:tcW w:w="1964" w:type="dxa"/>
-          </w:tcPr>
-          <w:p>
-            <w:pPr>
-              <w:rPr>
-                <w:rFonts w:hint="default"/>
+            <w:tcW w:w="3403" w:type="dxa"/>
+          </w:tcPr>
+          <w:p>
+            <w:pPr>
+              <w:spacing w:after="0" w:line="240" w:lineRule="auto"/>
+              <w:jc w:val="center"/>
+              <w:rPr>
+                <w:rFonts w:ascii="Times New Roman" w:hAnsi="Times New Roman" w:cs="Times New Roman" w:hint="default"/>
+                <w:b/>
+                <w:bCs/>
+                <w:sz w:val="28"/>
+                <w:szCs w:val="28"/>
+              </w:rPr>
+            </w:pPr>
+          </w:p>
+        </w:tc>
+        <w:tc>
+          <w:tcPr>
+            <w:tcW w:w="2110" w:type="dxa"/>
+          </w:tcPr>
+          <w:p>
+            <w:pPr>
+              <w:spacing w:after="0" w:line="240" w:lineRule="auto"/>
+              <w:jc w:val="center"/>
+              <w:rPr>
+                <w:rFonts w:ascii="Times New Roman" w:hAnsi="Times New Roman" w:cs="Times New Roman" w:hint="default"/>
+                <w:b/>
+                <w:bCs/>
+                <w:sz w:val="28"/>
+                <w:szCs w:val="28"/>
+              </w:rPr>
+            </w:pPr>
+          </w:p>
+        </w:tc>
+        <w:tc>
+          <w:tcPr>
+            <w:tcW w:w="2508" w:type="dxa"/>
+          </w:tcPr>
+          <w:p>
+            <w:pPr>
+              <w:spacing w:after="0" w:line="240" w:lineRule="auto"/>
+              <w:jc w:val="center"/>
+              <w:rPr>
+                <w:rFonts w:ascii="Times New Roman" w:hAnsi="Times New Roman" w:cs="Times New Roman" w:hint="default"/>
+                <w:b/>
+                <w:bCs/>
+                <w:sz w:val="28"/>
+                <w:szCs w:val="28"/>
+              </w:rPr>
+            </w:pPr>
+          </w:p>
+        </w:tc>
+        <w:tc>
+          <w:tcPr>
+            <w:tcW w:w="2463" w:type="dxa"/>
+          </w:tcPr>
+          <w:p>
+            <w:pPr>
+              <w:spacing w:after="0" w:line="240" w:lineRule="auto"/>
+              <w:jc w:val="center"/>
+              <w:rPr>
+                <w:rFonts w:ascii="Times New Roman" w:hAnsi="Times New Roman" w:cs="Times New Roman" w:hint="default"/>
+                <w:b/>
+                <w:bCs/>
+                <w:sz w:val="28"/>
+                <w:szCs w:val="28"/>
               </w:rPr>
             </w:pPr>
           </w:p>
@@ -1970,82 +1253,76 @@
       </w:tr>
       <w:tr>
         <w:trPr>
-          <w:trHeight w:val="400"/>
+          <w:trHeight w:val="125"/>
         </w:trPr>
         <w:tc>
           <w:tcPr>
-            <w:tcW w:w="1109" w:type="dxa"/>
-          </w:tcPr>
-          <w:p>
-            <w:pPr>
-              <w:suppressAutoHyphens/>
-              <w:spacing w:after="0" w:line="240" w:lineRule="auto"/>
-              <w:jc w:val="center"/>
-              <w:outlineLvl w:val="0"/>
-              <w:rPr>
-                <w:rFonts w:cs="Times New Roman" w:hint="default"/>
-                <w:rtl/>
-              </w:rPr>
-            </w:pPr>
-            <w:r>
-              <w:rPr>
-                <w:sz w:val="28"/>
-                <w:szCs w:val="28"/>
-                <w:cs/>
-                <w14:textOutline w14:w="12700" w14:cap="flat" w14:cmpd="sng" w14:algn="ctr">
-                  <w14:noFill/>
-                  <w14:prstDash w14:val="solid"/>
-                  <w14:miter w14:lim="400000"/>
-                </w14:textOutline>
-              </w:rPr>
-              <w:t>١٣</w:t>
-            </w:r>
-          </w:p>
-        </w:tc>
-        <w:tc>
-          <w:tcPr>
-            <w:tcW w:w="3125" w:type="dxa"/>
-          </w:tcPr>
-          <w:p>
-            <w:pPr>
-              <w:rPr>
-                <w:rFonts w:hint="default"/>
-              </w:rPr>
-            </w:pPr>
-          </w:p>
-        </w:tc>
-        <w:tc>
-          <w:tcPr>
-            <w:tcW w:w="2119" w:type="dxa"/>
-          </w:tcPr>
-          <w:p>
-            <w:pPr>
-              <w:rPr>
-                <w:rFonts w:hint="default"/>
-              </w:rPr>
-            </w:pPr>
-          </w:p>
-        </w:tc>
-        <w:tc>
-          <w:tcPr>
-            <w:tcW w:w="2145" w:type="dxa"/>
-          </w:tcPr>
-          <w:p>
-            <w:pPr>
-              <w:rPr>
-                <w:rFonts w:hint="default"/>
-              </w:rPr>
-            </w:pPr>
-          </w:p>
-        </w:tc>
-        <w:tc>
-          <w:tcPr>
-            <w:tcW w:w="1964" w:type="dxa"/>
-          </w:tcPr>
-          <w:p>
-            <w:pPr>
-              <w:rPr>
-                <w:rFonts w:hint="default"/>
+            <w:tcW w:w="3403" w:type="dxa"/>
+          </w:tcPr>
+          <w:p>
+            <w:pPr>
+              <w:spacing w:after="0" w:line="240" w:lineRule="auto"/>
+              <w:jc w:val="center"/>
+              <w:rPr>
+                <w:rFonts w:ascii="Times New Roman" w:hAnsi="Times New Roman" w:cs="Times New Roman" w:hint="default"/>
+                <w:b/>
+                <w:bCs/>
+                <w:sz w:val="28"/>
+                <w:szCs w:val="28"/>
+              </w:rPr>
+            </w:pPr>
+          </w:p>
+        </w:tc>
+        <w:tc>
+          <w:tcPr>
+            <w:tcW w:w="2110" w:type="dxa"/>
+          </w:tcPr>
+          <w:p>
+            <w:pPr>
+              <w:spacing w:after="0" w:line="240" w:lineRule="auto"/>
+              <w:jc w:val="center"/>
+              <w:rPr>
+                <w:rFonts w:ascii="Times New Roman" w:hAnsi="Times New Roman" w:cs="Times New Roman" w:hint="default"/>
+                <w:b/>
+                <w:bCs/>
+                <w:sz w:val="28"/>
+                <w:szCs w:val="28"/>
+              </w:rPr>
+            </w:pPr>
+          </w:p>
+        </w:tc>
+        <w:tc>
+          <w:tcPr>
+            <w:tcW w:w="2508" w:type="dxa"/>
+          </w:tcPr>
+          <w:p>
+            <w:pPr>
+              <w:spacing w:after="0" w:line="240" w:lineRule="auto"/>
+              <w:jc w:val="center"/>
+              <w:rPr>
+                <w:rFonts w:ascii="Times New Roman" w:hAnsi="Times New Roman" w:cs="Times New Roman" w:hint="default"/>
+                <w:b/>
+                <w:bCs/>
+                <w:sz w:val="28"/>
+                <w:szCs w:val="28"/>
+              </w:rPr>
+            </w:pPr>
+          </w:p>
+        </w:tc>
+        <w:tc>
+          <w:tcPr>
+            <w:tcW w:w="2463" w:type="dxa"/>
+          </w:tcPr>
+          <w:p>
+            <w:pPr>
+              <w:spacing w:after="0" w:line="240" w:lineRule="auto"/>
+              <w:jc w:val="center"/>
+              <w:rPr>
+                <w:rFonts w:ascii="Times New Roman" w:hAnsi="Times New Roman" w:cs="Times New Roman" w:hint="default"/>
+                <w:b/>
+                <w:bCs/>
+                <w:sz w:val="28"/>
+                <w:szCs w:val="28"/>
               </w:rPr>
             </w:pPr>
           </w:p>
@@ -2053,82 +1330,76 @@
       </w:tr>
       <w:tr>
         <w:trPr>
-          <w:trHeight w:val="400"/>
+          <w:trHeight w:val="125"/>
         </w:trPr>
         <w:tc>
           <w:tcPr>
-            <w:tcW w:w="1109" w:type="dxa"/>
-          </w:tcPr>
-          <w:p>
-            <w:pPr>
-              <w:suppressAutoHyphens/>
-              <w:spacing w:after="0" w:line="240" w:lineRule="auto"/>
-              <w:jc w:val="center"/>
-              <w:outlineLvl w:val="0"/>
-              <w:rPr>
-                <w:rFonts w:cs="Times New Roman" w:hint="default"/>
-                <w:rtl/>
-              </w:rPr>
-            </w:pPr>
-            <w:r>
-              <w:rPr>
-                <w:sz w:val="28"/>
-                <w:szCs w:val="28"/>
-                <w:cs/>
-                <w14:textOutline w14:w="12700" w14:cap="flat" w14:cmpd="sng" w14:algn="ctr">
-                  <w14:noFill/>
-                  <w14:prstDash w14:val="solid"/>
-                  <w14:miter w14:lim="400000"/>
-                </w14:textOutline>
-              </w:rPr>
-              <w:t>١٤</w:t>
-            </w:r>
-          </w:p>
-        </w:tc>
-        <w:tc>
-          <w:tcPr>
-            <w:tcW w:w="3125" w:type="dxa"/>
-          </w:tcPr>
-          <w:p>
-            <w:pPr>
-              <w:rPr>
-                <w:rFonts w:hint="default"/>
-              </w:rPr>
-            </w:pPr>
-          </w:p>
-        </w:tc>
-        <w:tc>
-          <w:tcPr>
-            <w:tcW w:w="2119" w:type="dxa"/>
-          </w:tcPr>
-          <w:p>
-            <w:pPr>
-              <w:rPr>
-                <w:rFonts w:hint="default"/>
-              </w:rPr>
-            </w:pPr>
-          </w:p>
-        </w:tc>
-        <w:tc>
-          <w:tcPr>
-            <w:tcW w:w="2145" w:type="dxa"/>
-          </w:tcPr>
-          <w:p>
-            <w:pPr>
-              <w:rPr>
-                <w:rFonts w:hint="default"/>
-              </w:rPr>
-            </w:pPr>
-          </w:p>
-        </w:tc>
-        <w:tc>
-          <w:tcPr>
-            <w:tcW w:w="1964" w:type="dxa"/>
-          </w:tcPr>
-          <w:p>
-            <w:pPr>
-              <w:rPr>
-                <w:rFonts w:hint="default"/>
+            <w:tcW w:w="3403" w:type="dxa"/>
+          </w:tcPr>
+          <w:p>
+            <w:pPr>
+              <w:spacing w:after="0" w:line="240" w:lineRule="auto"/>
+              <w:jc w:val="center"/>
+              <w:rPr>
+                <w:rFonts w:ascii="Times New Roman" w:hAnsi="Times New Roman" w:cs="Times New Roman" w:hint="default"/>
+                <w:b/>
+                <w:bCs/>
+                <w:sz w:val="28"/>
+                <w:szCs w:val="28"/>
+              </w:rPr>
+            </w:pPr>
+          </w:p>
+        </w:tc>
+        <w:tc>
+          <w:tcPr>
+            <w:tcW w:w="2110" w:type="dxa"/>
+          </w:tcPr>
+          <w:p>
+            <w:pPr>
+              <w:spacing w:after="0" w:line="240" w:lineRule="auto"/>
+              <w:jc w:val="center"/>
+              <w:rPr>
+                <w:rFonts w:ascii="Times New Roman" w:hAnsi="Times New Roman" w:cs="Times New Roman" w:hint="default"/>
+                <w:b/>
+                <w:bCs/>
+                <w:sz w:val="28"/>
+                <w:szCs w:val="28"/>
+              </w:rPr>
+            </w:pPr>
+          </w:p>
+        </w:tc>
+        <w:tc>
+          <w:tcPr>
+            <w:tcW w:w="2508" w:type="dxa"/>
+          </w:tcPr>
+          <w:p>
+            <w:pPr>
+              <w:spacing w:after="0" w:line="240" w:lineRule="auto"/>
+              <w:jc w:val="center"/>
+              <w:rPr>
+                <w:rFonts w:ascii="Times New Roman" w:hAnsi="Times New Roman" w:cs="Times New Roman" w:hint="default"/>
+                <w:b/>
+                <w:bCs/>
+                <w:sz w:val="28"/>
+                <w:szCs w:val="28"/>
+              </w:rPr>
+            </w:pPr>
+          </w:p>
+        </w:tc>
+        <w:tc>
+          <w:tcPr>
+            <w:tcW w:w="2463" w:type="dxa"/>
+          </w:tcPr>
+          <w:p>
+            <w:pPr>
+              <w:spacing w:after="0" w:line="240" w:lineRule="auto"/>
+              <w:jc w:val="center"/>
+              <w:rPr>
+                <w:rFonts w:ascii="Times New Roman" w:hAnsi="Times New Roman" w:cs="Times New Roman" w:hint="default"/>
+                <w:b/>
+                <w:bCs/>
+                <w:sz w:val="28"/>
+                <w:szCs w:val="28"/>
               </w:rPr>
             </w:pPr>
           </w:p>
@@ -2136,82 +1407,76 @@
       </w:tr>
       <w:tr>
         <w:trPr>
-          <w:trHeight w:val="400"/>
+          <w:trHeight w:val="125"/>
         </w:trPr>
         <w:tc>
           <w:tcPr>
-            <w:tcW w:w="1109" w:type="dxa"/>
-          </w:tcPr>
-          <w:p>
-            <w:pPr>
-              <w:suppressAutoHyphens/>
-              <w:spacing w:after="0" w:line="240" w:lineRule="auto"/>
-              <w:jc w:val="center"/>
-              <w:outlineLvl w:val="0"/>
-              <w:rPr>
-                <w:rFonts w:cs="Times New Roman" w:hint="default"/>
-                <w:rtl/>
-              </w:rPr>
-            </w:pPr>
-            <w:r>
-              <w:rPr>
-                <w:sz w:val="28"/>
-                <w:szCs w:val="28"/>
-                <w:cs/>
-                <w14:textOutline w14:w="12700" w14:cap="flat" w14:cmpd="sng" w14:algn="ctr">
-                  <w14:noFill/>
-                  <w14:prstDash w14:val="solid"/>
-                  <w14:miter w14:lim="400000"/>
-                </w14:textOutline>
-              </w:rPr>
-              <w:t>١٥</w:t>
-            </w:r>
-          </w:p>
-        </w:tc>
-        <w:tc>
-          <w:tcPr>
-            <w:tcW w:w="3125" w:type="dxa"/>
-          </w:tcPr>
-          <w:p>
-            <w:pPr>
-              <w:rPr>
-                <w:rFonts w:hint="default"/>
-              </w:rPr>
-            </w:pPr>
-          </w:p>
-        </w:tc>
-        <w:tc>
-          <w:tcPr>
-            <w:tcW w:w="2119" w:type="dxa"/>
-          </w:tcPr>
-          <w:p>
-            <w:pPr>
-              <w:rPr>
-                <w:rFonts w:hint="default"/>
-              </w:rPr>
-            </w:pPr>
-          </w:p>
-        </w:tc>
-        <w:tc>
-          <w:tcPr>
-            <w:tcW w:w="2145" w:type="dxa"/>
-          </w:tcPr>
-          <w:p>
-            <w:pPr>
-              <w:rPr>
-                <w:rFonts w:hint="default"/>
-              </w:rPr>
-            </w:pPr>
-          </w:p>
-        </w:tc>
-        <w:tc>
-          <w:tcPr>
-            <w:tcW w:w="1964" w:type="dxa"/>
-          </w:tcPr>
-          <w:p>
-            <w:pPr>
-              <w:rPr>
-                <w:rFonts w:hint="default"/>
+            <w:tcW w:w="3403" w:type="dxa"/>
+          </w:tcPr>
+          <w:p>
+            <w:pPr>
+              <w:spacing w:after="0" w:line="240" w:lineRule="auto"/>
+              <w:jc w:val="center"/>
+              <w:rPr>
+                <w:rFonts w:ascii="Times New Roman" w:hAnsi="Times New Roman" w:cs="Times New Roman" w:hint="default"/>
+                <w:b/>
+                <w:bCs/>
+                <w:sz w:val="28"/>
+                <w:szCs w:val="28"/>
+              </w:rPr>
+            </w:pPr>
+          </w:p>
+        </w:tc>
+        <w:tc>
+          <w:tcPr>
+            <w:tcW w:w="2110" w:type="dxa"/>
+          </w:tcPr>
+          <w:p>
+            <w:pPr>
+              <w:spacing w:after="0" w:line="240" w:lineRule="auto"/>
+              <w:jc w:val="center"/>
+              <w:rPr>
+                <w:rFonts w:ascii="Times New Roman" w:hAnsi="Times New Roman" w:cs="Times New Roman" w:hint="default"/>
+                <w:b/>
+                <w:bCs/>
+                <w:sz w:val="28"/>
+                <w:szCs w:val="28"/>
+              </w:rPr>
+            </w:pPr>
+          </w:p>
+        </w:tc>
+        <w:tc>
+          <w:tcPr>
+            <w:tcW w:w="2508" w:type="dxa"/>
+          </w:tcPr>
+          <w:p>
+            <w:pPr>
+              <w:spacing w:after="0" w:line="240" w:lineRule="auto"/>
+              <w:jc w:val="center"/>
+              <w:rPr>
+                <w:rFonts w:ascii="Times New Roman" w:hAnsi="Times New Roman" w:cs="Times New Roman" w:hint="default"/>
+                <w:b/>
+                <w:bCs/>
+                <w:sz w:val="28"/>
+                <w:szCs w:val="28"/>
+              </w:rPr>
+            </w:pPr>
+          </w:p>
+        </w:tc>
+        <w:tc>
+          <w:tcPr>
+            <w:tcW w:w="2463" w:type="dxa"/>
+          </w:tcPr>
+          <w:p>
+            <w:pPr>
+              <w:spacing w:after="0" w:line="240" w:lineRule="auto"/>
+              <w:jc w:val="center"/>
+              <w:rPr>
+                <w:rFonts w:ascii="Times New Roman" w:hAnsi="Times New Roman" w:cs="Times New Roman" w:hint="default"/>
+                <w:b/>
+                <w:bCs/>
+                <w:sz w:val="28"/>
+                <w:szCs w:val="28"/>
               </w:rPr>
             </w:pPr>
           </w:p>
@@ -2219,82 +1484,76 @@
       </w:tr>
       <w:tr>
         <w:trPr>
-          <w:trHeight w:val="400"/>
+          <w:trHeight w:val="125"/>
         </w:trPr>
         <w:tc>
           <w:tcPr>
-            <w:tcW w:w="1109" w:type="dxa"/>
-          </w:tcPr>
-          <w:p>
-            <w:pPr>
-              <w:suppressAutoHyphens/>
-              <w:spacing w:after="0" w:line="240" w:lineRule="auto"/>
-              <w:jc w:val="center"/>
-              <w:outlineLvl w:val="0"/>
-              <w:rPr>
-                <w:rFonts w:cs="Times New Roman" w:hint="default"/>
-                <w:rtl/>
-              </w:rPr>
-            </w:pPr>
-            <w:r>
-              <w:rPr>
-                <w:sz w:val="28"/>
-                <w:szCs w:val="28"/>
-                <w:cs/>
-                <w14:textOutline w14:w="12700" w14:cap="flat" w14:cmpd="sng" w14:algn="ctr">
-                  <w14:noFill/>
-                  <w14:prstDash w14:val="solid"/>
-                  <w14:miter w14:lim="400000"/>
-                </w14:textOutline>
-              </w:rPr>
-              <w:t>١٦</w:t>
-            </w:r>
-          </w:p>
-        </w:tc>
-        <w:tc>
-          <w:tcPr>
-            <w:tcW w:w="3125" w:type="dxa"/>
-          </w:tcPr>
-          <w:p>
-            <w:pPr>
-              <w:rPr>
-                <w:rFonts w:hint="default"/>
-              </w:rPr>
-            </w:pPr>
-          </w:p>
-        </w:tc>
-        <w:tc>
-          <w:tcPr>
-            <w:tcW w:w="2119" w:type="dxa"/>
-          </w:tcPr>
-          <w:p>
-            <w:pPr>
-              <w:rPr>
-                <w:rFonts w:hint="default"/>
-              </w:rPr>
-            </w:pPr>
-          </w:p>
-        </w:tc>
-        <w:tc>
-          <w:tcPr>
-            <w:tcW w:w="2145" w:type="dxa"/>
-          </w:tcPr>
-          <w:p>
-            <w:pPr>
-              <w:rPr>
-                <w:rFonts w:hint="default"/>
-              </w:rPr>
-            </w:pPr>
-          </w:p>
-        </w:tc>
-        <w:tc>
-          <w:tcPr>
-            <w:tcW w:w="1964" w:type="dxa"/>
-          </w:tcPr>
-          <w:p>
-            <w:pPr>
-              <w:rPr>
-                <w:rFonts w:hint="default"/>
+            <w:tcW w:w="3403" w:type="dxa"/>
+          </w:tcPr>
+          <w:p>
+            <w:pPr>
+              <w:spacing w:after="0" w:line="240" w:lineRule="auto"/>
+              <w:jc w:val="center"/>
+              <w:rPr>
+                <w:rFonts w:ascii="Times New Roman" w:hAnsi="Times New Roman" w:cs="Times New Roman" w:hint="default"/>
+                <w:b/>
+                <w:bCs/>
+                <w:sz w:val="28"/>
+                <w:szCs w:val="28"/>
+              </w:rPr>
+            </w:pPr>
+          </w:p>
+        </w:tc>
+        <w:tc>
+          <w:tcPr>
+            <w:tcW w:w="2110" w:type="dxa"/>
+          </w:tcPr>
+          <w:p>
+            <w:pPr>
+              <w:spacing w:after="0" w:line="240" w:lineRule="auto"/>
+              <w:jc w:val="center"/>
+              <w:rPr>
+                <w:rFonts w:ascii="Times New Roman" w:hAnsi="Times New Roman" w:cs="Times New Roman" w:hint="default"/>
+                <w:b/>
+                <w:bCs/>
+                <w:sz w:val="28"/>
+                <w:szCs w:val="28"/>
+              </w:rPr>
+            </w:pPr>
+          </w:p>
+        </w:tc>
+        <w:tc>
+          <w:tcPr>
+            <w:tcW w:w="2508" w:type="dxa"/>
+          </w:tcPr>
+          <w:p>
+            <w:pPr>
+              <w:spacing w:after="0" w:line="240" w:lineRule="auto"/>
+              <w:jc w:val="center"/>
+              <w:rPr>
+                <w:rFonts w:ascii="Times New Roman" w:hAnsi="Times New Roman" w:cs="Times New Roman" w:hint="default"/>
+                <w:b/>
+                <w:bCs/>
+                <w:sz w:val="28"/>
+                <w:szCs w:val="28"/>
+              </w:rPr>
+            </w:pPr>
+          </w:p>
+        </w:tc>
+        <w:tc>
+          <w:tcPr>
+            <w:tcW w:w="2463" w:type="dxa"/>
+          </w:tcPr>
+          <w:p>
+            <w:pPr>
+              <w:spacing w:after="0" w:line="240" w:lineRule="auto"/>
+              <w:jc w:val="center"/>
+              <w:rPr>
+                <w:rFonts w:ascii="Times New Roman" w:hAnsi="Times New Roman" w:cs="Times New Roman" w:hint="default"/>
+                <w:b/>
+                <w:bCs/>
+                <w:sz w:val="28"/>
+                <w:szCs w:val="28"/>
               </w:rPr>
             </w:pPr>
           </w:p>
@@ -2302,82 +1561,76 @@
       </w:tr>
       <w:tr>
         <w:trPr>
-          <w:trHeight w:val="400"/>
+          <w:trHeight w:val="125"/>
         </w:trPr>
         <w:tc>
           <w:tcPr>
-            <w:tcW w:w="1109" w:type="dxa"/>
-          </w:tcPr>
-          <w:p>
-            <w:pPr>
-              <w:suppressAutoHyphens/>
-              <w:spacing w:after="0" w:line="240" w:lineRule="auto"/>
-              <w:jc w:val="center"/>
-              <w:outlineLvl w:val="0"/>
-              <w:rPr>
-                <w:rFonts w:cs="Times New Roman" w:hint="default"/>
-                <w:rtl/>
-              </w:rPr>
-            </w:pPr>
-            <w:r>
-              <w:rPr>
-                <w:sz w:val="28"/>
-                <w:szCs w:val="28"/>
-                <w:cs/>
-                <w14:textOutline w14:w="12700" w14:cap="flat" w14:cmpd="sng" w14:algn="ctr">
-                  <w14:noFill/>
-                  <w14:prstDash w14:val="solid"/>
-                  <w14:miter w14:lim="400000"/>
-                </w14:textOutline>
-              </w:rPr>
-              <w:t>١٧</w:t>
-            </w:r>
-          </w:p>
-        </w:tc>
-        <w:tc>
-          <w:tcPr>
-            <w:tcW w:w="3125" w:type="dxa"/>
-          </w:tcPr>
-          <w:p>
-            <w:pPr>
-              <w:rPr>
-                <w:rFonts w:hint="default"/>
-              </w:rPr>
-            </w:pPr>
-          </w:p>
-        </w:tc>
-        <w:tc>
-          <w:tcPr>
-            <w:tcW w:w="2119" w:type="dxa"/>
-          </w:tcPr>
-          <w:p>
-            <w:pPr>
-              <w:rPr>
-                <w:rFonts w:hint="default"/>
-              </w:rPr>
-            </w:pPr>
-          </w:p>
-        </w:tc>
-        <w:tc>
-          <w:tcPr>
-            <w:tcW w:w="2145" w:type="dxa"/>
-          </w:tcPr>
-          <w:p>
-            <w:pPr>
-              <w:rPr>
-                <w:rFonts w:hint="default"/>
-              </w:rPr>
-            </w:pPr>
-          </w:p>
-        </w:tc>
-        <w:tc>
-          <w:tcPr>
-            <w:tcW w:w="1964" w:type="dxa"/>
-          </w:tcPr>
-          <w:p>
-            <w:pPr>
-              <w:rPr>
-                <w:rFonts w:hint="default"/>
+            <w:tcW w:w="3403" w:type="dxa"/>
+          </w:tcPr>
+          <w:p>
+            <w:pPr>
+              <w:spacing w:after="0" w:line="240" w:lineRule="auto"/>
+              <w:jc w:val="center"/>
+              <w:rPr>
+                <w:rFonts w:ascii="Times New Roman" w:hAnsi="Times New Roman" w:cs="Times New Roman" w:hint="default"/>
+                <w:b/>
+                <w:bCs/>
+                <w:sz w:val="28"/>
+                <w:szCs w:val="28"/>
+              </w:rPr>
+            </w:pPr>
+          </w:p>
+        </w:tc>
+        <w:tc>
+          <w:tcPr>
+            <w:tcW w:w="2110" w:type="dxa"/>
+          </w:tcPr>
+          <w:p>
+            <w:pPr>
+              <w:spacing w:after="0" w:line="240" w:lineRule="auto"/>
+              <w:jc w:val="center"/>
+              <w:rPr>
+                <w:rFonts w:ascii="Times New Roman" w:hAnsi="Times New Roman" w:cs="Times New Roman" w:hint="default"/>
+                <w:b/>
+                <w:bCs/>
+                <w:sz w:val="28"/>
+                <w:szCs w:val="28"/>
+              </w:rPr>
+            </w:pPr>
+          </w:p>
+        </w:tc>
+        <w:tc>
+          <w:tcPr>
+            <w:tcW w:w="2508" w:type="dxa"/>
+          </w:tcPr>
+          <w:p>
+            <w:pPr>
+              <w:spacing w:after="0" w:line="240" w:lineRule="auto"/>
+              <w:jc w:val="center"/>
+              <w:rPr>
+                <w:rFonts w:ascii="Times New Roman" w:hAnsi="Times New Roman" w:cs="Times New Roman" w:hint="default"/>
+                <w:b/>
+                <w:bCs/>
+                <w:sz w:val="28"/>
+                <w:szCs w:val="28"/>
+              </w:rPr>
+            </w:pPr>
+          </w:p>
+        </w:tc>
+        <w:tc>
+          <w:tcPr>
+            <w:tcW w:w="2463" w:type="dxa"/>
+          </w:tcPr>
+          <w:p>
+            <w:pPr>
+              <w:spacing w:after="0" w:line="240" w:lineRule="auto"/>
+              <w:jc w:val="center"/>
+              <w:rPr>
+                <w:rFonts w:ascii="Times New Roman" w:hAnsi="Times New Roman" w:cs="Times New Roman" w:hint="default"/>
+                <w:b/>
+                <w:bCs/>
+                <w:sz w:val="28"/>
+                <w:szCs w:val="28"/>
               </w:rPr>
             </w:pPr>
           </w:p>
@@ -2385,82 +1638,76 @@
       </w:tr>
       <w:tr>
         <w:trPr>
-          <w:trHeight w:val="400"/>
+          <w:trHeight w:val="125"/>
         </w:trPr>
         <w:tc>
           <w:tcPr>
-            <w:tcW w:w="1109" w:type="dxa"/>
-          </w:tcPr>
-          <w:p>
-            <w:pPr>
-              <w:suppressAutoHyphens/>
-              <w:spacing w:after="0" w:line="240" w:lineRule="auto"/>
-              <w:jc w:val="center"/>
-              <w:outlineLvl w:val="0"/>
-              <w:rPr>
-                <w:rFonts w:cs="Times New Roman" w:hint="default"/>
-                <w:rtl/>
-              </w:rPr>
-            </w:pPr>
-            <w:r>
-              <w:rPr>
-                <w:sz w:val="28"/>
-                <w:szCs w:val="28"/>
-                <w:cs/>
-                <w14:textOutline w14:w="12700" w14:cap="flat" w14:cmpd="sng" w14:algn="ctr">
-                  <w14:noFill/>
-                  <w14:prstDash w14:val="solid"/>
-                  <w14:miter w14:lim="400000"/>
-                </w14:textOutline>
-              </w:rPr>
-              <w:t>١٨</w:t>
-            </w:r>
-          </w:p>
-        </w:tc>
-        <w:tc>
-          <w:tcPr>
-            <w:tcW w:w="3125" w:type="dxa"/>
-          </w:tcPr>
-          <w:p>
-            <w:pPr>
-              <w:rPr>
-                <w:rFonts w:hint="default"/>
-              </w:rPr>
-            </w:pPr>
-          </w:p>
-        </w:tc>
-        <w:tc>
-          <w:tcPr>
-            <w:tcW w:w="2119" w:type="dxa"/>
-          </w:tcPr>
-          <w:p>
-            <w:pPr>
-              <w:rPr>
-                <w:rFonts w:hint="default"/>
-              </w:rPr>
-            </w:pPr>
-          </w:p>
-        </w:tc>
-        <w:tc>
-          <w:tcPr>
-            <w:tcW w:w="2145" w:type="dxa"/>
-          </w:tcPr>
-          <w:p>
-            <w:pPr>
-              <w:rPr>
-                <w:rFonts w:hint="default"/>
-              </w:rPr>
-            </w:pPr>
-          </w:p>
-        </w:tc>
-        <w:tc>
-          <w:tcPr>
-            <w:tcW w:w="1964" w:type="dxa"/>
-          </w:tcPr>
-          <w:p>
-            <w:pPr>
-              <w:rPr>
-                <w:rFonts w:hint="default"/>
+            <w:tcW w:w="3403" w:type="dxa"/>
+          </w:tcPr>
+          <w:p>
+            <w:pPr>
+              <w:spacing w:after="0" w:line="240" w:lineRule="auto"/>
+              <w:jc w:val="center"/>
+              <w:rPr>
+                <w:rFonts w:ascii="Times New Roman" w:hAnsi="Times New Roman" w:cs="Times New Roman" w:hint="default"/>
+                <w:b/>
+                <w:bCs/>
+                <w:sz w:val="28"/>
+                <w:szCs w:val="28"/>
+              </w:rPr>
+            </w:pPr>
+          </w:p>
+        </w:tc>
+        <w:tc>
+          <w:tcPr>
+            <w:tcW w:w="2110" w:type="dxa"/>
+          </w:tcPr>
+          <w:p>
+            <w:pPr>
+              <w:spacing w:after="0" w:line="240" w:lineRule="auto"/>
+              <w:jc w:val="center"/>
+              <w:rPr>
+                <w:rFonts w:ascii="Times New Roman" w:hAnsi="Times New Roman" w:cs="Times New Roman" w:hint="default"/>
+                <w:b/>
+                <w:bCs/>
+                <w:sz w:val="28"/>
+                <w:szCs w:val="28"/>
+              </w:rPr>
+            </w:pPr>
+          </w:p>
+        </w:tc>
+        <w:tc>
+          <w:tcPr>
+            <w:tcW w:w="2508" w:type="dxa"/>
+          </w:tcPr>
+          <w:p>
+            <w:pPr>
+              <w:spacing w:after="0" w:line="240" w:lineRule="auto"/>
+              <w:jc w:val="center"/>
+              <w:rPr>
+                <w:rFonts w:ascii="Times New Roman" w:hAnsi="Times New Roman" w:cs="Times New Roman" w:hint="default"/>
+                <w:b/>
+                <w:bCs/>
+                <w:sz w:val="28"/>
+                <w:szCs w:val="28"/>
+              </w:rPr>
+            </w:pPr>
+          </w:p>
+        </w:tc>
+        <w:tc>
+          <w:tcPr>
+            <w:tcW w:w="2463" w:type="dxa"/>
+          </w:tcPr>
+          <w:p>
+            <w:pPr>
+              <w:spacing w:after="0" w:line="240" w:lineRule="auto"/>
+              <w:jc w:val="center"/>
+              <w:rPr>
+                <w:rFonts w:ascii="Times New Roman" w:hAnsi="Times New Roman" w:cs="Times New Roman" w:hint="default"/>
+                <w:b/>
+                <w:bCs/>
+                <w:sz w:val="28"/>
+                <w:szCs w:val="28"/>
               </w:rPr>
             </w:pPr>
           </w:p>
@@ -2468,82 +1715,76 @@
       </w:tr>
       <w:tr>
         <w:trPr>
-          <w:trHeight w:val="400"/>
+          <w:trHeight w:val="125"/>
         </w:trPr>
         <w:tc>
           <w:tcPr>
-            <w:tcW w:w="1109" w:type="dxa"/>
-          </w:tcPr>
-          <w:p>
-            <w:pPr>
-              <w:suppressAutoHyphens/>
-              <w:spacing w:after="0" w:line="240" w:lineRule="auto"/>
-              <w:jc w:val="center"/>
-              <w:outlineLvl w:val="0"/>
-              <w:rPr>
-                <w:rFonts w:cs="Times New Roman" w:hint="default"/>
-                <w:rtl/>
-              </w:rPr>
-            </w:pPr>
-            <w:r>
-              <w:rPr>
-                <w:sz w:val="28"/>
-                <w:szCs w:val="28"/>
-                <w:cs/>
-                <w14:textOutline w14:w="12700" w14:cap="flat" w14:cmpd="sng" w14:algn="ctr">
-                  <w14:noFill/>
-                  <w14:prstDash w14:val="solid"/>
-                  <w14:miter w14:lim="400000"/>
-                </w14:textOutline>
-              </w:rPr>
-              <w:t>١٩</w:t>
-            </w:r>
-          </w:p>
-        </w:tc>
-        <w:tc>
-          <w:tcPr>
-            <w:tcW w:w="3125" w:type="dxa"/>
-          </w:tcPr>
-          <w:p>
-            <w:pPr>
-              <w:rPr>
-                <w:rFonts w:hint="default"/>
-              </w:rPr>
-            </w:pPr>
-          </w:p>
-        </w:tc>
-        <w:tc>
-          <w:tcPr>
-            <w:tcW w:w="2119" w:type="dxa"/>
-          </w:tcPr>
-          <w:p>
-            <w:pPr>
-              <w:rPr>
-                <w:rFonts w:hint="default"/>
-              </w:rPr>
-            </w:pPr>
-          </w:p>
-        </w:tc>
-        <w:tc>
-          <w:tcPr>
-            <w:tcW w:w="2145" w:type="dxa"/>
-          </w:tcPr>
-          <w:p>
-            <w:pPr>
-              <w:rPr>
-                <w:rFonts w:hint="default"/>
-              </w:rPr>
-            </w:pPr>
-          </w:p>
-        </w:tc>
-        <w:tc>
-          <w:tcPr>
-            <w:tcW w:w="1964" w:type="dxa"/>
-          </w:tcPr>
-          <w:p>
-            <w:pPr>
-              <w:rPr>
-                <w:rFonts w:hint="default"/>
+            <w:tcW w:w="3403" w:type="dxa"/>
+          </w:tcPr>
+          <w:p>
+            <w:pPr>
+              <w:spacing w:after="0" w:line="240" w:lineRule="auto"/>
+              <w:jc w:val="center"/>
+              <w:rPr>
+                <w:rFonts w:ascii="Times New Roman" w:hAnsi="Times New Roman" w:cs="Times New Roman" w:hint="default"/>
+                <w:b/>
+                <w:bCs/>
+                <w:sz w:val="28"/>
+                <w:szCs w:val="28"/>
+              </w:rPr>
+            </w:pPr>
+          </w:p>
+        </w:tc>
+        <w:tc>
+          <w:tcPr>
+            <w:tcW w:w="2110" w:type="dxa"/>
+          </w:tcPr>
+          <w:p>
+            <w:pPr>
+              <w:spacing w:after="0" w:line="240" w:lineRule="auto"/>
+              <w:jc w:val="center"/>
+              <w:rPr>
+                <w:rFonts w:ascii="Times New Roman" w:hAnsi="Times New Roman" w:cs="Times New Roman" w:hint="default"/>
+                <w:b/>
+                <w:bCs/>
+                <w:sz w:val="28"/>
+                <w:szCs w:val="28"/>
+              </w:rPr>
+            </w:pPr>
+          </w:p>
+        </w:tc>
+        <w:tc>
+          <w:tcPr>
+            <w:tcW w:w="2508" w:type="dxa"/>
+          </w:tcPr>
+          <w:p>
+            <w:pPr>
+              <w:spacing w:after="0" w:line="240" w:lineRule="auto"/>
+              <w:jc w:val="center"/>
+              <w:rPr>
+                <w:rFonts w:ascii="Times New Roman" w:hAnsi="Times New Roman" w:cs="Times New Roman" w:hint="default"/>
+                <w:b/>
+                <w:bCs/>
+                <w:sz w:val="28"/>
+                <w:szCs w:val="28"/>
+              </w:rPr>
+            </w:pPr>
+          </w:p>
+        </w:tc>
+        <w:tc>
+          <w:tcPr>
+            <w:tcW w:w="2463" w:type="dxa"/>
+          </w:tcPr>
+          <w:p>
+            <w:pPr>
+              <w:spacing w:after="0" w:line="240" w:lineRule="auto"/>
+              <w:jc w:val="center"/>
+              <w:rPr>
+                <w:rFonts w:ascii="Times New Roman" w:hAnsi="Times New Roman" w:cs="Times New Roman" w:hint="default"/>
+                <w:b/>
+                <w:bCs/>
+                <w:sz w:val="28"/>
+                <w:szCs w:val="28"/>
               </w:rPr>
             </w:pPr>
           </w:p>
@@ -2551,83 +1792,76 @@
       </w:tr>
       <w:tr>
         <w:trPr>
-          <w:trHeight w:val="400"/>
+          <w:trHeight w:val="125"/>
         </w:trPr>
         <w:tc>
           <w:tcPr>
-            <w:tcW w:w="1109" w:type="dxa"/>
-          </w:tcPr>
-          <w:p>
-            <w:pPr>
-              <w:suppressAutoHyphens/>
-              <w:spacing w:after="0" w:line="240" w:lineRule="auto"/>
-              <w:jc w:val="center"/>
-              <w:outlineLvl w:val="0"/>
-              <w:rPr>
-                <w:rFonts w:cs="Times New Roman" w:hint="default"/>
-                <w:rtl/>
-              </w:rPr>
-            </w:pPr>
-            <w:r>
-              <w:rPr>
-                <w:sz w:val="28"/>
-                <w:szCs w:val="28"/>
-                <w:cs/>
-                <w14:textOutline w14:w="12700" w14:cap="flat" w14:cmpd="sng" w14:algn="ctr">
-                  <w14:noFill/>
-                  <w14:prstDash w14:val="solid"/>
-                  <w14:miter w14:lim="400000"/>
-                </w14:textOutline>
-              </w:rPr>
-              <w:lastRenderedPageBreak/>
-              <w:t>٢٠</w:t>
-            </w:r>
-          </w:p>
-        </w:tc>
-        <w:tc>
-          <w:tcPr>
-            <w:tcW w:w="3125" w:type="dxa"/>
-          </w:tcPr>
-          <w:p>
-            <w:pPr>
-              <w:rPr>
-                <w:rFonts w:hint="default"/>
-              </w:rPr>
-            </w:pPr>
-          </w:p>
-        </w:tc>
-        <w:tc>
-          <w:tcPr>
-            <w:tcW w:w="2119" w:type="dxa"/>
-          </w:tcPr>
-          <w:p>
-            <w:pPr>
-              <w:rPr>
-                <w:rFonts w:hint="default"/>
-              </w:rPr>
-            </w:pPr>
-          </w:p>
-        </w:tc>
-        <w:tc>
-          <w:tcPr>
-            <w:tcW w:w="2145" w:type="dxa"/>
-          </w:tcPr>
-          <w:p>
-            <w:pPr>
-              <w:rPr>
-                <w:rFonts w:hint="default"/>
-              </w:rPr>
-            </w:pPr>
-          </w:p>
-        </w:tc>
-        <w:tc>
-          <w:tcPr>
-            <w:tcW w:w="1964" w:type="dxa"/>
-          </w:tcPr>
-          <w:p>
-            <w:pPr>
-              <w:rPr>
-                <w:rFonts w:hint="default"/>
+            <w:tcW w:w="3403" w:type="dxa"/>
+          </w:tcPr>
+          <w:p>
+            <w:pPr>
+              <w:spacing w:after="0" w:line="240" w:lineRule="auto"/>
+              <w:jc w:val="center"/>
+              <w:rPr>
+                <w:rFonts w:ascii="Times New Roman" w:hAnsi="Times New Roman" w:cs="Times New Roman" w:hint="default"/>
+                <w:b/>
+                <w:bCs/>
+                <w:sz w:val="28"/>
+                <w:szCs w:val="28"/>
+              </w:rPr>
+            </w:pPr>
+          </w:p>
+        </w:tc>
+        <w:tc>
+          <w:tcPr>
+            <w:tcW w:w="2110" w:type="dxa"/>
+          </w:tcPr>
+          <w:p>
+            <w:pPr>
+              <w:spacing w:after="0" w:line="240" w:lineRule="auto"/>
+              <w:jc w:val="center"/>
+              <w:rPr>
+                <w:rFonts w:ascii="Times New Roman" w:hAnsi="Times New Roman" w:cs="Times New Roman" w:hint="default"/>
+                <w:b/>
+                <w:bCs/>
+                <w:sz w:val="28"/>
+                <w:szCs w:val="28"/>
+              </w:rPr>
+            </w:pPr>
+          </w:p>
+        </w:tc>
+        <w:tc>
+          <w:tcPr>
+            <w:tcW w:w="2508" w:type="dxa"/>
+          </w:tcPr>
+          <w:p>
+            <w:pPr>
+              <w:spacing w:after="0" w:line="240" w:lineRule="auto"/>
+              <w:jc w:val="center"/>
+              <w:rPr>
+                <w:rFonts w:ascii="Times New Roman" w:hAnsi="Times New Roman" w:cs="Times New Roman" w:hint="default"/>
+                <w:b/>
+                <w:bCs/>
+                <w:sz w:val="28"/>
+                <w:szCs w:val="28"/>
+              </w:rPr>
+            </w:pPr>
+          </w:p>
+        </w:tc>
+        <w:tc>
+          <w:tcPr>
+            <w:tcW w:w="2463" w:type="dxa"/>
+          </w:tcPr>
+          <w:p>
+            <w:pPr>
+              <w:spacing w:after="0" w:line="240" w:lineRule="auto"/>
+              <w:jc w:val="center"/>
+              <w:rPr>
+                <w:rFonts w:ascii="Times New Roman" w:hAnsi="Times New Roman" w:cs="Times New Roman" w:hint="default"/>
+                <w:b/>
+                <w:bCs/>
+                <w:sz w:val="28"/>
+                <w:szCs w:val="28"/>
               </w:rPr>
             </w:pPr>
           </w:p>
@@ -2635,82 +1869,76 @@
       </w:tr>
       <w:tr>
         <w:trPr>
-          <w:trHeight w:val="400"/>
+          <w:trHeight w:val="125"/>
         </w:trPr>
         <w:tc>
           <w:tcPr>
-            <w:tcW w:w="1109" w:type="dxa"/>
-          </w:tcPr>
-          <w:p>
-            <w:pPr>
-              <w:suppressAutoHyphens/>
-              <w:spacing w:after="0" w:line="240" w:lineRule="auto"/>
-              <w:jc w:val="center"/>
-              <w:outlineLvl w:val="0"/>
-              <w:rPr>
-                <w:rFonts w:cs="Times New Roman" w:hint="default"/>
-                <w:rtl/>
-              </w:rPr>
-            </w:pPr>
-            <w:r>
-              <w:rPr>
-                <w:sz w:val="28"/>
-                <w:szCs w:val="28"/>
-                <w:cs/>
-                <w14:textOutline w14:w="12700" w14:cap="flat" w14:cmpd="sng" w14:algn="ctr">
-                  <w14:noFill/>
-                  <w14:prstDash w14:val="solid"/>
-                  <w14:miter w14:lim="400000"/>
-                </w14:textOutline>
-              </w:rPr>
-              <w:t>٢١</w:t>
-            </w:r>
-          </w:p>
-        </w:tc>
-        <w:tc>
-          <w:tcPr>
-            <w:tcW w:w="3125" w:type="dxa"/>
-          </w:tcPr>
-          <w:p>
-            <w:pPr>
-              <w:rPr>
-                <w:rFonts w:hint="default"/>
-              </w:rPr>
-            </w:pPr>
-          </w:p>
-        </w:tc>
-        <w:tc>
-          <w:tcPr>
-            <w:tcW w:w="2119" w:type="dxa"/>
-          </w:tcPr>
-          <w:p>
-            <w:pPr>
-              <w:rPr>
-                <w:rFonts w:hint="default"/>
-              </w:rPr>
-            </w:pPr>
-          </w:p>
-        </w:tc>
-        <w:tc>
-          <w:tcPr>
-            <w:tcW w:w="2145" w:type="dxa"/>
-          </w:tcPr>
-          <w:p>
-            <w:pPr>
-              <w:rPr>
-                <w:rFonts w:hint="default"/>
-              </w:rPr>
-            </w:pPr>
-          </w:p>
-        </w:tc>
-        <w:tc>
-          <w:tcPr>
-            <w:tcW w:w="1964" w:type="dxa"/>
-          </w:tcPr>
-          <w:p>
-            <w:pPr>
-              <w:rPr>
-                <w:rFonts w:hint="default"/>
+            <w:tcW w:w="3403" w:type="dxa"/>
+          </w:tcPr>
+          <w:p>
+            <w:pPr>
+              <w:spacing w:after="0" w:line="240" w:lineRule="auto"/>
+              <w:jc w:val="center"/>
+              <w:rPr>
+                <w:rFonts w:ascii="Times New Roman" w:hAnsi="Times New Roman" w:cs="Times New Roman" w:hint="default"/>
+                <w:b/>
+                <w:bCs/>
+                <w:sz w:val="28"/>
+                <w:szCs w:val="28"/>
+              </w:rPr>
+            </w:pPr>
+          </w:p>
+        </w:tc>
+        <w:tc>
+          <w:tcPr>
+            <w:tcW w:w="2110" w:type="dxa"/>
+          </w:tcPr>
+          <w:p>
+            <w:pPr>
+              <w:spacing w:after="0" w:line="240" w:lineRule="auto"/>
+              <w:jc w:val="center"/>
+              <w:rPr>
+                <w:rFonts w:ascii="Times New Roman" w:hAnsi="Times New Roman" w:cs="Times New Roman" w:hint="default"/>
+                <w:b/>
+                <w:bCs/>
+                <w:sz w:val="28"/>
+                <w:szCs w:val="28"/>
+              </w:rPr>
+            </w:pPr>
+          </w:p>
+        </w:tc>
+        <w:tc>
+          <w:tcPr>
+            <w:tcW w:w="2508" w:type="dxa"/>
+          </w:tcPr>
+          <w:p>
+            <w:pPr>
+              <w:spacing w:after="0" w:line="240" w:lineRule="auto"/>
+              <w:jc w:val="center"/>
+              <w:rPr>
+                <w:rFonts w:ascii="Times New Roman" w:hAnsi="Times New Roman" w:cs="Times New Roman" w:hint="default"/>
+                <w:b/>
+                <w:bCs/>
+                <w:sz w:val="28"/>
+                <w:szCs w:val="28"/>
+              </w:rPr>
+            </w:pPr>
+          </w:p>
+        </w:tc>
+        <w:tc>
+          <w:tcPr>
+            <w:tcW w:w="2463" w:type="dxa"/>
+          </w:tcPr>
+          <w:p>
+            <w:pPr>
+              <w:spacing w:after="0" w:line="240" w:lineRule="auto"/>
+              <w:jc w:val="center"/>
+              <w:rPr>
+                <w:rFonts w:ascii="Times New Roman" w:hAnsi="Times New Roman" w:cs="Times New Roman" w:hint="default"/>
+                <w:b/>
+                <w:bCs/>
+                <w:sz w:val="28"/>
+                <w:szCs w:val="28"/>
               </w:rPr>
             </w:pPr>
           </w:p>
@@ -2718,82 +1946,153 @@
       </w:tr>
       <w:tr>
         <w:trPr>
-          <w:trHeight w:val="400"/>
+          <w:trHeight w:val="125"/>
         </w:trPr>
         <w:tc>
           <w:tcPr>
-            <w:tcW w:w="1109" w:type="dxa"/>
-          </w:tcPr>
-          <w:p>
-            <w:pPr>
-              <w:suppressAutoHyphens/>
-              <w:spacing w:after="0" w:line="240" w:lineRule="auto"/>
-              <w:jc w:val="center"/>
-              <w:outlineLvl w:val="0"/>
-              <w:rPr>
-                <w:rFonts w:cs="Times New Roman" w:hint="default"/>
-                <w:rtl/>
-              </w:rPr>
-            </w:pPr>
-            <w:r>
-              <w:rPr>
-                <w:sz w:val="28"/>
-                <w:szCs w:val="28"/>
-                <w:cs/>
-                <w14:textOutline w14:w="12700" w14:cap="flat" w14:cmpd="sng" w14:algn="ctr">
-                  <w14:noFill/>
-                  <w14:prstDash w14:val="solid"/>
-                  <w14:miter w14:lim="400000"/>
-                </w14:textOutline>
-              </w:rPr>
-              <w:t>٢٢</w:t>
-            </w:r>
-          </w:p>
-        </w:tc>
-        <w:tc>
-          <w:tcPr>
-            <w:tcW w:w="3125" w:type="dxa"/>
-          </w:tcPr>
-          <w:p>
-            <w:pPr>
-              <w:rPr>
-                <w:rFonts w:hint="default"/>
-              </w:rPr>
-            </w:pPr>
-          </w:p>
-        </w:tc>
-        <w:tc>
-          <w:tcPr>
-            <w:tcW w:w="2119" w:type="dxa"/>
-          </w:tcPr>
-          <w:p>
-            <w:pPr>
-              <w:rPr>
-                <w:rFonts w:hint="default"/>
-              </w:rPr>
-            </w:pPr>
-          </w:p>
-        </w:tc>
-        <w:tc>
-          <w:tcPr>
-            <w:tcW w:w="2145" w:type="dxa"/>
-          </w:tcPr>
-          <w:p>
-            <w:pPr>
-              <w:rPr>
-                <w:rFonts w:hint="default"/>
-              </w:rPr>
-            </w:pPr>
-          </w:p>
-        </w:tc>
-        <w:tc>
-          <w:tcPr>
-            <w:tcW w:w="1964" w:type="dxa"/>
-          </w:tcPr>
-          <w:p>
-            <w:pPr>
-              <w:rPr>
-                <w:rFonts w:hint="default"/>
+            <w:tcW w:w="3403" w:type="dxa"/>
+          </w:tcPr>
+          <w:p>
+            <w:pPr>
+              <w:spacing w:after="0" w:line="240" w:lineRule="auto"/>
+              <w:jc w:val="center"/>
+              <w:rPr>
+                <w:rFonts w:ascii="Times New Roman" w:hAnsi="Times New Roman" w:cs="Times New Roman" w:hint="default"/>
+                <w:b/>
+                <w:bCs/>
+                <w:sz w:val="28"/>
+                <w:szCs w:val="28"/>
+              </w:rPr>
+            </w:pPr>
+          </w:p>
+        </w:tc>
+        <w:tc>
+          <w:tcPr>
+            <w:tcW w:w="2110" w:type="dxa"/>
+          </w:tcPr>
+          <w:p>
+            <w:pPr>
+              <w:spacing w:after="0" w:line="240" w:lineRule="auto"/>
+              <w:jc w:val="center"/>
+              <w:rPr>
+                <w:rFonts w:ascii="Times New Roman" w:hAnsi="Times New Roman" w:cs="Times New Roman" w:hint="default"/>
+                <w:b/>
+                <w:bCs/>
+                <w:sz w:val="28"/>
+                <w:szCs w:val="28"/>
+              </w:rPr>
+            </w:pPr>
+          </w:p>
+        </w:tc>
+        <w:tc>
+          <w:tcPr>
+            <w:tcW w:w="2508" w:type="dxa"/>
+          </w:tcPr>
+          <w:p>
+            <w:pPr>
+              <w:spacing w:after="0" w:line="240" w:lineRule="auto"/>
+              <w:jc w:val="center"/>
+              <w:rPr>
+                <w:rFonts w:ascii="Times New Roman" w:hAnsi="Times New Roman" w:cs="Times New Roman" w:hint="default"/>
+                <w:b/>
+                <w:bCs/>
+                <w:sz w:val="28"/>
+                <w:szCs w:val="28"/>
+              </w:rPr>
+            </w:pPr>
+          </w:p>
+        </w:tc>
+        <w:tc>
+          <w:tcPr>
+            <w:tcW w:w="2463" w:type="dxa"/>
+          </w:tcPr>
+          <w:p>
+            <w:pPr>
+              <w:spacing w:after="0" w:line="240" w:lineRule="auto"/>
+              <w:jc w:val="center"/>
+              <w:rPr>
+                <w:rFonts w:ascii="Times New Roman" w:hAnsi="Times New Roman" w:cs="Times New Roman" w:hint="default"/>
+                <w:b/>
+                <w:bCs/>
+                <w:sz w:val="28"/>
+                <w:szCs w:val="28"/>
+              </w:rPr>
+            </w:pPr>
+          </w:p>
+        </w:tc>
+      </w:tr>
+      <w:tr>
+        <w:trPr>
+          <w:trHeight w:val="125"/>
+        </w:trPr>
+        <w:tc>
+          <w:tcPr>
+            <w:tcW w:w="3403" w:type="dxa"/>
+          </w:tcPr>
+          <w:p>
+            <w:pPr>
+              <w:spacing w:after="0" w:line="240" w:lineRule="auto"/>
+              <w:jc w:val="center"/>
+              <w:rPr>
+                <w:rFonts w:ascii="Times New Roman" w:hAnsi="Times New Roman" w:cs="Times New Roman" w:hint="default"/>
+                <w:b/>
+                <w:bCs/>
+                <w:sz w:val="28"/>
+                <w:szCs w:val="28"/>
+              </w:rPr>
+            </w:pPr>
+          </w:p>
+        </w:tc>
+        <w:tc>
+          <w:tcPr>
+            <w:tcW w:w="2110" w:type="dxa"/>
+          </w:tcPr>
+          <w:p>
+            <w:pPr>
+              <w:spacing w:after="0" w:line="240" w:lineRule="auto"/>
+              <w:jc w:val="center"/>
+              <w:rPr>
+                <w:rFonts w:ascii="Times New Roman" w:hAnsi="Times New Roman" w:cs="Times New Roman" w:hint="default"/>
+                <w:b/>
+                <w:bCs/>
+                <w:sz w:val="28"/>
+                <w:szCs w:val="28"/>
+              </w:rPr>
+            </w:pPr>
+          </w:p>
+        </w:tc>
+        <w:tc>
+          <w:tcPr>
+            <w:tcW w:w="2508" w:type="dxa"/>
+          </w:tcPr>
+          <w:p>
+            <w:pPr>
+              <w:spacing w:after="0" w:line="240" w:lineRule="auto"/>
+              <w:jc w:val="center"/>
+              <w:rPr>
+                <w:rFonts w:ascii="Times New Roman" w:hAnsi="Times New Roman" w:cs="Times New Roman" w:hint="default"/>
+                <w:b/>
+                <w:bCs/>
+                <w:sz w:val="28"/>
+                <w:szCs w:val="28"/>
+              </w:rPr>
+            </w:pPr>
+          </w:p>
+        </w:tc>
+        <w:tc>
+          <w:tcPr>
+            <w:tcW w:w="2463" w:type="dxa"/>
+          </w:tcPr>
+          <w:p>
+            <w:pPr>
+              <w:spacing w:after="0" w:line="240" w:lineRule="auto"/>
+              <w:jc w:val="center"/>
+              <w:rPr>
+                <w:rFonts w:ascii="Times New Roman" w:hAnsi="Times New Roman" w:cs="Times New Roman" w:hint="default"/>
+                <w:b/>
+                <w:bCs/>
+                <w:sz w:val="28"/>
+                <w:szCs w:val="28"/>
               </w:rPr>
             </w:pPr>
           </w:p>
@@ -2803,19 +2102,7 @@
     <w:p>
       <w:pPr>
         <w:pStyle w:val="a5"/>
-        <w:spacing w:before="0" w:line="240" w:lineRule="auto"/>
-        <w:rPr>
-          <w:rFonts w:ascii="Helvetica" w:eastAsia="Helvetica" w:hAnsi="Helvetica" w:cs="Times New Roman"/>
-          <w:sz w:val="29"/>
-          <w:szCs w:val="29"/>
-          <w:rtl/>
-        </w:rPr>
-      </w:pPr>
-    </w:p>
-    <w:p>
-      <w:pPr>
-        <w:pStyle w:val="a5"/>
-        <w:spacing w:before="0" w:line="240" w:lineRule="auto"/>
+        <w:spacing w:before="0" w:line="360" w:lineRule="auto"/>
         <w:rPr>
           <w:rFonts w:cs="Times New Roman"/>
           <w:sz w:val="32"/>
@@ -2825,13 +2112,14 @@
       </w:pPr>
       <w:r>
         <w:rPr>
-          <w:rFonts w:ascii="Helvetica" w:hAnsi="Helvetica"/>
-          <w:sz w:val="29"/>
-          <w:szCs w:val="29"/>
+          <w:rFonts w:ascii="Helvetica" w:eastAsia="Helvetica" w:hAnsi="Helvetica" w:cs="Arabic Transparent" w:hint="cs"/>
+          <w:b/>
+          <w:bCs/>
+          <w:sz w:val="27"/>
+          <w:szCs w:val="28"/>
           <w:rtl/>
-          <w:lang w:val="ar-SA"/>
         </w:rPr>
-        <w:t xml:space="preserve">                      </w:t>
+        <w:t xml:space="preserve">         أسماء من لديهم ( اجازات- دورات- غيره ) </w:t>
       </w:r>
       <w:r>
         <w:rPr>
@@ -2840,42 +2128,512 @@
           <w:rtl/>
           <w:lang w:val="ar-SA"/>
         </w:rPr>
-        <w:t xml:space="preserve">                                                      </w:t>
+        <w:t xml:space="preserve">                                         </w:t>
       </w:r>
     </w:p>
-    <w:p>
-      <w:pPr>
-        <w:pStyle w:val="a5"/>
-        <w:spacing w:before="0" w:line="240" w:lineRule="auto"/>
-        <w:rPr>
-          <w:rFonts w:cs="Times New Roman"/>
-          <w:sz w:val="32"/>
-          <w:szCs w:val="32"/>
-          <w:rtl/>
-        </w:rPr>
-      </w:pPr>
-    </w:p>
-    <w:p>
-      <w:pPr>
-        <w:pStyle w:val="a5"/>
-        <w:spacing w:before="0" w:line="240" w:lineRule="auto"/>
-        <w:rPr>
-          <w:sz w:val="32"/>
-          <w:szCs w:val="32"/>
-          <w:rtl/>
-          <w:lang w:val="ar-SA"/>
-        </w:rPr>
-      </w:pPr>
-      <w:r>
-        <w:rPr>
-          <w:sz w:val="32"/>
-          <w:szCs w:val="32"/>
-          <w:rtl/>
-          <w:lang w:val="ar-SA"/>
-        </w:rPr>
-        <w:t xml:space="preserve">                                                   </w:t>
-      </w:r>
-    </w:p>
+    <w:tbl>
+      <w:tblPr>
+        <w:tblStyle w:val="a6"/>
+        <w:bidiVisual/>
+        <w:tblW w:w="10228" w:type="dxa"/>
+        <w:tblLayout w:type="fixed"/>
+        <w:tblLook w:val="04A0" w:firstRow="1" w:lastRow="0" w:firstColumn="1" w:lastColumn="0" w:noHBand="0" w:noVBand="1"/>
+      </w:tblPr>
+      <w:tblGrid>
+        <w:gridCol w:w="3123"/>
+        <w:gridCol w:w="2117"/>
+        <w:gridCol w:w="2517"/>
+        <w:gridCol w:w="2471"/>
+      </w:tblGrid>
+      <w:tr>
+        <w:trPr>
+          <w:trHeight w:val="42"/>
+        </w:trPr>
+        <w:tc>
+          <w:tcPr>
+            <w:tcW w:w="3123" w:type="dxa"/>
+          </w:tcPr>
+          <w:p>
+            <w:pPr>
+              <w:suppressAutoHyphens/>
+              <w:spacing w:after="0" w:line="240" w:lineRule="auto"/>
+              <w:jc w:val="center"/>
+              <w:outlineLvl w:val="0"/>
+              <w:rPr>
+                <w:rFonts w:cs="Times New Roman" w:hint="default"/>
+                <w:b/>
+                <w:bCs/>
+                <w:sz w:val="26"/>
+                <w:szCs w:val="26"/>
+                <w:rtl/>
+              </w:rPr>
+            </w:pPr>
+            <w:r>
+              <w:rPr>
+                <w:b/>
+                <w:bCs/>
+                <w:sz w:val="26"/>
+                <w:szCs w:val="26"/>
+                <w:cs/>
+                <w14:textOutline w14:w="12700" w14:cap="flat" w14:cmpd="sng" w14:algn="ctr">
+                  <w14:noFill/>
+                  <w14:prstDash w14:val="solid"/>
+                  <w14:miter w14:lim="400000"/>
+                </w14:textOutline>
+              </w:rPr>
+              <w:t>الا</w:t>
+            </w:r>
+            <w:r>
+              <w:rPr>
+                <w:b/>
+                <w:bCs/>
+                <w:sz w:val="26"/>
+                <w:szCs w:val="26"/>
+                <w:rtl/>
+                <w:cs/>
+                <w14:textOutline w14:w="12700" w14:cap="flat" w14:cmpd="sng" w14:algn="ctr">
+                  <w14:noFill/>
+                  <w14:prstDash w14:val="solid"/>
+                  <w14:miter w14:lim="400000"/>
+                </w14:textOutline>
+              </w:rPr>
+              <w:t>ســــ</w:t>
+            </w:r>
+            <w:r>
+              <w:rPr>
+                <w:b/>
+                <w:bCs/>
+                <w:sz w:val="26"/>
+                <w:szCs w:val="26"/>
+                <w:cs/>
+                <w14:textOutline w14:w="12700" w14:cap="flat" w14:cmpd="sng" w14:algn="ctr">
+                  <w14:noFill/>
+                  <w14:prstDash w14:val="solid"/>
+                  <w14:miter w14:lim="400000"/>
+                </w14:textOutline>
+              </w:rPr>
+              <w:t>م</w:t>
+            </w:r>
+          </w:p>
+        </w:tc>
+        <w:tc>
+          <w:tcPr>
+            <w:tcW w:w="2117" w:type="dxa"/>
+          </w:tcPr>
+          <w:p>
+            <w:pPr>
+              <w:suppressAutoHyphens/>
+              <w:spacing w:after="0" w:line="240" w:lineRule="auto"/>
+              <w:jc w:val="center"/>
+              <w:outlineLvl w:val="0"/>
+              <w:rPr>
+                <w:rFonts w:cs="Times New Roman" w:hint="default"/>
+                <w:b/>
+                <w:bCs/>
+                <w:sz w:val="26"/>
+                <w:szCs w:val="26"/>
+                <w:rtl/>
+              </w:rPr>
+            </w:pPr>
+            <w:r>
+              <w:rPr>
+                <w:b/>
+                <w:bCs/>
+                <w:sz w:val="26"/>
+                <w:szCs w:val="26"/>
+                <w:cs/>
+                <w14:textOutline w14:w="12700" w14:cap="flat" w14:cmpd="sng" w14:algn="ctr">
+                  <w14:noFill/>
+                  <w14:prstDash w14:val="solid"/>
+                  <w14:miter w14:lim="400000"/>
+                </w14:textOutline>
+              </w:rPr>
+              <w:t>الرتبة</w:t>
+            </w:r>
+          </w:p>
+        </w:tc>
+        <w:tc>
+          <w:tcPr>
+            <w:tcW w:w="2517" w:type="dxa"/>
+          </w:tcPr>
+          <w:p>
+            <w:pPr>
+              <w:suppressAutoHyphens/>
+              <w:spacing w:after="0" w:line="240" w:lineRule="auto"/>
+              <w:jc w:val="center"/>
+              <w:outlineLvl w:val="0"/>
+              <w:rPr>
+                <w:rFonts w:cs="Times New Roman" w:hint="default"/>
+                <w:b/>
+                <w:bCs/>
+                <w:sz w:val="26"/>
+                <w:szCs w:val="26"/>
+                <w:rtl/>
+              </w:rPr>
+            </w:pPr>
+            <w:r>
+              <w:rPr>
+                <w:b/>
+                <w:bCs/>
+                <w:sz w:val="26"/>
+                <w:szCs w:val="26"/>
+                <w:cs/>
+                <w14:textOutline w14:w="12700" w14:cap="flat" w14:cmpd="sng" w14:algn="ctr">
+                  <w14:noFill/>
+                  <w14:prstDash w14:val="solid"/>
+                  <w14:miter w14:lim="400000"/>
+                </w14:textOutline>
+              </w:rPr>
+              <w:t>التوقيع</w:t>
+            </w:r>
+          </w:p>
+        </w:tc>
+        <w:tc>
+          <w:tcPr>
+            <w:tcW w:w="2471" w:type="dxa"/>
+          </w:tcPr>
+          <w:p>
+            <w:pPr>
+              <w:suppressAutoHyphens/>
+              <w:spacing w:after="0" w:line="240" w:lineRule="auto"/>
+              <w:jc w:val="center"/>
+              <w:outlineLvl w:val="0"/>
+              <w:rPr>
+                <w:rFonts w:cs="Times New Roman" w:hint="default"/>
+                <w:b/>
+                <w:bCs/>
+                <w:sz w:val="26"/>
+                <w:szCs w:val="26"/>
+                <w:rtl/>
+              </w:rPr>
+            </w:pPr>
+            <w:r>
+              <w:rPr>
+                <w:b/>
+                <w:bCs/>
+                <w:sz w:val="26"/>
+                <w:szCs w:val="26"/>
+                <w:cs/>
+                <w14:textOutline w14:w="12700" w14:cap="flat" w14:cmpd="sng" w14:algn="ctr">
+                  <w14:noFill/>
+                  <w14:prstDash w14:val="solid"/>
+                  <w14:miter w14:lim="400000"/>
+                </w14:textOutline>
+              </w:rPr>
+              <w:t>تاريخ التوقيع</w:t>
+            </w:r>
+          </w:p>
+        </w:tc>
+      </w:tr>
+      <w:tr>
+        <w:trPr>
+          <w:trHeight w:val="45"/>
+        </w:trPr>
+        <w:tc>
+          <w:tcPr>
+            <w:tcW w:w="3123" w:type="dxa"/>
+          </w:tcPr>
+          <w:p>
+            <w:pPr>
+              <w:spacing w:after="0" w:line="240" w:lineRule="auto"/>
+              <w:jc w:val="center"/>
+              <w:rPr>
+                <w:rFonts w:ascii="Times New Roman" w:hAnsi="Times New Roman" w:cs="Times New Roman" w:hint="default"/>
+                <w:b/>
+                <w:bCs/>
+                <w:sz w:val="28"/>
+                <w:szCs w:val="28"/>
+              </w:rPr>
+            </w:pPr>
+          </w:p>
+        </w:tc>
+        <w:tc>
+          <w:tcPr>
+            <w:tcW w:w="2117" w:type="dxa"/>
+          </w:tcPr>
+          <w:p>
+            <w:pPr>
+              <w:spacing w:after="0" w:line="240" w:lineRule="auto"/>
+              <w:jc w:val="center"/>
+              <w:rPr>
+                <w:rFonts w:ascii="Times New Roman" w:hAnsi="Times New Roman" w:cs="Times New Roman" w:hint="default"/>
+                <w:b/>
+                <w:bCs/>
+                <w:sz w:val="28"/>
+                <w:szCs w:val="28"/>
+              </w:rPr>
+            </w:pPr>
+          </w:p>
+        </w:tc>
+        <w:tc>
+          <w:tcPr>
+            <w:tcW w:w="2517" w:type="dxa"/>
+          </w:tcPr>
+          <w:p>
+            <w:pPr>
+              <w:spacing w:after="0" w:line="240" w:lineRule="auto"/>
+              <w:jc w:val="center"/>
+              <w:rPr>
+                <w:rFonts w:ascii="Times New Roman" w:hAnsi="Times New Roman" w:cs="Times New Roman" w:hint="default"/>
+                <w:b/>
+                <w:bCs/>
+                <w:sz w:val="28"/>
+                <w:szCs w:val="28"/>
+              </w:rPr>
+            </w:pPr>
+          </w:p>
+        </w:tc>
+        <w:tc>
+          <w:tcPr>
+            <w:tcW w:w="2471" w:type="dxa"/>
+          </w:tcPr>
+          <w:p>
+            <w:pPr>
+              <w:spacing w:after="0" w:line="240" w:lineRule="auto"/>
+              <w:jc w:val="center"/>
+              <w:rPr>
+                <w:rFonts w:ascii="Times New Roman" w:hAnsi="Times New Roman" w:cs="Times New Roman" w:hint="default"/>
+                <w:b/>
+                <w:bCs/>
+                <w:sz w:val="28"/>
+                <w:szCs w:val="28"/>
+              </w:rPr>
+            </w:pPr>
+          </w:p>
+        </w:tc>
+      </w:tr>
+      <w:tr>
+        <w:trPr>
+          <w:trHeight w:val="95"/>
+        </w:trPr>
+        <w:tc>
+          <w:tcPr>
+            <w:tcW w:w="3123" w:type="dxa"/>
+          </w:tcPr>
+          <w:p>
+            <w:pPr>
+              <w:spacing w:after="0" w:line="240" w:lineRule="auto"/>
+              <w:jc w:val="center"/>
+              <w:rPr>
+                <w:rFonts w:ascii="Times New Roman" w:hAnsi="Times New Roman" w:cs="Times New Roman" w:hint="default"/>
+                <w:b/>
+                <w:bCs/>
+                <w:sz w:val="28"/>
+                <w:szCs w:val="28"/>
+              </w:rPr>
+            </w:pPr>
+          </w:p>
+        </w:tc>
+        <w:tc>
+          <w:tcPr>
+            <w:tcW w:w="2117" w:type="dxa"/>
+          </w:tcPr>
+          <w:p>
+            <w:pPr>
+              <w:spacing w:after="0" w:line="240" w:lineRule="auto"/>
+              <w:jc w:val="center"/>
+              <w:rPr>
+                <w:rFonts w:ascii="Times New Roman" w:hAnsi="Times New Roman" w:cs="Times New Roman" w:hint="default"/>
+                <w:b/>
+                <w:bCs/>
+                <w:sz w:val="28"/>
+                <w:szCs w:val="28"/>
+              </w:rPr>
+            </w:pPr>
+          </w:p>
+        </w:tc>
+        <w:tc>
+          <w:tcPr>
+            <w:tcW w:w="2517" w:type="dxa"/>
+          </w:tcPr>
+          <w:p>
+            <w:pPr>
+              <w:spacing w:after="0" w:line="240" w:lineRule="auto"/>
+              <w:jc w:val="center"/>
+              <w:rPr>
+                <w:rFonts w:ascii="Times New Roman" w:hAnsi="Times New Roman" w:cs="Times New Roman" w:hint="default"/>
+                <w:b/>
+                <w:bCs/>
+                <w:sz w:val="28"/>
+                <w:szCs w:val="28"/>
+              </w:rPr>
+            </w:pPr>
+          </w:p>
+        </w:tc>
+        <w:tc>
+          <w:tcPr>
+            <w:tcW w:w="2471" w:type="dxa"/>
+          </w:tcPr>
+          <w:p>
+            <w:pPr>
+              <w:spacing w:after="0" w:line="240" w:lineRule="auto"/>
+              <w:jc w:val="center"/>
+              <w:rPr>
+                <w:rFonts w:ascii="Times New Roman" w:hAnsi="Times New Roman" w:cs="Times New Roman" w:hint="default"/>
+                <w:b/>
+                <w:bCs/>
+                <w:sz w:val="28"/>
+                <w:szCs w:val="28"/>
+              </w:rPr>
+            </w:pPr>
+          </w:p>
+        </w:tc>
+      </w:tr>
+      <w:tr>
+        <w:trPr>
+          <w:trHeight w:val="95"/>
+        </w:trPr>
+        <w:tc>
+          <w:tcPr>
+            <w:tcW w:w="3123" w:type="dxa"/>
+          </w:tcPr>
+          <w:p>
+            <w:pPr>
+              <w:spacing w:after="0" w:line="240" w:lineRule="auto"/>
+              <w:jc w:val="center"/>
+              <w:rPr>
+                <w:rFonts w:ascii="Times New Roman" w:hAnsi="Times New Roman" w:cs="Times New Roman" w:hint="default"/>
+                <w:b/>
+                <w:bCs/>
+                <w:sz w:val="28"/>
+                <w:szCs w:val="28"/>
+              </w:rPr>
+            </w:pPr>
+          </w:p>
+        </w:tc>
+        <w:tc>
+          <w:tcPr>
+            <w:tcW w:w="2117" w:type="dxa"/>
+          </w:tcPr>
+          <w:p>
+            <w:pPr>
+              <w:spacing w:after="0" w:line="240" w:lineRule="auto"/>
+              <w:jc w:val="center"/>
+              <w:rPr>
+                <w:rFonts w:ascii="Times New Roman" w:hAnsi="Times New Roman" w:cs="Times New Roman" w:hint="default"/>
+                <w:b/>
+                <w:bCs/>
+                <w:sz w:val="28"/>
+                <w:szCs w:val="28"/>
+              </w:rPr>
+            </w:pPr>
+          </w:p>
+        </w:tc>
+        <w:tc>
+          <w:tcPr>
+            <w:tcW w:w="2517" w:type="dxa"/>
+          </w:tcPr>
+          <w:p>
+            <w:pPr>
+              <w:spacing w:after="0" w:line="240" w:lineRule="auto"/>
+              <w:jc w:val="center"/>
+              <w:rPr>
+                <w:rFonts w:ascii="Times New Roman" w:hAnsi="Times New Roman" w:cs="Times New Roman" w:hint="default"/>
+                <w:b/>
+                <w:bCs/>
+                <w:sz w:val="28"/>
+                <w:szCs w:val="28"/>
+              </w:rPr>
+            </w:pPr>
+          </w:p>
+        </w:tc>
+        <w:tc>
+          <w:tcPr>
+            <w:tcW w:w="2471" w:type="dxa"/>
+          </w:tcPr>
+          <w:p>
+            <w:pPr>
+              <w:spacing w:after="0" w:line="240" w:lineRule="auto"/>
+              <w:jc w:val="center"/>
+              <w:rPr>
+                <w:rFonts w:ascii="Times New Roman" w:hAnsi="Times New Roman" w:cs="Times New Roman" w:hint="default"/>
+                <w:b/>
+                <w:bCs/>
+                <w:sz w:val="28"/>
+                <w:szCs w:val="28"/>
+              </w:rPr>
+            </w:pPr>
+          </w:p>
+        </w:tc>
+      </w:tr>
+      <w:tr>
+        <w:trPr>
+          <w:trHeight w:val="95"/>
+        </w:trPr>
+        <w:tc>
+          <w:tcPr>
+            <w:tcW w:w="3123" w:type="dxa"/>
+          </w:tcPr>
+          <w:p>
+            <w:pPr>
+              <w:spacing w:after="0" w:line="240" w:lineRule="auto"/>
+              <w:jc w:val="center"/>
+              <w:rPr>
+                <w:rFonts w:ascii="Times New Roman" w:hAnsi="Times New Roman" w:cs="Times New Roman" w:hint="default"/>
+                <w:b/>
+                <w:bCs/>
+                <w:sz w:val="28"/>
+                <w:szCs w:val="28"/>
+              </w:rPr>
+            </w:pPr>
+          </w:p>
+        </w:tc>
+        <w:tc>
+          <w:tcPr>
+            <w:tcW w:w="2117" w:type="dxa"/>
+          </w:tcPr>
+          <w:p>
+            <w:pPr>
+              <w:spacing w:after="0" w:line="240" w:lineRule="auto"/>
+              <w:jc w:val="center"/>
+              <w:rPr>
+                <w:rFonts w:ascii="Times New Roman" w:hAnsi="Times New Roman" w:cs="Times New Roman" w:hint="default"/>
+                <w:b/>
+                <w:bCs/>
+                <w:sz w:val="28"/>
+                <w:szCs w:val="28"/>
+              </w:rPr>
+            </w:pPr>
+          </w:p>
+        </w:tc>
+        <w:tc>
+          <w:tcPr>
+            <w:tcW w:w="2517" w:type="dxa"/>
+          </w:tcPr>
+          <w:p>
+            <w:pPr>
+              <w:spacing w:after="0" w:line="240" w:lineRule="auto"/>
+              <w:jc w:val="center"/>
+              <w:rPr>
+                <w:rFonts w:ascii="Times New Roman" w:hAnsi="Times New Roman" w:cs="Times New Roman" w:hint="default"/>
+                <w:b/>
+                <w:bCs/>
+                <w:sz w:val="28"/>
+                <w:szCs w:val="28"/>
+              </w:rPr>
+            </w:pPr>
+          </w:p>
+        </w:tc>
+        <w:tc>
+          <w:tcPr>
+            <w:tcW w:w="2471" w:type="dxa"/>
+          </w:tcPr>
+          <w:p>
+            <w:pPr>
+              <w:spacing w:after="0" w:line="240" w:lineRule="auto"/>
+              <w:jc w:val="center"/>
+              <w:rPr>
+                <w:rFonts w:ascii="Times New Roman" w:hAnsi="Times New Roman" w:cs="Times New Roman" w:hint="default"/>
+                <w:b/>
+                <w:bCs/>
+                <w:sz w:val="28"/>
+                <w:szCs w:val="28"/>
+              </w:rPr>
+            </w:pPr>
+          </w:p>
+        </w:tc>
+      </w:tr>
+    </w:tbl>
     <w:p>
       <w:pPr>
         <w:pStyle w:val="a5"/>
@@ -3139,14 +2897,10 @@
       </w:r>
     </w:p>
     <w:sectPr>
-      <w:headerReference w:type="even" r:id="rId7"/>
-      <w:headerReference w:type="default" r:id="rId8"/>
-      <w:footerReference w:type="even" r:id="rId9"/>
-      <w:footerReference w:type="default" r:id="rId10"/>
-      <w:headerReference w:type="first" r:id="rId11"/>
-      <w:footerReference w:type="first" r:id="rId12"/>
+      <w:headerReference w:type="default" r:id="rId6"/>
+      <w:footerReference w:type="default" r:id="rId7"/>
       <w:pgSz w:w="11900" w:h="16840"/>
-      <w:pgMar w:top="3402" w:right="850" w:bottom="1288" w:left="567" w:header="850" w:footer="708" w:gutter="0"/>
+      <w:pgMar w:top="2977" w:right="850" w:bottom="1288" w:left="567" w:header="850" w:footer="708" w:gutter="0"/>
       <w:cols w:space="720"/>
     </w:sectPr>
   </w:body>
@@ -3154,7 +2908,7 @@
 </file>
 
 <file path=word/endnotes.xml><?xml version="1.0" encoding="utf-8"?>
-<w:endnotes xmlns:wpc="http://schemas.microsoft.com/office/word/2010/wordprocessingCanvas" xmlns:cx="http://schemas.microsoft.com/office/drawing/2014/chartex" xmlns:cx1="http://schemas.microsoft.com/office/drawing/2015/9/8/chartex" xmlns:cx2="http://schemas.microsoft.com/office/drawing/2015/10/21/chartex" xmlns:cx3="http://schemas.microsoft.com/office/drawing/2016/5/9/chartex" xmlns:cx4="http://schemas.microsoft.com/office/drawing/2016/5/10/chartex" xmlns:cx5="http://schemas.microsoft.com/office/drawing/2016/5/11/chartex" xmlns:cx6="http://schemas.microsoft.com/office/drawing/2016/5/12/chartex" xmlns:cx7="http://schemas.microsoft.com/office/drawing/2016/5/13/chartex" xmlns:cx8="http://schemas.microsoft.com/office/drawing/2016/5/14/chartex" xmlns:mc="http://schemas.openxmlformats.org/markup-compatibility/2006" xmlns:aink="http://schemas.microsoft.com/office/drawing/2016/ink" xmlns:am3d="http://schemas.microsoft.com/office/drawing/2017/model3d" xmlns:o="urn:schemas-microsoft-com:office:office" xmlns:oel="http://schemas.microsoft.com/office/2019/extlst" xmlns:r="http://schemas.openxmlformats.org/officeDocument/2006/relationships" xmlns:m="http://schemas.openxmlformats.org/officeDocument/2006/math" xmlns:v="urn:schemas-microsoft-com:vml" xmlns:wp14="http://schemas.microsoft.com/office/word/2010/wordprocessingDrawing" xmlns:wp="http://schemas.openxmlformats.org/drawingml/2006/wordprocessingDrawing" xmlns:w10="urn:schemas-microsoft-com:office:word" xmlns:w="http://schemas.openxmlformats.org/wordprocessingml/2006/main" xmlns:w14="http://schemas.microsoft.com/office/word/2010/wordml" xmlns:w15="http://schemas.microsoft.com/office/word/2012/wordml" xmlns:w16cex="http://schemas.microsoft.com/office/word/2018/wordml/cex" xmlns:w16cid="http://schemas.microsoft.com/office/word/2016/wordml/cid" xmlns:w16="http://schemas.microsoft.com/office/word/2018/wordml" xmlns:w16du="http://schemas.microsoft.com/office/word/2023/wordml/word16du" xmlns:w16sdtdh="http://schemas.microsoft.com/office/word/2020/wordml/sdtdatahash" xmlns:w16se="http://schemas.microsoft.com/office/word/2015/wordml/symex" xmlns:wpg="http://schemas.microsoft.com/office/word/2010/wordprocessingGroup" xmlns:wpi="http://schemas.microsoft.com/office/word/2010/wordprocessingInk" xmlns:wne="http://schemas.microsoft.com/office/word/2006/wordml" xmlns:wps="http://schemas.microsoft.com/office/word/2010/wordprocessingShape" mc:Ignorable="w14 w15 w16se w16cid w16 w16cex w16sdtdh w16du wp14">
+<w:endnotes xmlns:wpc="http://schemas.microsoft.com/office/word/2010/wordprocessingCanvas" xmlns:cx="http://schemas.microsoft.com/office/drawing/2014/chartex" xmlns:cx1="http://schemas.microsoft.com/office/drawing/2015/9/8/chartex" xmlns:cx2="http://schemas.microsoft.com/office/drawing/2015/10/21/chartex" xmlns:cx3="http://schemas.microsoft.com/office/drawing/2016/5/9/chartex" xmlns:cx4="http://schemas.microsoft.com/office/drawing/2016/5/10/chartex" xmlns:cx5="http://schemas.microsoft.com/office/drawing/2016/5/11/chartex" xmlns:cx6="http://schemas.microsoft.com/office/drawing/2016/5/12/chartex" xmlns:cx7="http://schemas.microsoft.com/office/drawing/2016/5/13/chartex" xmlns:cx8="http://schemas.microsoft.com/office/drawing/2016/5/14/chartex" xmlns:mc="http://schemas.openxmlformats.org/markup-compatibility/2006" xmlns:aink="http://schemas.microsoft.com/office/drawing/2016/ink" xmlns:am3d="http://schemas.microsoft.com/office/drawing/2017/model3d" xmlns:o="urn:schemas-microsoft-com:office:office" xmlns:oel="http://schemas.microsoft.com/office/2019/extlst" xmlns:r="http://schemas.openxmlformats.org/officeDocument/2006/relationships" xmlns:m="http://schemas.openxmlformats.org/officeDocument/2006/math" xmlns:v="urn:schemas-microsoft-com:vml" xmlns:wp14="http://schemas.microsoft.com/office/word/2010/wordprocessingDrawing" xmlns:wp="http://schemas.openxmlformats.org/drawingml/2006/wordprocessingDrawing" xmlns:w10="urn:schemas-microsoft-com:office:word" xmlns:w="http://schemas.openxmlformats.org/wordprocessingml/2006/main" xmlns:w14="http://schemas.microsoft.com/office/word/2010/wordml" xmlns:w15="http://schemas.microsoft.com/office/word/2012/wordml" xmlns:w16cex="http://schemas.microsoft.com/office/word/2018/wordml/cex" xmlns:w16cid="http://schemas.microsoft.com/office/word/2016/wordml/cid" xmlns:w16="http://schemas.microsoft.com/office/word/2018/wordml" xmlns:w16du="http://schemas.microsoft.com/office/word/2023/wordml/word16du" xmlns:w16sdtdh="http://schemas.microsoft.com/office/word/2020/wordml/sdtdatahash" xmlns:w16sdtfl="http://schemas.microsoft.com/office/word/2024/wordml/sdtformatlock" xmlns:w16se="http://schemas.microsoft.com/office/word/2015/wordml/symex" xmlns:wpg="http://schemas.microsoft.com/office/word/2010/wordprocessingGroup" xmlns:wpi="http://schemas.microsoft.com/office/word/2010/wordprocessingInk" xmlns:wne="http://schemas.microsoft.com/office/word/2006/wordml" xmlns:wps="http://schemas.microsoft.com/office/word/2010/wordprocessingShape" mc:Ignorable="w14 w15 w16se w16cid w16 w16cex w16sdtdh w16sdtfl w16du wp14">
   <w:endnote w:type="separator" w:id="-1">
     <w:p>
       <w:pPr>
@@ -3185,20 +2939,7 @@
 </file>
 
 <file path=word/footer1.xml><?xml version="1.0" encoding="utf-8"?>
-<w:ftr xmlns:wpc="http://schemas.microsoft.com/office/word/2010/wordprocessingCanvas" xmlns:cx="http://schemas.microsoft.com/office/drawing/2014/chartex" xmlns:cx1="http://schemas.microsoft.com/office/drawing/2015/9/8/chartex" xmlns:cx2="http://schemas.microsoft.com/office/drawing/2015/10/21/chartex" xmlns:cx3="http://schemas.microsoft.com/office/drawing/2016/5/9/chartex" xmlns:cx4="http://schemas.microsoft.com/office/drawing/2016/5/10/chartex" xmlns:cx5="http://schemas.microsoft.com/office/drawing/2016/5/11/chartex" xmlns:cx6="http://schemas.microsoft.com/office/drawing/2016/5/12/chartex" xmlns:cx7="http://schemas.microsoft.com/office/drawing/2016/5/13/chartex" xmlns:cx8="http://schemas.microsoft.com/office/drawing/2016/5/14/chartex" xmlns:mc="http://schemas.openxmlformats.org/markup-compatibility/2006" xmlns:aink="http://schemas.microsoft.com/office/drawing/2016/ink" xmlns:am3d="http://schemas.microsoft.com/office/drawing/2017/model3d" xmlns:o="urn:schemas-microsoft-com:office:office" xmlns:oel="http://schemas.microsoft.com/office/2019/extlst" xmlns:r="http://schemas.openxmlformats.org/officeDocument/2006/relationships" xmlns:m="http://schemas.openxmlformats.org/officeDocument/2006/math" xmlns:v="urn:schemas-microsoft-com:vml" xmlns:wp14="http://schemas.microsoft.com/office/word/2010/wordprocessingDrawing" xmlns:wp="http://schemas.openxmlformats.org/drawingml/2006/wordprocessingDrawing" xmlns:w10="urn:schemas-microsoft-com:office:word" xmlns:w="http://schemas.openxmlformats.org/wordprocessingml/2006/main" xmlns:w14="http://schemas.microsoft.com/office/word/2010/wordml" xmlns:w15="http://schemas.microsoft.com/office/word/2012/wordml" xmlns:w16cex="http://schemas.microsoft.com/office/word/2018/wordml/cex" xmlns:w16cid="http://schemas.microsoft.com/office/word/2016/wordml/cid" xmlns:w16="http://schemas.microsoft.com/office/word/2018/wordml" xmlns:w16du="http://schemas.microsoft.com/office/word/2023/wordml/word16du" xmlns:w16sdtdh="http://schemas.microsoft.com/office/word/2020/wordml/sdtdatahash" xmlns:w16se="http://schemas.microsoft.com/office/word/2015/wordml/symex" xmlns:wpg="http://schemas.microsoft.com/office/word/2010/wordprocessingGroup" xmlns:wpi="http://schemas.microsoft.com/office/word/2010/wordprocessingInk" xmlns:wne="http://schemas.microsoft.com/office/word/2006/wordml" xmlns:wps="http://schemas.microsoft.com/office/word/2010/wordprocessingShape" mc:Ignorable="w14 w15 w16se w16cid w16 w16cex w16sdtdh w16du wp14">
-  <w:p>
-    <w:pPr>
-      <w:pStyle w:val="a4"/>
-      <w:rPr>
-        <w:rFonts w:hint="default"/>
-      </w:rPr>
-    </w:pPr>
-  </w:p>
-</w:ftr>
-</file>
-
-<file path=word/footer2.xml><?xml version="1.0" encoding="utf-8"?>
-<w:ftr xmlns:wpc="http://schemas.microsoft.com/office/word/2010/wordprocessingCanvas" xmlns:cx="http://schemas.microsoft.com/office/drawing/2014/chartex" xmlns:cx1="http://schemas.microsoft.com/office/drawing/2015/9/8/chartex" xmlns:cx2="http://schemas.microsoft.com/office/drawing/2015/10/21/chartex" xmlns:cx3="http://schemas.microsoft.com/office/drawing/2016/5/9/chartex" xmlns:cx4="http://schemas.microsoft.com/office/drawing/2016/5/10/chartex" xmlns:cx5="http://schemas.microsoft.com/office/drawing/2016/5/11/chartex" xmlns:cx6="http://schemas.microsoft.com/office/drawing/2016/5/12/chartex" xmlns:cx7="http://schemas.microsoft.com/office/drawing/2016/5/13/chartex" xmlns:cx8="http://schemas.microsoft.com/office/drawing/2016/5/14/chartex" xmlns:mc="http://schemas.openxmlformats.org/markup-compatibility/2006" xmlns:aink="http://schemas.microsoft.com/office/drawing/2016/ink" xmlns:am3d="http://schemas.microsoft.com/office/drawing/2017/model3d" xmlns:o="urn:schemas-microsoft-com:office:office" xmlns:oel="http://schemas.microsoft.com/office/2019/extlst" xmlns:r="http://schemas.openxmlformats.org/officeDocument/2006/relationships" xmlns:m="http://schemas.openxmlformats.org/officeDocument/2006/math" xmlns:v="urn:schemas-microsoft-com:vml" xmlns:wp14="http://schemas.microsoft.com/office/word/2010/wordprocessingDrawing" xmlns:wp="http://schemas.openxmlformats.org/drawingml/2006/wordprocessingDrawing" xmlns:w10="urn:schemas-microsoft-com:office:word" xmlns:w="http://schemas.openxmlformats.org/wordprocessingml/2006/main" xmlns:w14="http://schemas.microsoft.com/office/word/2010/wordml" xmlns:w15="http://schemas.microsoft.com/office/word/2012/wordml" xmlns:w16cex="http://schemas.microsoft.com/office/word/2018/wordml/cex" xmlns:w16cid="http://schemas.microsoft.com/office/word/2016/wordml/cid" xmlns:w16="http://schemas.microsoft.com/office/word/2018/wordml" xmlns:w16du="http://schemas.microsoft.com/office/word/2023/wordml/word16du" xmlns:w16sdtdh="http://schemas.microsoft.com/office/word/2020/wordml/sdtdatahash" xmlns:w16se="http://schemas.microsoft.com/office/word/2015/wordml/symex" xmlns:wpg="http://schemas.microsoft.com/office/word/2010/wordprocessingGroup" xmlns:wpi="http://schemas.microsoft.com/office/word/2010/wordprocessingInk" xmlns:wne="http://schemas.microsoft.com/office/word/2006/wordml" xmlns:wps="http://schemas.microsoft.com/office/word/2010/wordprocessingShape" mc:Ignorable="w14 w15 w16se w16cid w16 w16cex w16sdtdh w16du wp14">
+<w:ftr xmlns:wpc="http://schemas.microsoft.com/office/word/2010/wordprocessingCanvas" xmlns:cx="http://schemas.microsoft.com/office/drawing/2014/chartex" xmlns:cx1="http://schemas.microsoft.com/office/drawing/2015/9/8/chartex" xmlns:cx2="http://schemas.microsoft.com/office/drawing/2015/10/21/chartex" xmlns:cx3="http://schemas.microsoft.com/office/drawing/2016/5/9/chartex" xmlns:cx4="http://schemas.microsoft.com/office/drawing/2016/5/10/chartex" xmlns:cx5="http://schemas.microsoft.com/office/drawing/2016/5/11/chartex" xmlns:cx6="http://schemas.microsoft.com/office/drawing/2016/5/12/chartex" xmlns:cx7="http://schemas.microsoft.com/office/drawing/2016/5/13/chartex" xmlns:cx8="http://schemas.microsoft.com/office/drawing/2016/5/14/chartex" xmlns:mc="http://schemas.openxmlformats.org/markup-compatibility/2006" xmlns:aink="http://schemas.microsoft.com/office/drawing/2016/ink" xmlns:am3d="http://schemas.microsoft.com/office/drawing/2017/model3d" xmlns:o="urn:schemas-microsoft-com:office:office" xmlns:oel="http://schemas.microsoft.com/office/2019/extlst" xmlns:r="http://schemas.openxmlformats.org/officeDocument/2006/relationships" xmlns:m="http://schemas.openxmlformats.org/officeDocument/2006/math" xmlns:v="urn:schemas-microsoft-com:vml" xmlns:wp14="http://schemas.microsoft.com/office/word/2010/wordprocessingDrawing" xmlns:wp="http://schemas.openxmlformats.org/drawingml/2006/wordprocessingDrawing" xmlns:w10="urn:schemas-microsoft-com:office:word" xmlns:w="http://schemas.openxmlformats.org/wordprocessingml/2006/main" xmlns:w14="http://schemas.microsoft.com/office/word/2010/wordml" xmlns:w15="http://schemas.microsoft.com/office/word/2012/wordml" xmlns:w16cex="http://schemas.microsoft.com/office/word/2018/wordml/cex" xmlns:w16cid="http://schemas.microsoft.com/office/word/2016/wordml/cid" xmlns:w16="http://schemas.microsoft.com/office/word/2018/wordml" xmlns:w16du="http://schemas.microsoft.com/office/word/2023/wordml/word16du" xmlns:w16sdtdh="http://schemas.microsoft.com/office/word/2020/wordml/sdtdatahash" xmlns:w16sdtfl="http://schemas.microsoft.com/office/word/2024/wordml/sdtformatlock" xmlns:w16se="http://schemas.microsoft.com/office/word/2015/wordml/symex" xmlns:wpg="http://schemas.microsoft.com/office/word/2010/wordprocessingGroup" xmlns:wpi="http://schemas.microsoft.com/office/word/2010/wordprocessingInk" xmlns:wne="http://schemas.microsoft.com/office/word/2006/wordml" xmlns:wps="http://schemas.microsoft.com/office/word/2010/wordprocessingShape" mc:Ignorable="w14 w15 w16se w16cid w16 w16cex w16sdtdh w16sdtfl w16du wp14">
   <w:p>
     <w:pPr>
       <w:pStyle w:val="a4"/>
@@ -3211,7 +2952,6 @@
         <w:rFonts w:hint="default"/>
       </w:rPr>
     </w:pPr>
-    <w:proofErr w:type="gramStart"/>
     <w:r>
       <w:rPr>
         <w:b/>
@@ -3229,18 +2969,7 @@
         <w:rtl/>
         <w:lang w:val="ar-SA"/>
       </w:rPr>
-      <w:t>:</w:t>
-    </w:r>
-    <w:proofErr w:type="gramEnd"/>
-    <w:r>
-      <w:rPr>
-        <w:rFonts w:ascii="Times New Roman" w:hAnsi="Times New Roman"/>
-        <w:b/>
-        <w:bCs/>
-        <w:rtl/>
-        <w:lang w:val="ar-SA"/>
-      </w:rPr>
-      <w:t xml:space="preserve">               /</w:t>
+      <w:t>:               /</w:t>
     </w:r>
     <w:r>
       <w:rPr>
@@ -3321,21 +3050,8 @@
 </w:ftr>
 </file>
 
-<file path=word/footer3.xml><?xml version="1.0" encoding="utf-8"?>
-<w:ftr xmlns:wpc="http://schemas.microsoft.com/office/word/2010/wordprocessingCanvas" xmlns:cx="http://schemas.microsoft.com/office/drawing/2014/chartex" xmlns:cx1="http://schemas.microsoft.com/office/drawing/2015/9/8/chartex" xmlns:cx2="http://schemas.microsoft.com/office/drawing/2015/10/21/chartex" xmlns:cx3="http://schemas.microsoft.com/office/drawing/2016/5/9/chartex" xmlns:cx4="http://schemas.microsoft.com/office/drawing/2016/5/10/chartex" xmlns:cx5="http://schemas.microsoft.com/office/drawing/2016/5/11/chartex" xmlns:cx6="http://schemas.microsoft.com/office/drawing/2016/5/12/chartex" xmlns:cx7="http://schemas.microsoft.com/office/drawing/2016/5/13/chartex" xmlns:cx8="http://schemas.microsoft.com/office/drawing/2016/5/14/chartex" xmlns:mc="http://schemas.openxmlformats.org/markup-compatibility/2006" xmlns:aink="http://schemas.microsoft.com/office/drawing/2016/ink" xmlns:am3d="http://schemas.microsoft.com/office/drawing/2017/model3d" xmlns:o="urn:schemas-microsoft-com:office:office" xmlns:oel="http://schemas.microsoft.com/office/2019/extlst" xmlns:r="http://schemas.openxmlformats.org/officeDocument/2006/relationships" xmlns:m="http://schemas.openxmlformats.org/officeDocument/2006/math" xmlns:v="urn:schemas-microsoft-com:vml" xmlns:wp14="http://schemas.microsoft.com/office/word/2010/wordprocessingDrawing" xmlns:wp="http://schemas.openxmlformats.org/drawingml/2006/wordprocessingDrawing" xmlns:w10="urn:schemas-microsoft-com:office:word" xmlns:w="http://schemas.openxmlformats.org/wordprocessingml/2006/main" xmlns:w14="http://schemas.microsoft.com/office/word/2010/wordml" xmlns:w15="http://schemas.microsoft.com/office/word/2012/wordml" xmlns:w16cex="http://schemas.microsoft.com/office/word/2018/wordml/cex" xmlns:w16cid="http://schemas.microsoft.com/office/word/2016/wordml/cid" xmlns:w16="http://schemas.microsoft.com/office/word/2018/wordml" xmlns:w16du="http://schemas.microsoft.com/office/word/2023/wordml/word16du" xmlns:w16sdtdh="http://schemas.microsoft.com/office/word/2020/wordml/sdtdatahash" xmlns:w16se="http://schemas.microsoft.com/office/word/2015/wordml/symex" xmlns:wpg="http://schemas.microsoft.com/office/word/2010/wordprocessingGroup" xmlns:wpi="http://schemas.microsoft.com/office/word/2010/wordprocessingInk" xmlns:wne="http://schemas.microsoft.com/office/word/2006/wordml" xmlns:wps="http://schemas.microsoft.com/office/word/2010/wordprocessingShape" mc:Ignorable="w14 w15 w16se w16cid w16 w16cex w16sdtdh w16du wp14">
-  <w:p>
-    <w:pPr>
-      <w:pStyle w:val="a4"/>
-      <w:rPr>
-        <w:rFonts w:hint="default"/>
-      </w:rPr>
-    </w:pPr>
-  </w:p>
-</w:ftr>
-</file>
-
 <file path=word/footnotes.xml><?xml version="1.0" encoding="utf-8"?>
-<w:footnotes xmlns:wpc="http://schemas.microsoft.com/office/word/2010/wordprocessingCanvas" xmlns:cx="http://schemas.microsoft.com/office/drawing/2014/chartex" xmlns:cx1="http://schemas.microsoft.com/office/drawing/2015/9/8/chartex" xmlns:cx2="http://schemas.microsoft.com/office/drawing/2015/10/21/chartex" xmlns:cx3="http://schemas.microsoft.com/office/drawing/2016/5/9/chartex" xmlns:cx4="http://schemas.microsoft.com/office/drawing/2016/5/10/chartex" xmlns:cx5="http://schemas.microsoft.com/office/drawing/2016/5/11/chartex" xmlns:cx6="http://schemas.microsoft.com/office/drawing/2016/5/12/chartex" xmlns:cx7="http://schemas.microsoft.com/office/drawing/2016/5/13/chartex" xmlns:cx8="http://schemas.microsoft.com/office/drawing/2016/5/14/chartex" xmlns:mc="http://schemas.openxmlformats.org/markup-compatibility/2006" xmlns:aink="http://schemas.microsoft.com/office/drawing/2016/ink" xmlns:am3d="http://schemas.microsoft.com/office/drawing/2017/model3d" xmlns:o="urn:schemas-microsoft-com:office:office" xmlns:oel="http://schemas.microsoft.com/office/2019/extlst" xmlns:r="http://schemas.openxmlformats.org/officeDocument/2006/relationships" xmlns:m="http://schemas.openxmlformats.org/officeDocument/2006/math" xmlns:v="urn:schemas-microsoft-com:vml" xmlns:wp14="http://schemas.microsoft.com/office/word/2010/wordprocessingDrawing" xmlns:wp="http://schemas.openxmlformats.org/drawingml/2006/wordprocessingDrawing" xmlns:w10="urn:schemas-microsoft-com:office:word" xmlns:w="http://schemas.openxmlformats.org/wordprocessingml/2006/main" xmlns:w14="http://schemas.microsoft.com/office/word/2010/wordml" xmlns:w15="http://schemas.microsoft.com/office/word/2012/wordml" xmlns:w16cex="http://schemas.microsoft.com/office/word/2018/wordml/cex" xmlns:w16cid="http://schemas.microsoft.com/office/word/2016/wordml/cid" xmlns:w16="http://schemas.microsoft.com/office/word/2018/wordml" xmlns:w16du="http://schemas.microsoft.com/office/word/2023/wordml/word16du" xmlns:w16sdtdh="http://schemas.microsoft.com/office/word/2020/wordml/sdtdatahash" xmlns:w16se="http://schemas.microsoft.com/office/word/2015/wordml/symex" xmlns:wpg="http://schemas.microsoft.com/office/word/2010/wordprocessingGroup" xmlns:wpi="http://schemas.microsoft.com/office/word/2010/wordprocessingInk" xmlns:wne="http://schemas.microsoft.com/office/word/2006/wordml" xmlns:wps="http://schemas.microsoft.com/office/word/2010/wordprocessingShape" mc:Ignorable="w14 w15 w16se w16cid w16 w16cex w16sdtdh w16du wp14">
+<w:footnotes xmlns:wpc="http://schemas.microsoft.com/office/word/2010/wordprocessingCanvas" xmlns:cx="http://schemas.microsoft.com/office/drawing/2014/chartex" xmlns:cx1="http://schemas.microsoft.com/office/drawing/2015/9/8/chartex" xmlns:cx2="http://schemas.microsoft.com/office/drawing/2015/10/21/chartex" xmlns:cx3="http://schemas.microsoft.com/office/drawing/2016/5/9/chartex" xmlns:cx4="http://schemas.microsoft.com/office/drawing/2016/5/10/chartex" xmlns:cx5="http://schemas.microsoft.com/office/drawing/2016/5/11/chartex" xmlns:cx6="http://schemas.microsoft.com/office/drawing/2016/5/12/chartex" xmlns:cx7="http://schemas.microsoft.com/office/drawing/2016/5/13/chartex" xmlns:cx8="http://schemas.microsoft.com/office/drawing/2016/5/14/chartex" xmlns:mc="http://schemas.openxmlformats.org/markup-compatibility/2006" xmlns:aink="http://schemas.microsoft.com/office/drawing/2016/ink" xmlns:am3d="http://schemas.microsoft.com/office/drawing/2017/model3d" xmlns:o="urn:schemas-microsoft-com:office:office" xmlns:oel="http://schemas.microsoft.com/office/2019/extlst" xmlns:r="http://schemas.openxmlformats.org/officeDocument/2006/relationships" xmlns:m="http://schemas.openxmlformats.org/officeDocument/2006/math" xmlns:v="urn:schemas-microsoft-com:vml" xmlns:wp14="http://schemas.microsoft.com/office/word/2010/wordprocessingDrawing" xmlns:wp="http://schemas.openxmlformats.org/drawingml/2006/wordprocessingDrawing" xmlns:w10="urn:schemas-microsoft-com:office:word" xmlns:w="http://schemas.openxmlformats.org/wordprocessingml/2006/main" xmlns:w14="http://schemas.microsoft.com/office/word/2010/wordml" xmlns:w15="http://schemas.microsoft.com/office/word/2012/wordml" xmlns:w16cex="http://schemas.microsoft.com/office/word/2018/wordml/cex" xmlns:w16cid="http://schemas.microsoft.com/office/word/2016/wordml/cid" xmlns:w16="http://schemas.microsoft.com/office/word/2018/wordml" xmlns:w16du="http://schemas.microsoft.com/office/word/2023/wordml/word16du" xmlns:w16sdtdh="http://schemas.microsoft.com/office/word/2020/wordml/sdtdatahash" xmlns:w16sdtfl="http://schemas.microsoft.com/office/word/2024/wordml/sdtformatlock" xmlns:w16se="http://schemas.microsoft.com/office/word/2015/wordml/symex" xmlns:wpg="http://schemas.microsoft.com/office/word/2010/wordprocessingGroup" xmlns:wpi="http://schemas.microsoft.com/office/word/2010/wordprocessingInk" xmlns:wne="http://schemas.microsoft.com/office/word/2006/wordml" xmlns:wps="http://schemas.microsoft.com/office/word/2010/wordprocessingShape" mc:Ignorable="w14 w15 w16se w16cid w16 w16cex w16sdtdh w16sdtfl w16du wp14">
   <w:footnote w:type="separator" w:id="-1">
     <w:p>
       <w:pPr>
@@ -3366,64 +3082,123 @@
 </file>
 
 <file path=word/header1.xml><?xml version="1.0" encoding="utf-8"?>
-<w:hdr xmlns:wpc="http://schemas.microsoft.com/office/word/2010/wordprocessingCanvas" xmlns:cx="http://schemas.microsoft.com/office/drawing/2014/chartex" xmlns:cx1="http://schemas.microsoft.com/office/drawing/2015/9/8/chartex" xmlns:cx2="http://schemas.microsoft.com/office/drawing/2015/10/21/chartex" xmlns:cx3="http://schemas.microsoft.com/office/drawing/2016/5/9/chartex" xmlns:cx4="http://schemas.microsoft.com/office/drawing/2016/5/10/chartex" xmlns:cx5="http://schemas.microsoft.com/office/drawing/2016/5/11/chartex" xmlns:cx6="http://schemas.microsoft.com/office/drawing/2016/5/12/chartex" xmlns:cx7="http://schemas.microsoft.com/office/drawing/2016/5/13/chartex" xmlns:cx8="http://schemas.microsoft.com/office/drawing/2016/5/14/chartex" xmlns:mc="http://schemas.openxmlformats.org/markup-compatibility/2006" xmlns:aink="http://schemas.microsoft.com/office/drawing/2016/ink" xmlns:am3d="http://schemas.microsoft.com/office/drawing/2017/model3d" xmlns:o="urn:schemas-microsoft-com:office:office" xmlns:oel="http://schemas.microsoft.com/office/2019/extlst" xmlns:r="http://schemas.openxmlformats.org/officeDocument/2006/relationships" xmlns:m="http://schemas.openxmlformats.org/officeDocument/2006/math" xmlns:v="urn:schemas-microsoft-com:vml" xmlns:wp14="http://schemas.microsoft.com/office/word/2010/wordprocessingDrawing" xmlns:wp="http://schemas.openxmlformats.org/drawingml/2006/wordprocessingDrawing" xmlns:w10="urn:schemas-microsoft-com:office:word" xmlns:w="http://schemas.openxmlformats.org/wordprocessingml/2006/main" xmlns:w14="http://schemas.microsoft.com/office/word/2010/wordml" xmlns:w15="http://schemas.microsoft.com/office/word/2012/wordml" xmlns:w16cex="http://schemas.microsoft.com/office/word/2018/wordml/cex" xmlns:w16cid="http://schemas.microsoft.com/office/word/2016/wordml/cid" xmlns:w16="http://schemas.microsoft.com/office/word/2018/wordml" xmlns:w16du="http://schemas.microsoft.com/office/word/2023/wordml/word16du" xmlns:w16sdtdh="http://schemas.microsoft.com/office/word/2020/wordml/sdtdatahash" xmlns:w16se="http://schemas.microsoft.com/office/word/2015/wordml/symex" xmlns:wpg="http://schemas.microsoft.com/office/word/2010/wordprocessingGroup" xmlns:wpi="http://schemas.microsoft.com/office/word/2010/wordprocessingInk" xmlns:wne="http://schemas.microsoft.com/office/word/2006/wordml" xmlns:wps="http://schemas.microsoft.com/office/word/2010/wordprocessingShape" mc:Ignorable="w14 w15 w16se w16cid w16 w16cex w16sdtdh w16du wp14">
+<w:hdr xmlns:wpc="http://schemas.microsoft.com/office/word/2010/wordprocessingCanvas" xmlns:cx="http://schemas.microsoft.com/office/drawing/2014/chartex" xmlns:cx1="http://schemas.microsoft.com/office/drawing/2015/9/8/chartex" xmlns:cx2="http://schemas.microsoft.com/office/drawing/2015/10/21/chartex" xmlns:cx3="http://schemas.microsoft.com/office/drawing/2016/5/9/chartex" xmlns:cx4="http://schemas.microsoft.com/office/drawing/2016/5/10/chartex" xmlns:cx5="http://schemas.microsoft.com/office/drawing/2016/5/11/chartex" xmlns:cx6="http://schemas.microsoft.com/office/drawing/2016/5/12/chartex" xmlns:cx7="http://schemas.microsoft.com/office/drawing/2016/5/13/chartex" xmlns:cx8="http://schemas.microsoft.com/office/drawing/2016/5/14/chartex" xmlns:mc="http://schemas.openxmlformats.org/markup-compatibility/2006" xmlns:aink="http://schemas.microsoft.com/office/drawing/2016/ink" xmlns:am3d="http://schemas.microsoft.com/office/drawing/2017/model3d" xmlns:o="urn:schemas-microsoft-com:office:office" xmlns:oel="http://schemas.microsoft.com/office/2019/extlst" xmlns:r="http://schemas.openxmlformats.org/officeDocument/2006/relationships" xmlns:m="http://schemas.openxmlformats.org/officeDocument/2006/math" xmlns:v="urn:schemas-microsoft-com:vml" xmlns:wp14="http://schemas.microsoft.com/office/word/2010/wordprocessingDrawing" xmlns:wp="http://schemas.openxmlformats.org/drawingml/2006/wordprocessingDrawing" xmlns:w10="urn:schemas-microsoft-com:office:word" xmlns:w="http://schemas.openxmlformats.org/wordprocessingml/2006/main" xmlns:w14="http://schemas.microsoft.com/office/word/2010/wordml" xmlns:w15="http://schemas.microsoft.com/office/word/2012/wordml" xmlns:w16cex="http://schemas.microsoft.com/office/word/2018/wordml/cex" xmlns:w16cid="http://schemas.microsoft.com/office/word/2016/wordml/cid" xmlns:w16="http://schemas.microsoft.com/office/word/2018/wordml" xmlns:w16du="http://schemas.microsoft.com/office/word/2023/wordml/word16du" xmlns:w16sdtdh="http://schemas.microsoft.com/office/word/2020/wordml/sdtdatahash" xmlns:w16sdtfl="http://schemas.microsoft.com/office/word/2024/wordml/sdtformatlock" xmlns:w16se="http://schemas.microsoft.com/office/word/2015/wordml/symex" xmlns:wpg="http://schemas.microsoft.com/office/word/2010/wordprocessingGroup" xmlns:wpi="http://schemas.microsoft.com/office/word/2010/wordprocessingInk" xmlns:wne="http://schemas.microsoft.com/office/word/2006/wordml" xmlns:wps="http://schemas.microsoft.com/office/word/2010/wordprocessingShape" mc:Ignorable="w14 w15 w16se w16cid w16 w16cex w16sdtdh w16sdtfl w16du wp14">
   <w:p>
     <w:pPr>
       <w:pStyle w:val="a3"/>
     </w:pPr>
-  </w:p>
-</w:hdr>
-</file>
-
-<file path=word/header2.xml><?xml version="1.0" encoding="utf-8"?>
-<w:hdr xmlns:wpc="http://schemas.microsoft.com/office/word/2010/wordprocessingCanvas" xmlns:cx="http://schemas.microsoft.com/office/drawing/2014/chartex" xmlns:cx1="http://schemas.microsoft.com/office/drawing/2015/9/8/chartex" xmlns:cx2="http://schemas.microsoft.com/office/drawing/2015/10/21/chartex" xmlns:cx3="http://schemas.microsoft.com/office/drawing/2016/5/9/chartex" xmlns:cx4="http://schemas.microsoft.com/office/drawing/2016/5/10/chartex" xmlns:cx5="http://schemas.microsoft.com/office/drawing/2016/5/11/chartex" xmlns:cx6="http://schemas.microsoft.com/office/drawing/2016/5/12/chartex" xmlns:cx7="http://schemas.microsoft.com/office/drawing/2016/5/13/chartex" xmlns:cx8="http://schemas.microsoft.com/office/drawing/2016/5/14/chartex" xmlns:mc="http://schemas.openxmlformats.org/markup-compatibility/2006" xmlns:aink="http://schemas.microsoft.com/office/drawing/2016/ink" xmlns:am3d="http://schemas.microsoft.com/office/drawing/2017/model3d" xmlns:o="urn:schemas-microsoft-com:office:office" xmlns:oel="http://schemas.microsoft.com/office/2019/extlst" xmlns:r="http://schemas.openxmlformats.org/officeDocument/2006/relationships" xmlns:m="http://schemas.openxmlformats.org/officeDocument/2006/math" xmlns:v="urn:schemas-microsoft-com:vml" xmlns:wp14="http://schemas.microsoft.com/office/word/2010/wordprocessingDrawing" xmlns:wp="http://schemas.openxmlformats.org/drawingml/2006/wordprocessingDrawing" xmlns:w10="urn:schemas-microsoft-com:office:word" xmlns:w="http://schemas.openxmlformats.org/wordprocessingml/2006/main" xmlns:w14="http://schemas.microsoft.com/office/word/2010/wordml" xmlns:w15="http://schemas.microsoft.com/office/word/2012/wordml" xmlns:w16cex="http://schemas.microsoft.com/office/word/2018/wordml/cex" xmlns:w16cid="http://schemas.microsoft.com/office/word/2016/wordml/cid" xmlns:w16="http://schemas.microsoft.com/office/word/2018/wordml" xmlns:w16du="http://schemas.microsoft.com/office/word/2023/wordml/word16du" xmlns:w16sdtdh="http://schemas.microsoft.com/office/word/2020/wordml/sdtdatahash" xmlns:w16se="http://schemas.microsoft.com/office/word/2015/wordml/symex" xmlns:wpg="http://schemas.microsoft.com/office/word/2010/wordprocessingGroup" xmlns:wpi="http://schemas.microsoft.com/office/word/2010/wordprocessingInk" xmlns:wne="http://schemas.microsoft.com/office/word/2006/wordml" xmlns:wps="http://schemas.microsoft.com/office/word/2010/wordprocessingShape" mc:Ignorable="w14 w15 w16se w16cid w16 w16cex w16sdtdh w16du wp14">
-  <w:p>
-    <w:pPr>
-      <w:pStyle w:val="a3"/>
-      <w:tabs>
-        <w:tab w:val="clear" w:pos="8306"/>
-        <w:tab w:val="right" w:pos="8280"/>
-      </w:tabs>
-      <w:jc w:val="right"/>
-    </w:pPr>
+    <w:r>
+      <w:rPr>
+        <w:rFonts w:hint="cs"/>
+        <w:noProof/>
+      </w:rPr>
+      <w:drawing>
+        <wp:anchor distT="0" distB="0" distL="114300" distR="114300" simplePos="0" relativeHeight="251660288" behindDoc="1" locked="0" layoutInCell="1" allowOverlap="1" wp14:anchorId="3AC3CD1F" wp14:editId="5176210C">
+          <wp:simplePos x="0" y="0"/>
+          <wp:positionH relativeFrom="column">
+            <wp:posOffset>-266617</wp:posOffset>
+          </wp:positionH>
+          <wp:positionV relativeFrom="paragraph">
+            <wp:posOffset>1188637</wp:posOffset>
+          </wp:positionV>
+          <wp:extent cx="7376630" cy="8315864"/>
+          <wp:effectExtent l="0" t="0" r="0" b="0"/>
+          <wp:wrapNone/>
+          <wp:docPr id="1588133276" name="صورة 2" descr="مشروع جديد (1) (1).png"/>
+          <wp:cNvGraphicFramePr>
+            <a:graphicFrameLocks xmlns:a="http://schemas.openxmlformats.org/drawingml/2006/main" noChangeAspect="1"/>
+          </wp:cNvGraphicFramePr>
+          <a:graphic xmlns:a="http://schemas.openxmlformats.org/drawingml/2006/main">
+            <a:graphicData uri="http://schemas.openxmlformats.org/drawingml/2006/picture">
+              <pic:pic xmlns:pic="http://schemas.openxmlformats.org/drawingml/2006/picture">
+                <pic:nvPicPr>
+                  <pic:cNvPr id="0" name="مشروع جديد (1) (1).png"/>
+                  <pic:cNvPicPr/>
+                </pic:nvPicPr>
+                <pic:blipFill>
+                  <a:blip r:embed="rId1" cstate="print"/>
+                  <a:stretch>
+                    <a:fillRect/>
+                  </a:stretch>
+                </pic:blipFill>
+                <pic:spPr>
+                  <a:xfrm>
+                    <a:off x="0" y="0"/>
+                    <a:ext cx="7376630" cy="8315864"/>
+                  </a:xfrm>
+                  <a:prstGeom prst="rect">
+                    <a:avLst/>
+                  </a:prstGeom>
+                </pic:spPr>
+              </pic:pic>
+            </a:graphicData>
+          </a:graphic>
+          <wp14:sizeRelV relativeFrom="margin">
+            <wp14:pctHeight>0</wp14:pctHeight>
+          </wp14:sizeRelV>
+        </wp:anchor>
+      </w:drawing>
+    </w:r>
     <w:r>
       <w:rPr>
         <w:noProof/>
+        <w:rtl/>
       </w:rPr>
       <mc:AlternateContent>
         <mc:Choice Requires="wps">
           <w:drawing>
-            <wp:anchor distT="152400" distB="152400" distL="152400" distR="152400" simplePos="0" relativeHeight="251663360" behindDoc="1" locked="0" layoutInCell="1" allowOverlap="1" wp14:anchorId="38F8E657" wp14:editId="65945239">
+            <wp:anchor distT="0" distB="0" distL="114300" distR="114300" simplePos="0" relativeHeight="251661312" behindDoc="0" locked="0" layoutInCell="1" allowOverlap="1" wp14:anchorId="2D9A37C9" wp14:editId="105AD49E">
               <wp:simplePos x="0" y="0"/>
-              <wp:positionH relativeFrom="page">
-                <wp:posOffset>4991100</wp:posOffset>
+              <wp:positionH relativeFrom="column">
+                <wp:posOffset>4211320</wp:posOffset>
               </wp:positionH>
-              <wp:positionV relativeFrom="page">
-                <wp:posOffset>923925</wp:posOffset>
+              <wp:positionV relativeFrom="paragraph">
+                <wp:posOffset>181552</wp:posOffset>
               </wp:positionV>
-              <wp:extent cx="2061210" cy="504825"/>
-              <wp:effectExtent l="0" t="0" r="0" b="0"/>
+              <wp:extent cx="1571625" cy="436245"/>
+              <wp:effectExtent l="1270" t="0" r="0" b="4445"/>
               <wp:wrapNone/>
-              <wp:docPr id="1073741830" name="officeArt object" descr="مربع نص 22"/>
-              <wp:cNvGraphicFramePr/>
+              <wp:docPr id="1" name="Text Box 2"/>
+              <wp:cNvGraphicFramePr>
+                <a:graphicFrameLocks xmlns:a="http://schemas.openxmlformats.org/drawingml/2006/main"/>
+              </wp:cNvGraphicFramePr>
               <a:graphic xmlns:a="http://schemas.openxmlformats.org/drawingml/2006/main">
                 <a:graphicData uri="http://schemas.microsoft.com/office/word/2010/wordprocessingShape">
                   <wps:wsp>
-                    <wps:cNvSpPr txBox="1"/>
-                    <wps:spPr>
+                    <wps:cNvSpPr txBox="1">
+                      <a:spLocks noChangeArrowheads="1"/>
+                    </wps:cNvSpPr>
+                    <wps:spPr bwMode="auto">
                       <a:xfrm>
                         <a:off x="0" y="0"/>
-                        <a:ext cx="2061210" cy="504825"/>
+                        <a:ext cx="1571625" cy="436245"/>
                       </a:xfrm>
                       <a:prstGeom prst="rect">
                         <a:avLst/>
                       </a:prstGeom>
                       <a:noFill/>
-                      <a:ln w="12700" cap="flat">
+                      <a:ln>
                         <a:noFill/>
-                        <a:miter lim="400000"/>
                       </a:ln>
-                      <a:effectLst/>
+                      <a:extLst>
+                        <a:ext uri="{909E8E84-426E-40DD-AFC4-6F175D3DCCD1}">
+                          <a14:hiddenFill xmlns:a14="http://schemas.microsoft.com/office/drawing/2010/main">
+                            <a:solidFill>
+                              <a:srgbClr val="FFFFFF"/>
+                            </a:solidFill>
+                          </a14:hiddenFill>
+                        </a:ext>
+                        <a:ext uri="{91240B29-F687-4F45-9708-019B960494DF}">
+                          <a14:hiddenLine xmlns:a14="http://schemas.microsoft.com/office/drawing/2010/main" w="9525">
+                            <a:solidFill>
+                              <a:srgbClr val="000000"/>
+                            </a:solidFill>
+                            <a:miter lim="800000"/>
+                            <a:headEnd/>
+                            <a:tailEnd/>
+                          </a14:hiddenLine>
+                        </a:ext>
+                      </a:extLst>
                     </wps:spPr>
                     <wps:txbx>
                       <w:txbxContent>
@@ -3432,60 +3207,25 @@
                             <w:spacing w:after="0" w:line="240" w:lineRule="auto"/>
                             <w:jc w:val="center"/>
                             <w:rPr>
-                              <w:rFonts w:hint="default"/>
+                              <w:rFonts w:cs="Farsi Simple Bold"/>
+                              <w:sz w:val="36"/>
+                              <w:szCs w:val="36"/>
+                              <w:rtl/>
                             </w:rPr>
                           </w:pPr>
                           <w:r>
                             <w:rPr>
+                              <w:rFonts w:cs="Farsi Simple Bold"/>
                               <w:sz w:val="36"/>
                               <w:szCs w:val="36"/>
                               <w:rtl/>
-                              <w:lang w:val="ar-SA"/>
                             </w:rPr>
-                            <w:t>المديرية</w:t>
-                          </w:r>
-                          <w:r>
-                            <w:rPr>
-                              <w:rFonts w:ascii="Helvetica" w:hAnsi="Helvetica"/>
-                              <w:sz w:val="36"/>
-                              <w:szCs w:val="36"/>
-                              <w:rtl/>
-                              <w:lang w:val="ar-SA"/>
-                            </w:rPr>
-                            <w:t xml:space="preserve"> </w:t>
-                          </w:r>
-                          <w:r>
-                            <w:rPr>
-                              <w:sz w:val="36"/>
-                              <w:szCs w:val="36"/>
-                              <w:rtl/>
-                              <w:lang w:val="ar-SA"/>
-                            </w:rPr>
-                            <w:t>العامة</w:t>
-                          </w:r>
-                          <w:r>
-                            <w:rPr>
-                              <w:rFonts w:ascii="Helvetica" w:hAnsi="Helvetica"/>
-                              <w:sz w:val="36"/>
-                              <w:szCs w:val="36"/>
-                              <w:rtl/>
-                              <w:lang w:val="ar-SA"/>
-                            </w:rPr>
-                            <w:t xml:space="preserve"> </w:t>
-                          </w:r>
-                          <w:r>
-                            <w:rPr>
-                              <w:sz w:val="36"/>
-                              <w:szCs w:val="36"/>
-                              <w:rtl/>
-                              <w:lang w:val="ar-SA"/>
-                            </w:rPr>
-                            <w:t>للجوازات</w:t>
+                            <w:t>وزارة الداخلية</w:t>
                           </w:r>
                         </w:p>
                       </w:txbxContent>
                     </wps:txbx>
-                    <wps:bodyPr wrap="square" lIns="45719" tIns="45719" rIns="45719" bIns="45719" numCol="1" anchor="t">
+                    <wps:bodyPr rot="0" vert="horz" wrap="square" lIns="91440" tIns="45720" rIns="91440" bIns="45720" anchor="t" anchorCtr="0" upright="1">
                       <a:noAutofit/>
                     </wps:bodyPr>
                   </wps:wsp>
@@ -3502,73 +3242,36 @@
         </mc:Choice>
         <mc:Fallback>
           <w:pict>
-            <v:shapetype w14:anchorId="38F8E657" id="_x0000_t202" coordsize="21600,21600" o:spt="202" path="m,l,21600r21600,l21600,xe">
+            <v:shapetype w14:anchorId="2D9A37C9" id="_x0000_t202" coordsize="21600,21600" o:spt="202" path="m,l,21600r21600,l21600,xe">
               <v:stroke joinstyle="miter"/>
               <v:path gradientshapeok="t" o:connecttype="rect"/>
             </v:shapetype>
-            <v:shape id="officeArt object" o:spid="_x0000_s1026" type="#_x0000_t202" alt="مربع نص 22" style="position:absolute;margin-left:393pt;margin-top:72.75pt;width:162.3pt;height:39.75pt;z-index:-251653120;visibility:visible;mso-wrap-style:square;mso-width-percent:0;mso-height-percent:0;mso-wrap-distance-left:12pt;mso-wrap-distance-top:12pt;mso-wrap-distance-right:12pt;mso-wrap-distance-bottom:12pt;mso-position-horizontal:absolute;mso-position-horizontal-relative:page;mso-position-vertical:absolute;mso-position-vertical-relative:page;mso-width-percent:0;mso-height-percent:0;mso-width-relative:margin;mso-height-relative:margin;v-text-anchor:top" o:gfxdata="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" filled="f" stroked="f" strokeweight="1pt">
-              <v:stroke miterlimit="4"/>
-              <v:textbox inset="1.27mm,1.27mm,1.27mm,1.27mm">
+            <v:shape id="Text Box 2" o:spid="_x0000_s1026" type="#_x0000_t202" style="position:absolute;left:0;text-align:left;margin-left:331.6pt;margin-top:14.3pt;width:123.75pt;height:34.35pt;z-index:251661312;visibility:visible;mso-wrap-style:square;mso-width-percent:0;mso-height-percent:0;mso-wrap-distance-left:9pt;mso-wrap-distance-top:0;mso-wrap-distance-right:9pt;mso-wrap-distance-bottom:0;mso-position-horizontal:absolute;mso-position-horizontal-relative:text;mso-position-vertical:absolute;mso-position-vertical-relative:text;mso-width-percent:0;mso-height-percent:0;mso-width-relative:margin;mso-height-relative:margin;v-text-anchor:top" o:gfxdata="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" filled="f" stroked="f">
+              <v:textbox>
                 <w:txbxContent>
                   <w:p>
                     <w:pPr>
                       <w:spacing w:after="0" w:line="240" w:lineRule="auto"/>
                       <w:jc w:val="center"/>
                       <w:rPr>
-                        <w:rFonts w:hint="default"/>
+                        <w:rFonts w:cs="Farsi Simple Bold"/>
+                        <w:sz w:val="36"/>
+                        <w:szCs w:val="36"/>
+                        <w:rtl/>
                       </w:rPr>
                     </w:pPr>
                     <w:r>
                       <w:rPr>
+                        <w:rFonts w:cs="Farsi Simple Bold"/>
                         <w:sz w:val="36"/>
                         <w:szCs w:val="36"/>
                         <w:rtl/>
-                        <w:lang w:val="ar-SA"/>
                       </w:rPr>
-                      <w:t>المديرية</w:t>
-                    </w:r>
-                    <w:r>
-                      <w:rPr>
-                        <w:rFonts w:ascii="Helvetica" w:hAnsi="Helvetica"/>
-                        <w:sz w:val="36"/>
-                        <w:szCs w:val="36"/>
-                        <w:rtl/>
-                        <w:lang w:val="ar-SA"/>
-                      </w:rPr>
-                      <w:t xml:space="preserve"> </w:t>
-                    </w:r>
-                    <w:r>
-                      <w:rPr>
-                        <w:sz w:val="36"/>
-                        <w:szCs w:val="36"/>
-                        <w:rtl/>
-                        <w:lang w:val="ar-SA"/>
-                      </w:rPr>
-                      <w:t>العامة</w:t>
-                    </w:r>
-                    <w:r>
-                      <w:rPr>
-                        <w:rFonts w:ascii="Helvetica" w:hAnsi="Helvetica"/>
-                        <w:sz w:val="36"/>
-                        <w:szCs w:val="36"/>
-                        <w:rtl/>
-                        <w:lang w:val="ar-SA"/>
-                      </w:rPr>
-                      <w:t xml:space="preserve"> </w:t>
-                    </w:r>
-                    <w:r>
-                      <w:rPr>
-                        <w:sz w:val="36"/>
-                        <w:szCs w:val="36"/>
-                        <w:rtl/>
-                        <w:lang w:val="ar-SA"/>
-                      </w:rPr>
-                      <w:t>للجوازات</w:t>
+                      <w:t>وزارة الداخلية</w:t>
                     </w:r>
                   </w:p>
                 </w:txbxContent>
               </v:textbox>
-              <w10:wrap anchorx="page" anchory="page"/>
             </v:shape>
           </w:pict>
         </mc:Fallback>
@@ -3577,32 +3280,45 @@
     <w:r>
       <w:rPr>
         <w:noProof/>
+        <w:rtl/>
       </w:rPr>
       <w:drawing>
-        <wp:anchor distT="152400" distB="152400" distL="152400" distR="152400" simplePos="0" relativeHeight="251658240" behindDoc="1" locked="0" layoutInCell="1" allowOverlap="1" wp14:anchorId="31CF0EB9" wp14:editId="6F74A286">
+        <wp:anchor distT="0" distB="0" distL="114300" distR="114300" simplePos="0" relativeHeight="251659264" behindDoc="1" locked="0" layoutInCell="1" allowOverlap="1" wp14:anchorId="079B6687" wp14:editId="6FB8F433">
           <wp:simplePos x="0" y="0"/>
-          <wp:positionH relativeFrom="page">
-            <wp:posOffset>5292090</wp:posOffset>
+          <wp:positionH relativeFrom="column">
+            <wp:posOffset>4151630</wp:posOffset>
           </wp:positionH>
-          <wp:positionV relativeFrom="page">
-            <wp:posOffset>372110</wp:posOffset>
+          <wp:positionV relativeFrom="paragraph">
+            <wp:posOffset>-80645</wp:posOffset>
           </wp:positionV>
-          <wp:extent cx="1731645" cy="525780"/>
+          <wp:extent cx="1731645" cy="499110"/>
           <wp:effectExtent l="0" t="0" r="0" b="0"/>
-          <wp:wrapNone/>
-          <wp:docPr id="1073741825" name="officeArt object" descr="toppng.com-مخطوطة-المملكة-العربية-السعودية-1394x527.png"/>
-          <wp:cNvGraphicFramePr/>
+          <wp:wrapTight wrapText="bothSides">
+            <wp:wrapPolygon edited="0">
+              <wp:start x="475" y="3298"/>
+              <wp:lineTo x="0" y="6595"/>
+              <wp:lineTo x="0" y="16489"/>
+              <wp:lineTo x="18772" y="18137"/>
+              <wp:lineTo x="19723" y="18137"/>
+              <wp:lineTo x="20673" y="16489"/>
+              <wp:lineTo x="21386" y="11542"/>
+              <wp:lineTo x="21386" y="3298"/>
+              <wp:lineTo x="475" y="3298"/>
+            </wp:wrapPolygon>
+          </wp:wrapTight>
+          <wp:docPr id="1072097228" name="صورة 1" descr="toppng.com-مخطوطة-المملكة-العربية-السعودية-1394x527.png"/>
+          <wp:cNvGraphicFramePr>
+            <a:graphicFrameLocks xmlns:a="http://schemas.openxmlformats.org/drawingml/2006/main" noChangeAspect="1"/>
+          </wp:cNvGraphicFramePr>
           <a:graphic xmlns:a="http://schemas.openxmlformats.org/drawingml/2006/main">
             <a:graphicData uri="http://schemas.openxmlformats.org/drawingml/2006/picture">
               <pic:pic xmlns:pic="http://schemas.openxmlformats.org/drawingml/2006/picture">
                 <pic:nvPicPr>
-                  <pic:cNvPr id="1073741825" name="toppng.com-مخطوطة-المملكة-العربية-السعودية-1394x527.png" descr="toppng.com-مخطوطة-المملكة-العربية-السعودية-1394x527.png"/>
-                  <pic:cNvPicPr>
-                    <a:picLocks noChangeAspect="1"/>
-                  </pic:cNvPicPr>
+                  <pic:cNvPr id="0" name="toppng.com-مخطوطة-المملكة-العربية-السعودية-1394x527.png"/>
+                  <pic:cNvPicPr/>
                 </pic:nvPicPr>
                 <pic:blipFill>
-                  <a:blip r:embed="rId1"/>
+                  <a:blip r:embed="rId2"/>
                   <a:stretch>
                     <a:fillRect/>
                   </a:stretch>
@@ -3610,53 +3326,318 @@
                 <pic:spPr>
                   <a:xfrm>
                     <a:off x="0" y="0"/>
-                    <a:ext cx="1731645" cy="525780"/>
+                    <a:ext cx="1731645" cy="499110"/>
                   </a:xfrm>
                   <a:prstGeom prst="rect">
                     <a:avLst/>
                   </a:prstGeom>
-                  <a:ln w="12700" cap="flat">
-                    <a:noFill/>
-                    <a:miter lim="400000"/>
-                  </a:ln>
-                  <a:effectLst/>
                 </pic:spPr>
               </pic:pic>
             </a:graphicData>
           </a:graphic>
+          <wp14:sizeRelV relativeFrom="margin">
+            <wp14:pctHeight>0</wp14:pctHeight>
+          </wp14:sizeRelV>
         </wp:anchor>
       </w:drawing>
     </w:r>
     <w:r>
       <w:rPr>
         <w:noProof/>
+        <w:rtl/>
+      </w:rPr>
+      <mc:AlternateContent>
+        <mc:Choice Requires="wps">
+          <w:drawing>
+            <wp:anchor distT="0" distB="0" distL="114300" distR="114300" simplePos="0" relativeHeight="251662336" behindDoc="0" locked="0" layoutInCell="1" allowOverlap="1" wp14:anchorId="257D3A58" wp14:editId="50341883">
+              <wp:simplePos x="0" y="0"/>
+              <wp:positionH relativeFrom="column">
+                <wp:posOffset>4024630</wp:posOffset>
+              </wp:positionH>
+              <wp:positionV relativeFrom="paragraph">
+                <wp:posOffset>537441</wp:posOffset>
+              </wp:positionV>
+              <wp:extent cx="1956435" cy="443865"/>
+              <wp:effectExtent l="0" t="0" r="0" b="0"/>
+              <wp:wrapNone/>
+              <wp:docPr id="2" name="Text Box 3"/>
+              <wp:cNvGraphicFramePr>
+                <a:graphicFrameLocks xmlns:a="http://schemas.openxmlformats.org/drawingml/2006/main"/>
+              </wp:cNvGraphicFramePr>
+              <a:graphic xmlns:a="http://schemas.openxmlformats.org/drawingml/2006/main">
+                <a:graphicData uri="http://schemas.microsoft.com/office/word/2010/wordprocessingShape">
+                  <wps:wsp>
+                    <wps:cNvSpPr txBox="1">
+                      <a:spLocks noChangeArrowheads="1"/>
+                    </wps:cNvSpPr>
+                    <wps:spPr bwMode="auto">
+                      <a:xfrm>
+                        <a:off x="0" y="0"/>
+                        <a:ext cx="1956435" cy="443865"/>
+                      </a:xfrm>
+                      <a:prstGeom prst="rect">
+                        <a:avLst/>
+                      </a:prstGeom>
+                      <a:noFill/>
+                      <a:ln>
+                        <a:noFill/>
+                      </a:ln>
+                      <a:extLst>
+                        <a:ext uri="{909E8E84-426E-40DD-AFC4-6F175D3DCCD1}">
+                          <a14:hiddenFill xmlns:a14="http://schemas.microsoft.com/office/drawing/2010/main">
+                            <a:solidFill>
+                              <a:srgbClr val="FFFFFF"/>
+                            </a:solidFill>
+                          </a14:hiddenFill>
+                        </a:ext>
+                        <a:ext uri="{91240B29-F687-4F45-9708-019B960494DF}">
+                          <a14:hiddenLine xmlns:a14="http://schemas.microsoft.com/office/drawing/2010/main" w="9525">
+                            <a:solidFill>
+                              <a:srgbClr val="000000"/>
+                            </a:solidFill>
+                            <a:miter lim="800000"/>
+                            <a:headEnd/>
+                            <a:tailEnd/>
+                          </a14:hiddenLine>
+                        </a:ext>
+                      </a:extLst>
+                    </wps:spPr>
+                    <wps:txbx>
+                      <w:txbxContent>
+                        <w:p>
+                          <w:pPr>
+                            <w:spacing w:after="0" w:line="168" w:lineRule="auto"/>
+                            <w:contextualSpacing/>
+                            <w:jc w:val="center"/>
+                            <w:rPr>
+                              <w:rFonts w:cs="Farsi Simple Bold"/>
+                              <w:sz w:val="36"/>
+                              <w:szCs w:val="36"/>
+                              <w:rtl/>
+                            </w:rPr>
+                          </w:pPr>
+                          <w:r>
+                            <w:rPr>
+                              <w:rFonts w:cs="Farsi Simple Bold"/>
+                              <w:sz w:val="36"/>
+                              <w:szCs w:val="36"/>
+                              <w:rtl/>
+                            </w:rPr>
+                            <w:t xml:space="preserve"> </w:t>
+                          </w:r>
+                          <w:r>
+                            <w:rPr>
+                              <w:rFonts w:cs="Farsi Simple Bold"/>
+                              <w:sz w:val="36"/>
+                              <w:szCs w:val="36"/>
+                              <w:rtl/>
+                            </w:rPr>
+                            <w:t>المديرية العامة للجوازات</w:t>
+                          </w:r>
+                        </w:p>
+                        <w:p>
+                          <w:pPr>
+                            <w:tabs>
+                              <w:tab w:val="center" w:pos="4153"/>
+                              <w:tab w:val="right" w:pos="8306"/>
+                            </w:tabs>
+                            <w:spacing w:after="0" w:line="168" w:lineRule="auto"/>
+                            <w:ind w:left="-150"/>
+                            <w:contextualSpacing/>
+                            <w:rPr>
+                              <w:rFonts w:ascii="Trebuchet MS" w:eastAsia="Times New Roman" w:hAnsi="Trebuchet MS" w:cs="AL-Mohanad Bold"/>
+                              <w:b/>
+                              <w:bCs/>
+                              <w:sz w:val="24"/>
+                              <w:szCs w:val="24"/>
+                              <w:rtl/>
+                              <w:lang w:eastAsia="ar-SA"/>
+                            </w:rPr>
+                          </w:pPr>
+                          <w:r>
+                            <w:rPr>
+                              <w:rFonts w:ascii="Trebuchet MS" w:eastAsia="Times New Roman" w:hAnsi="Trebuchet MS" w:cs="AL-Mohanad Bold"/>
+                              <w:b/>
+                              <w:bCs/>
+                              <w:sz w:val="24"/>
+                              <w:szCs w:val="24"/>
+                              <w:rtl/>
+                              <w:lang w:eastAsia="ar-SA"/>
+                            </w:rPr>
+                            <w:t xml:space="preserve"> </w:t>
+                          </w:r>
+                        </w:p>
+                        <w:p>
+                          <w:pPr>
+                            <w:spacing w:after="0" w:line="240" w:lineRule="auto"/>
+                            <w:jc w:val="center"/>
+                            <w:rPr>
+                              <w:rFonts w:cs="Farsi Simple Bold"/>
+                              <w:sz w:val="36"/>
+                              <w:szCs w:val="36"/>
+                            </w:rPr>
+                          </w:pPr>
+                        </w:p>
+                      </w:txbxContent>
+                    </wps:txbx>
+                    <wps:bodyPr rot="0" vert="horz" wrap="square" lIns="91440" tIns="45720" rIns="91440" bIns="45720" anchor="t" anchorCtr="0" upright="1">
+                      <a:noAutofit/>
+                    </wps:bodyPr>
+                  </wps:wsp>
+                </a:graphicData>
+              </a:graphic>
+              <wp14:sizeRelH relativeFrom="margin">
+                <wp14:pctWidth>0</wp14:pctWidth>
+              </wp14:sizeRelH>
+              <wp14:sizeRelV relativeFrom="margin">
+                <wp14:pctHeight>0</wp14:pctHeight>
+              </wp14:sizeRelV>
+            </wp:anchor>
+          </w:drawing>
+        </mc:Choice>
+        <mc:Fallback>
+          <w:pict>
+            <v:shape w14:anchorId="257D3A58" id="Text Box 3" o:spid="_x0000_s1027" type="#_x0000_t202" style="position:absolute;left:0;text-align:left;margin-left:316.9pt;margin-top:42.3pt;width:154.05pt;height:34.95pt;z-index:251662336;visibility:visible;mso-wrap-style:square;mso-width-percent:0;mso-height-percent:0;mso-wrap-distance-left:9pt;mso-wrap-distance-top:0;mso-wrap-distance-right:9pt;mso-wrap-distance-bottom:0;mso-position-horizontal:absolute;mso-position-horizontal-relative:text;mso-position-vertical:absolute;mso-position-vertical-relative:text;mso-width-percent:0;mso-height-percent:0;mso-width-relative:margin;mso-height-relative:margin;v-text-anchor:top" o:gfxdata="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" filled="f" stroked="f">
+              <v:textbox>
+                <w:txbxContent>
+                  <w:p>
+                    <w:pPr>
+                      <w:spacing w:after="0" w:line="168" w:lineRule="auto"/>
+                      <w:contextualSpacing/>
+                      <w:jc w:val="center"/>
+                      <w:rPr>
+                        <w:rFonts w:cs="Farsi Simple Bold"/>
+                        <w:sz w:val="36"/>
+                        <w:szCs w:val="36"/>
+                        <w:rtl/>
+                      </w:rPr>
+                    </w:pPr>
+                    <w:r>
+                      <w:rPr>
+                        <w:rFonts w:cs="Farsi Simple Bold"/>
+                        <w:sz w:val="36"/>
+                        <w:szCs w:val="36"/>
+                        <w:rtl/>
+                      </w:rPr>
+                      <w:t xml:space="preserve"> </w:t>
+                    </w:r>
+                    <w:r>
+                      <w:rPr>
+                        <w:rFonts w:cs="Farsi Simple Bold"/>
+                        <w:sz w:val="36"/>
+                        <w:szCs w:val="36"/>
+                        <w:rtl/>
+                      </w:rPr>
+                      <w:t>المديرية العامة للجوازات</w:t>
+                    </w:r>
+                  </w:p>
+                  <w:p>
+                    <w:pPr>
+                      <w:tabs>
+                        <w:tab w:val="center" w:pos="4153"/>
+                        <w:tab w:val="right" w:pos="8306"/>
+                      </w:tabs>
+                      <w:spacing w:after="0" w:line="168" w:lineRule="auto"/>
+                      <w:ind w:left="-150"/>
+                      <w:contextualSpacing/>
+                      <w:rPr>
+                        <w:rFonts w:ascii="Trebuchet MS" w:eastAsia="Times New Roman" w:hAnsi="Trebuchet MS" w:cs="AL-Mohanad Bold"/>
+                        <w:b/>
+                        <w:bCs/>
+                        <w:sz w:val="24"/>
+                        <w:szCs w:val="24"/>
+                        <w:rtl/>
+                        <w:lang w:eastAsia="ar-SA"/>
+                      </w:rPr>
+                    </w:pPr>
+                    <w:r>
+                      <w:rPr>
+                        <w:rFonts w:ascii="Trebuchet MS" w:eastAsia="Times New Roman" w:hAnsi="Trebuchet MS" w:cs="AL-Mohanad Bold"/>
+                        <w:b/>
+                        <w:bCs/>
+                        <w:sz w:val="24"/>
+                        <w:szCs w:val="24"/>
+                        <w:rtl/>
+                        <w:lang w:eastAsia="ar-SA"/>
+                      </w:rPr>
+                      <w:t xml:space="preserve"> </w:t>
+                    </w:r>
+                  </w:p>
+                  <w:p>
+                    <w:pPr>
+                      <w:spacing w:after="0" w:line="240" w:lineRule="auto"/>
+                      <w:jc w:val="center"/>
+                      <w:rPr>
+                        <w:rFonts w:cs="Farsi Simple Bold"/>
+                        <w:sz w:val="36"/>
+                        <w:szCs w:val="36"/>
+                      </w:rPr>
+                    </w:pPr>
+                  </w:p>
+                </w:txbxContent>
+              </v:textbox>
+            </v:shape>
+          </w:pict>
+        </mc:Fallback>
+      </mc:AlternateContent>
+    </w:r>
+    <w:r>
+      <w:rPr>
+        <w:noProof/>
+        <w:rtl/>
       </w:rPr>
       <w:drawing>
-        <wp:anchor distT="152400" distB="152400" distL="152400" distR="152400" simplePos="0" relativeHeight="251659264" behindDoc="1" locked="0" layoutInCell="1" allowOverlap="1" wp14:anchorId="688BEE48" wp14:editId="5B4126E2">
+        <wp:anchor distT="0" distB="0" distL="114300" distR="114300" simplePos="0" relativeHeight="251664384" behindDoc="1" locked="0" layoutInCell="1" allowOverlap="1" wp14:anchorId="799D2B8F" wp14:editId="1D9D0237">
           <wp:simplePos x="0" y="0"/>
-          <wp:positionH relativeFrom="page">
-            <wp:posOffset>95250</wp:posOffset>
+          <wp:positionH relativeFrom="column">
+            <wp:posOffset>2067560</wp:posOffset>
           </wp:positionH>
-          <wp:positionV relativeFrom="page">
-            <wp:posOffset>1791970</wp:posOffset>
+          <wp:positionV relativeFrom="paragraph">
+            <wp:posOffset>-78105</wp:posOffset>
           </wp:positionV>
-          <wp:extent cx="7302731" cy="8136000"/>
+          <wp:extent cx="1146175" cy="1318260"/>
           <wp:effectExtent l="0" t="0" r="0" b="0"/>
-          <wp:wrapNone/>
-          <wp:docPr id="1073741826" name="officeArt object" descr="مشروع جديد (1) (1).png"/>
-          <wp:cNvGraphicFramePr/>
+          <wp:wrapTight wrapText="bothSides">
+            <wp:wrapPolygon edited="0">
+              <wp:start x="10052" y="0"/>
+              <wp:lineTo x="6462" y="2185"/>
+              <wp:lineTo x="5744" y="3121"/>
+              <wp:lineTo x="6462" y="4994"/>
+              <wp:lineTo x="0" y="11237"/>
+              <wp:lineTo x="0" y="11861"/>
+              <wp:lineTo x="3231" y="14983"/>
+              <wp:lineTo x="1077" y="18104"/>
+              <wp:lineTo x="1436" y="19665"/>
+              <wp:lineTo x="9334" y="20913"/>
+              <wp:lineTo x="9693" y="21225"/>
+              <wp:lineTo x="11488" y="21225"/>
+              <wp:lineTo x="11847" y="20913"/>
+              <wp:lineTo x="19745" y="19665"/>
+              <wp:lineTo x="20463" y="17792"/>
+              <wp:lineTo x="17950" y="14983"/>
+              <wp:lineTo x="21181" y="11861"/>
+              <wp:lineTo x="21181" y="11237"/>
+              <wp:lineTo x="20104" y="9988"/>
+              <wp:lineTo x="14719" y="4994"/>
+              <wp:lineTo x="15796" y="3746"/>
+              <wp:lineTo x="14719" y="2185"/>
+              <wp:lineTo x="11488" y="0"/>
+              <wp:lineTo x="10052" y="0"/>
+            </wp:wrapPolygon>
+          </wp:wrapTight>
+          <wp:docPr id="760980303" name="صورة 5" descr="الجوازات السعودية.png"/>
+          <wp:cNvGraphicFramePr>
+            <a:graphicFrameLocks xmlns:a="http://schemas.openxmlformats.org/drawingml/2006/main" noChangeAspect="1"/>
+          </wp:cNvGraphicFramePr>
           <a:graphic xmlns:a="http://schemas.openxmlformats.org/drawingml/2006/main">
             <a:graphicData uri="http://schemas.openxmlformats.org/drawingml/2006/picture">
               <pic:pic xmlns:pic="http://schemas.openxmlformats.org/drawingml/2006/picture">
                 <pic:nvPicPr>
-                  <pic:cNvPr id="1073741826" name="مشروع جديد (1) (1).png" descr="مشروع جديد (1) (1).png"/>
-                  <pic:cNvPicPr>
-                    <a:picLocks noChangeAspect="1"/>
-                  </pic:cNvPicPr>
+                  <pic:cNvPr id="0" name="الجوازات السعودية.png"/>
+                  <pic:cNvPicPr/>
                 </pic:nvPicPr>
                 <pic:blipFill>
-                  <a:blip r:embed="rId2"/>
-                  <a:srcRect/>
+                  <a:blip r:embed="rId3"/>
                   <a:stretch>
                     <a:fillRect/>
                   </a:stretch>
@@ -3664,52 +3645,62 @@
                 <pic:spPr>
                   <a:xfrm>
                     <a:off x="0" y="0"/>
-                    <a:ext cx="7302731" cy="8136000"/>
+                    <a:ext cx="1146175" cy="1318260"/>
                   </a:xfrm>
                   <a:prstGeom prst="rect">
                     <a:avLst/>
                   </a:prstGeom>
-                  <a:ln w="12700" cap="flat">
-                    <a:noFill/>
-                    <a:miter lim="400000"/>
-                  </a:ln>
-                  <a:effectLst/>
                 </pic:spPr>
               </pic:pic>
             </a:graphicData>
           </a:graphic>
+          <wp14:sizeRelV relativeFrom="margin">
+            <wp14:pctHeight>0</wp14:pctHeight>
+          </wp14:sizeRelV>
         </wp:anchor>
       </w:drawing>
     </w:r>
     <w:r>
       <w:rPr>
         <w:noProof/>
+        <w:rtl/>
       </w:rPr>
       <w:drawing>
-        <wp:anchor distT="152400" distB="152400" distL="152400" distR="152400" simplePos="0" relativeHeight="251660288" behindDoc="1" locked="0" layoutInCell="1" allowOverlap="1" wp14:anchorId="6D7D8710" wp14:editId="03B35E49">
+        <wp:anchor distT="0" distB="0" distL="114300" distR="114300" simplePos="0" relativeHeight="251663360" behindDoc="1" locked="0" layoutInCell="1" allowOverlap="1" wp14:anchorId="2B6AB5CC" wp14:editId="37CD2754">
           <wp:simplePos x="0" y="0"/>
-          <wp:positionH relativeFrom="page">
-            <wp:posOffset>3333750</wp:posOffset>
+          <wp:positionH relativeFrom="column">
+            <wp:posOffset>2190750</wp:posOffset>
           </wp:positionH>
-          <wp:positionV relativeFrom="page">
-            <wp:posOffset>64135</wp:posOffset>
+          <wp:positionV relativeFrom="paragraph">
+            <wp:posOffset>-385445</wp:posOffset>
           </wp:positionV>
           <wp:extent cx="906145" cy="307340"/>
           <wp:effectExtent l="0" t="0" r="0" b="0"/>
-          <wp:wrapNone/>
-          <wp:docPr id="1073741827" name="officeArt object" descr="[CITYPNG.COM]HD Bismilah Arab Calligraphy بسم الله الرحمان الرحيم Basmalah PNG - 2400x898.png"/>
-          <wp:cNvGraphicFramePr/>
+          <wp:wrapTight wrapText="bothSides">
+            <wp:wrapPolygon edited="0">
+              <wp:start x="1816" y="2678"/>
+              <wp:lineTo x="1362" y="18744"/>
+              <wp:lineTo x="3179" y="18744"/>
+              <wp:lineTo x="19526" y="18744"/>
+              <wp:lineTo x="20889" y="18744"/>
+              <wp:lineTo x="21343" y="12050"/>
+              <wp:lineTo x="20434" y="2678"/>
+              <wp:lineTo x="1816" y="2678"/>
+            </wp:wrapPolygon>
+          </wp:wrapTight>
+          <wp:docPr id="1157517029" name="صورة 1157517029" descr="[CITYPNG.COM]HD Bismilah Arab Calligraphy بسم الله الرحمان الرحيم Basmalah PNG - 2400x898.png"/>
+          <wp:cNvGraphicFramePr>
+            <a:graphicFrameLocks xmlns:a="http://schemas.openxmlformats.org/drawingml/2006/main" noChangeAspect="1"/>
+          </wp:cNvGraphicFramePr>
           <a:graphic xmlns:a="http://schemas.openxmlformats.org/drawingml/2006/main">
             <a:graphicData uri="http://schemas.openxmlformats.org/drawingml/2006/picture">
               <pic:pic xmlns:pic="http://schemas.openxmlformats.org/drawingml/2006/picture">
                 <pic:nvPicPr>
-                  <pic:cNvPr id="1073741827" name="[CITYPNG.COM]HD Bismilah Arab Calligraphy بسم الله الرحمان الرحيم Basmalah PNG - 2400x898.png" descr="[CITYPNG.COM]HD Bismilah Arab Calligraphy بسم الله الرحمان الرحيم Basmalah PNG - 2400x898.png"/>
-                  <pic:cNvPicPr>
-                    <a:picLocks noChangeAspect="1"/>
-                  </pic:cNvPicPr>
+                  <pic:cNvPr id="0" name="[CITYPNG.COM]HD Bismilah Arab Calligraphy بسم الله الرحمان الرحيم Basmalah PNG - 2400x898.png"/>
+                  <pic:cNvPicPr/>
                 </pic:nvPicPr>
                 <pic:blipFill>
-                  <a:blip r:embed="rId3"/>
+                  <a:blip r:embed="rId4"/>
                   <a:stretch>
                     <a:fillRect/>
                   </a:stretch>
@@ -3722,227 +3713,22 @@
                   <a:prstGeom prst="rect">
                     <a:avLst/>
                   </a:prstGeom>
-                  <a:ln w="12700" cap="flat">
-                    <a:noFill/>
-                    <a:miter lim="400000"/>
-                  </a:ln>
-                  <a:effectLst/>
                 </pic:spPr>
               </pic:pic>
             </a:graphicData>
           </a:graphic>
+          <wp14:sizeRelV relativeFrom="margin">
+            <wp14:pctHeight>0</wp14:pctHeight>
+          </wp14:sizeRelV>
         </wp:anchor>
       </w:drawing>
-    </w:r>
-    <w:r>
-      <w:rPr>
-        <w:noProof/>
-      </w:rPr>
-      <w:drawing>
-        <wp:anchor distT="152400" distB="152400" distL="152400" distR="152400" simplePos="0" relativeHeight="251661312" behindDoc="1" locked="0" layoutInCell="1" allowOverlap="1" wp14:anchorId="1334D889" wp14:editId="6D63B438">
-          <wp:simplePos x="0" y="0"/>
-          <wp:positionH relativeFrom="page">
-            <wp:posOffset>3206750</wp:posOffset>
-          </wp:positionH>
-          <wp:positionV relativeFrom="page">
-            <wp:posOffset>452755</wp:posOffset>
-          </wp:positionV>
-          <wp:extent cx="1146175" cy="1286510"/>
-          <wp:effectExtent l="0" t="0" r="0" b="0"/>
-          <wp:wrapNone/>
-          <wp:docPr id="1073741828" name="officeArt object" descr="الجوازات السعودية.png"/>
-          <wp:cNvGraphicFramePr/>
-          <a:graphic xmlns:a="http://schemas.openxmlformats.org/drawingml/2006/main">
-            <a:graphicData uri="http://schemas.openxmlformats.org/drawingml/2006/picture">
-              <pic:pic xmlns:pic="http://schemas.openxmlformats.org/drawingml/2006/picture">
-                <pic:nvPicPr>
-                  <pic:cNvPr id="1073741828" name="الجوازات السعودية.png" descr="الجوازات السعودية.png"/>
-                  <pic:cNvPicPr>
-                    <a:picLocks noChangeAspect="1"/>
-                  </pic:cNvPicPr>
-                </pic:nvPicPr>
-                <pic:blipFill>
-                  <a:blip r:embed="rId4"/>
-                  <a:stretch>
-                    <a:fillRect/>
-                  </a:stretch>
-                </pic:blipFill>
-                <pic:spPr>
-                  <a:xfrm>
-                    <a:off x="0" y="0"/>
-                    <a:ext cx="1146175" cy="1286510"/>
-                  </a:xfrm>
-                  <a:prstGeom prst="rect">
-                    <a:avLst/>
-                  </a:prstGeom>
-                  <a:ln w="12700" cap="flat">
-                    <a:noFill/>
-                    <a:miter lim="400000"/>
-                  </a:ln>
-                  <a:effectLst/>
-                </pic:spPr>
-              </pic:pic>
-            </a:graphicData>
-          </a:graphic>
-        </wp:anchor>
-      </w:drawing>
-    </w:r>
-    <w:r>
-      <w:rPr>
-        <w:noProof/>
-      </w:rPr>
-      <mc:AlternateContent>
-        <mc:Choice Requires="wps">
-          <w:drawing>
-            <wp:anchor distT="152400" distB="152400" distL="152400" distR="152400" simplePos="0" relativeHeight="251662336" behindDoc="1" locked="0" layoutInCell="1" allowOverlap="1" wp14:anchorId="2505A7E1" wp14:editId="63B6B4BC">
-              <wp:simplePos x="0" y="0"/>
-              <wp:positionH relativeFrom="page">
-                <wp:posOffset>5447665</wp:posOffset>
-              </wp:positionH>
-              <wp:positionV relativeFrom="page">
-                <wp:posOffset>654050</wp:posOffset>
-              </wp:positionV>
-              <wp:extent cx="1480186" cy="461645"/>
-              <wp:effectExtent l="0" t="0" r="0" b="0"/>
-              <wp:wrapNone/>
-              <wp:docPr id="1073741829" name="officeArt object" descr="مربع نص 23"/>
-              <wp:cNvGraphicFramePr/>
-              <a:graphic xmlns:a="http://schemas.openxmlformats.org/drawingml/2006/main">
-                <a:graphicData uri="http://schemas.microsoft.com/office/word/2010/wordprocessingShape">
-                  <wps:wsp>
-                    <wps:cNvSpPr txBox="1"/>
-                    <wps:spPr>
-                      <a:xfrm>
-                        <a:off x="0" y="0"/>
-                        <a:ext cx="1480186" cy="461645"/>
-                      </a:xfrm>
-                      <a:prstGeom prst="rect">
-                        <a:avLst/>
-                      </a:prstGeom>
-                      <a:noFill/>
-                      <a:ln w="12700" cap="flat">
-                        <a:noFill/>
-                        <a:miter lim="400000"/>
-                      </a:ln>
-                      <a:effectLst/>
-                    </wps:spPr>
-                    <wps:txbx>
-                      <w:txbxContent>
-                        <w:p>
-                          <w:pPr>
-                            <w:spacing w:after="0" w:line="240" w:lineRule="auto"/>
-                            <w:jc w:val="center"/>
-                            <w:rPr>
-                              <w:rFonts w:hint="default"/>
-                            </w:rPr>
-                          </w:pPr>
-                          <w:r>
-                            <w:rPr>
-                              <w:sz w:val="36"/>
-                              <w:szCs w:val="36"/>
-                              <w:rtl/>
-                              <w:lang w:val="ar-SA"/>
-                            </w:rPr>
-                            <w:t>وزارة</w:t>
-                          </w:r>
-                          <w:r>
-                            <w:rPr>
-                              <w:rFonts w:ascii="Helvetica" w:hAnsi="Helvetica"/>
-                              <w:sz w:val="36"/>
-                              <w:szCs w:val="36"/>
-                              <w:rtl/>
-                              <w:lang w:val="ar-SA"/>
-                            </w:rPr>
-                            <w:t xml:space="preserve"> </w:t>
-                          </w:r>
-                          <w:r>
-                            <w:rPr>
-                              <w:sz w:val="36"/>
-                              <w:szCs w:val="36"/>
-                              <w:rtl/>
-                              <w:lang w:val="ar-SA"/>
-                            </w:rPr>
-                            <w:t>الداخلية</w:t>
-                          </w:r>
-                        </w:p>
-                      </w:txbxContent>
-                    </wps:txbx>
-                    <wps:bodyPr wrap="square" lIns="45719" tIns="45719" rIns="45719" bIns="45719" numCol="1" anchor="t">
-                      <a:noAutofit/>
-                    </wps:bodyPr>
-                  </wps:wsp>
-                </a:graphicData>
-              </a:graphic>
-            </wp:anchor>
-          </w:drawing>
-        </mc:Choice>
-        <mc:Fallback>
-          <w:pict>
-            <v:shape w14:anchorId="2505A7E1" id="_x0000_s1027" type="#_x0000_t202" alt="مربع نص 23" style="position:absolute;margin-left:428.95pt;margin-top:51.5pt;width:116.55pt;height:36.35pt;z-index:-251654144;visibility:visible;mso-wrap-style:square;mso-wrap-distance-left:12pt;mso-wrap-distance-top:12pt;mso-wrap-distance-right:12pt;mso-wrap-distance-bottom:12pt;mso-position-horizontal:absolute;mso-position-horizontal-relative:page;mso-position-vertical:absolute;mso-position-vertical-relative:page;v-text-anchor:top" o:gfxdata="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" filled="f" stroked="f" strokeweight="1pt">
-              <v:stroke miterlimit="4"/>
-              <v:textbox inset="1.27mm,1.27mm,1.27mm,1.27mm">
-                <w:txbxContent>
-                  <w:p>
-                    <w:pPr>
-                      <w:spacing w:after="0" w:line="240" w:lineRule="auto"/>
-                      <w:jc w:val="center"/>
-                      <w:rPr>
-                        <w:rFonts w:hint="default"/>
-                      </w:rPr>
-                    </w:pPr>
-                    <w:r>
-                      <w:rPr>
-                        <w:sz w:val="36"/>
-                        <w:szCs w:val="36"/>
-                        <w:rtl/>
-                        <w:lang w:val="ar-SA"/>
-                      </w:rPr>
-                      <w:t>وزارة</w:t>
-                    </w:r>
-                    <w:r>
-                      <w:rPr>
-                        <w:rFonts w:ascii="Helvetica" w:hAnsi="Helvetica"/>
-                        <w:sz w:val="36"/>
-                        <w:szCs w:val="36"/>
-                        <w:rtl/>
-                        <w:lang w:val="ar-SA"/>
-                      </w:rPr>
-                      <w:t xml:space="preserve"> </w:t>
-                    </w:r>
-                    <w:r>
-                      <w:rPr>
-                        <w:sz w:val="36"/>
-                        <w:szCs w:val="36"/>
-                        <w:rtl/>
-                        <w:lang w:val="ar-SA"/>
-                      </w:rPr>
-                      <w:t>الداخلية</w:t>
-                    </w:r>
-                  </w:p>
-                </w:txbxContent>
-              </v:textbox>
-              <w10:wrap anchorx="page" anchory="page"/>
-            </v:shape>
-          </w:pict>
-        </mc:Fallback>
-      </mc:AlternateContent>
     </w:r>
   </w:p>
 </w:hdr>
 </file>
 
-<file path=word/header3.xml><?xml version="1.0" encoding="utf-8"?>
-<w:hdr xmlns:wpc="http://schemas.microsoft.com/office/word/2010/wordprocessingCanvas" xmlns:cx="http://schemas.microsoft.com/office/drawing/2014/chartex" xmlns:cx1="http://schemas.microsoft.com/office/drawing/2015/9/8/chartex" xmlns:cx2="http://schemas.microsoft.com/office/drawing/2015/10/21/chartex" xmlns:cx3="http://schemas.microsoft.com/office/drawing/2016/5/9/chartex" xmlns:cx4="http://schemas.microsoft.com/office/drawing/2016/5/10/chartex" xmlns:cx5="http://schemas.microsoft.com/office/drawing/2016/5/11/chartex" xmlns:cx6="http://schemas.microsoft.com/office/drawing/2016/5/12/chartex" xmlns:cx7="http://schemas.microsoft.com/office/drawing/2016/5/13/chartex" xmlns:cx8="http://schemas.microsoft.com/office/drawing/2016/5/14/chartex" xmlns:mc="http://schemas.openxmlformats.org/markup-compatibility/2006" xmlns:aink="http://schemas.microsoft.com/office/drawing/2016/ink" xmlns:am3d="http://schemas.microsoft.com/office/drawing/2017/model3d" xmlns:o="urn:schemas-microsoft-com:office:office" xmlns:oel="http://schemas.microsoft.com/office/2019/extlst" xmlns:r="http://schemas.openxmlformats.org/officeDocument/2006/relationships" xmlns:m="http://schemas.openxmlformats.org/officeDocument/2006/math" xmlns:v="urn:schemas-microsoft-com:vml" xmlns:wp14="http://schemas.microsoft.com/office/word/2010/wordprocessingDrawing" xmlns:wp="http://schemas.openxmlformats.org/drawingml/2006/wordprocessingDrawing" xmlns:w10="urn:schemas-microsoft-com:office:word" xmlns:w="http://schemas.openxmlformats.org/wordprocessingml/2006/main" xmlns:w14="http://schemas.microsoft.com/office/word/2010/wordml" xmlns:w15="http://schemas.microsoft.com/office/word/2012/wordml" xmlns:w16cex="http://schemas.microsoft.com/office/word/2018/wordml/cex" xmlns:w16cid="http://schemas.microsoft.com/office/word/2016/wordml/cid" xmlns:w16="http://schemas.microsoft.com/office/word/2018/wordml" xmlns:w16du="http://schemas.microsoft.com/office/word/2023/wordml/word16du" xmlns:w16sdtdh="http://schemas.microsoft.com/office/word/2020/wordml/sdtdatahash" xmlns:w16se="http://schemas.microsoft.com/office/word/2015/wordml/symex" xmlns:wpg="http://schemas.microsoft.com/office/word/2010/wordprocessingGroup" xmlns:wpi="http://schemas.microsoft.com/office/word/2010/wordprocessingInk" xmlns:wne="http://schemas.microsoft.com/office/word/2006/wordml" xmlns:wps="http://schemas.microsoft.com/office/word/2010/wordprocessingShape" mc:Ignorable="w14 w15 w16se w16cid w16 w16cex w16sdtdh w16du wp14">
-  <w:p>
-    <w:pPr>
-      <w:pStyle w:val="a3"/>
-    </w:pPr>
-  </w:p>
-</w:hdr>
-</file>
-
 <file path=word/styles.xml><?xml version="1.0" encoding="utf-8"?>
-<w:styles xmlns:mc="http://schemas.openxmlformats.org/markup-compatibility/2006" xmlns:r="http://schemas.openxmlformats.org/officeDocument/2006/relationships" xmlns:w="http://schemas.openxmlformats.org/wordprocessingml/2006/main" xmlns:w14="http://schemas.microsoft.com/office/word/2010/wordml" xmlns:w15="http://schemas.microsoft.com/office/word/2012/wordml" xmlns:w16cex="http://schemas.microsoft.com/office/word/2018/wordml/cex" xmlns:w16cid="http://schemas.microsoft.com/office/word/2016/wordml/cid" xmlns:w16="http://schemas.microsoft.com/office/word/2018/wordml" xmlns:w16du="http://schemas.microsoft.com/office/word/2023/wordml/word16du" xmlns:w16sdtdh="http://schemas.microsoft.com/office/word/2020/wordml/sdtdatahash" xmlns:w16se="http://schemas.microsoft.com/office/word/2015/wordml/symex" mc:Ignorable="w14 w15 w16se w16cid w16 w16cex w16sdtdh w16du">
+<w:styles xmlns:mc="http://schemas.openxmlformats.org/markup-compatibility/2006" xmlns:r="http://schemas.openxmlformats.org/officeDocument/2006/relationships" xmlns:w="http://schemas.openxmlformats.org/wordprocessingml/2006/main" xmlns:w14="http://schemas.microsoft.com/office/word/2010/wordml" xmlns:w15="http://schemas.microsoft.com/office/word/2012/wordml" xmlns:w16cex="http://schemas.microsoft.com/office/word/2018/wordml/cex" xmlns:w16cid="http://schemas.microsoft.com/office/word/2016/wordml/cid" xmlns:w16="http://schemas.microsoft.com/office/word/2018/wordml" xmlns:w16du="http://schemas.microsoft.com/office/word/2023/wordml/word16du" xmlns:w16sdtdh="http://schemas.microsoft.com/office/word/2020/wordml/sdtdatahash" xmlns:w16sdtfl="http://schemas.microsoft.com/office/word/2024/wordml/sdtformatlock" xmlns:w16se="http://schemas.microsoft.com/office/word/2015/wordml/symex" mc:Ignorable="w14 w15 w16se w16cid w16 w16cex w16sdtdh w16sdtfl w16du">
   <w:docDefaults>
     <w:rPrDefault>
       <w:rPr>
@@ -4404,6 +4190,8 @@
   </w:style>
   <w:style w:type="paragraph" w:styleId="a3">
     <w:name w:val="header"/>
+    <w:link w:val="Char"/>
+    <w:uiPriority w:val="99"/>
     <w:pPr>
       <w:tabs>
         <w:tab w:val="center" w:pos="4153"/>
@@ -4876,6 +4664,21 @@
       </w:rPr>
     </w:tblStylePr>
   </w:style>
+  <w:style w:type="character" w:customStyle="1" w:styleId="Char">
+    <w:name w:val="رأس الصفحة Char"/>
+    <w:basedOn w:val="a0"/>
+    <w:link w:val="a3"/>
+    <w:uiPriority w:val="99"/>
+    <w:rsid w:val="001A7425"/>
+    <w:rPr>
+      <w:rFonts w:ascii="Helvetica" w:hAnsi="Helvetica" w:cs="Arial Unicode MS"/>
+      <w:color w:val="000000"/>
+      <w:kern w:val="2"/>
+      <w:sz w:val="24"/>
+      <w:szCs w:val="24"/>
+      <w:u w:color="000000"/>
+    </w:rPr>
+  </w:style>
 </w:styles>
 </file>
 
